--- a/LLDD/word/FE/LLDD-FE-Document-Detail.docx
+++ b/LLDD/word/FE/LLDD-FE-Document-Detail.docx
@@ -2824,7 +2824,22 @@
                 <w:rFonts w:ascii="Arial" w:hAnsi="Arial" w:eastAsia="Arial" w:cs="Tahoma"/>
                 <w:sz w:val="18"/>
               </w:rPr>
-              <w:t>verbatim from actionOptions</w:t>
+              <w:t>actionOptions[].</w:t>
+            </w:r>
+            <w:r>
+              <w:rPr>
+                <w:rFonts w:ascii="Arial" w:hAnsi="Arial" w:eastAsia="Arial" w:cs="Tahoma"/>
+                <w:b/>
+                <w:sz w:val="18"/>
+              </w:rPr>
+              <w:t>value</w:t>
+            </w:r>
+            <w:r>
+              <w:rPr>
+                <w:rFonts w:ascii="Arial" w:hAnsi="Arial" w:eastAsia="Arial" w:cs="Tahoma"/>
+                <w:sz w:val="18"/>
+              </w:rPr>
+              <w:t xml:space="preserve"> (ไม่ใช่ label)</w:t>
             </w:r>
           </w:p>
         </w:tc>
@@ -8825,7 +8840,22 @@
                 <w:rFonts w:ascii="Arial" w:hAnsi="Arial" w:eastAsia="Arial" w:cs="Tahoma"/>
                 <w:sz w:val="18"/>
               </w:rPr>
-              <w:t>BLOCKED/PENDING ดาวน์โหลดไม่ได้และ success แสดงชื่อ/ขนาดไฟล์จาก metadata</w:t>
+              <w:t xml:space="preserve">BLOCKED/FAILED ดาวน์โหลดไม่ได้ (422 FILE_SCAN_BLOCKED) · PENDING ขึ้นกับสวิตช์ SGI_ALLOW_PENDING_DOWNLOAD ที่ BE ส่งผลมาให้ — FE </w:t>
+            </w:r>
+            <w:r>
+              <w:rPr>
+                <w:rFonts w:ascii="Arial" w:hAnsi="Arial" w:eastAsia="Arial" w:cs="Tahoma"/>
+                <w:b/>
+                <w:sz w:val="18"/>
+              </w:rPr>
+              <w:t>ห้ามตัดสินเอง</w:t>
+            </w:r>
+            <w:r>
+              <w:rPr>
+                <w:rFonts w:ascii="Arial" w:hAnsi="Arial" w:eastAsia="Arial" w:cs="Tahoma"/>
+                <w:sz w:val="18"/>
+              </w:rPr>
+              <w:t xml:space="preserve"> ให้ดูจาก header X-SGI-Scan-Status แล้วขึ้นคำเตือนเมื่อเป็น PENDING · success แสดงชื่อ/ขนาดไฟล์จาก metadata</w:t>
             </w:r>
           </w:p>
         </w:tc>
@@ -11430,6 +11460,8 @@
               <w:br/>
               <w:t xml:space="preserve">    {</w:t>
               <w:br/>
+              <w:t xml:space="preserve">      "value": "เห็นควรไม่ชดเชย",</w:t>
+              <w:br/>
               <w:t xml:space="preserve">      "label": "เห็นควรไม่ชดเชย",</w:t>
               <w:br/>
               <w:t xml:space="preserve">      "requireComment": true</w:t>
@@ -11437,6 +11469,8 @@
               <w:t xml:space="preserve">    },</w:t>
               <w:br/>
               <w:t xml:space="preserve">    {</w:t>
+              <w:br/>
+              <w:t xml:space="preserve">      "value": "หยุดชดเชยประกันรายได้",</w:t>
               <w:br/>
               <w:t xml:space="preserve">      "label": "หยุดชดเชยประกันรายได้",</w:t>
               <w:br/>
@@ -11446,6 +11480,8 @@
               <w:br/>
               <w:t xml:space="preserve">    {</w:t>
               <w:br/>
+              <w:t xml:space="preserve">      "value": "ส่งหน่วยงานส่งเสริมธุรกิจ SBP",</w:t>
+              <w:br/>
               <w:t xml:space="preserve">      "label": "ส่งหน่วยงานส่งเสริมธุรกิจ SBP",</w:t>
               <w:br/>
               <w:t xml:space="preserve">      "requireComment": false</w:t>
@@ -11453,6 +11489,8 @@
               <w:t xml:space="preserve">    },</w:t>
               <w:br/>
               <w:t xml:space="preserve">    {</w:t>
+              <w:br/>
+              <w:t xml:space="preserve">      "value": "ส่งเจ้าหน้าที่ SBP DSA",</w:t>
               <w:br/>
               <w:t xml:space="preserve">      "label": "ส่งเจ้าหน้าที่ SBP DSA ดำเนินการ",</w:t>
               <w:br/>
@@ -12535,6 +12573,111 @@
                 <w:sz w:val="18"/>
               </w:rPr>
               <w:t>JSON array; element type shown in Type column</w:t>
+            </w:r>
+          </w:p>
+        </w:tc>
+      </w:tr>
+      <w:tr>
+        <w:trPr>
+          <w:cantSplit/>
+        </w:trPr>
+        <w:tc>
+          <w:tcPr>
+            <w:tcW w:type="dxa" w:w="2520"/>
+            <w:vAlign w:val="center"/>
+          </w:tcPr>
+          <w:p>
+            <w:pPr>
+              <w:keepLines/>
+              <w:spacing w:after="0"/>
+            </w:pPr>
+            <w:r>
+              <w:rPr>
+                <w:rFonts w:ascii="Arial" w:hAnsi="Arial" w:eastAsia="Arial" w:cs="Tahoma"/>
+                <w:sz w:val="18"/>
+              </w:rPr>
+            </w:r>
+            <w:r>
+              <w:rPr>
+                <w:rFonts w:ascii="Arial" w:hAnsi="Arial" w:eastAsia="Arial" w:cs="Tahoma"/>
+                <w:sz w:val="18"/>
+              </w:rPr>
+              <w:t>actionOptions[].value</w:t>
+            </w:r>
+          </w:p>
+        </w:tc>
+        <w:tc>
+          <w:tcPr>
+            <w:tcW w:type="dxa" w:w="2520"/>
+            <w:vAlign w:val="center"/>
+          </w:tcPr>
+          <w:p>
+            <w:pPr>
+              <w:keepLines/>
+              <w:spacing w:after="0"/>
+            </w:pPr>
+            <w:r>
+              <w:rPr>
+                <w:rFonts w:ascii="Arial" w:hAnsi="Arial" w:eastAsia="Arial" w:cs="Tahoma"/>
+                <w:sz w:val="18"/>
+              </w:rPr>
+            </w:r>
+            <w:r>
+              <w:rPr>
+                <w:rFonts w:ascii="Arial" w:hAnsi="Arial" w:eastAsia="Arial" w:cs="Tahoma"/>
+                <w:sz w:val="18"/>
+              </w:rPr>
+              <w:t>string</w:t>
+            </w:r>
+          </w:p>
+        </w:tc>
+        <w:tc>
+          <w:tcPr>
+            <w:tcW w:type="dxa" w:w="2520"/>
+            <w:vAlign w:val="center"/>
+          </w:tcPr>
+          <w:p>
+            <w:pPr>
+              <w:keepLines/>
+              <w:spacing w:after="0"/>
+            </w:pPr>
+            <w:r>
+              <w:rPr>
+                <w:rFonts w:ascii="Arial" w:hAnsi="Arial" w:eastAsia="Arial" w:cs="Tahoma"/>
+                <w:sz w:val="18"/>
+              </w:rPr>
+            </w:r>
+            <w:r>
+              <w:rPr>
+                <w:rFonts w:ascii="Arial" w:hAnsi="Arial" w:eastAsia="Arial" w:cs="Tahoma"/>
+                <w:sz w:val="18"/>
+              </w:rPr>
+              <w:t>Yes</w:t>
+            </w:r>
+          </w:p>
+        </w:tc>
+        <w:tc>
+          <w:tcPr>
+            <w:tcW w:type="dxa" w:w="2520"/>
+            <w:vAlign w:val="center"/>
+          </w:tcPr>
+          <w:p>
+            <w:pPr>
+              <w:keepLines/>
+              <w:spacing w:after="0"/>
+            </w:pPr>
+            <w:r>
+              <w:rPr>
+                <w:rFonts w:ascii="Arial" w:hAnsi="Arial" w:eastAsia="Arial" w:cs="Tahoma"/>
+                <w:sz w:val="18"/>
+              </w:rPr>
+            </w:r>
+            <w:r>
+              <w:rPr>
+                <w:rFonts w:ascii="Arial" w:hAnsi="Arial" w:eastAsia="Arial" w:cs="Tahoma"/>
+                <w:sz w:val="18"/>
+              </w:rPr>
+              <w:t>UTF-8; use value domain described by endpoint purpose</w:t>
             </w:r>
           </w:p>
         </w:tc>
@@ -13144,13 +13287,83 @@
               </w:rPr>
               <w:t>{</w:t>
               <w:br/>
+              <w:t xml:space="preserve">  "versionNo": 3,</w:t>
+              <w:br/>
               <w:t xml:space="preserve">  "newStores": [</w:t>
               <w:br/>
               <w:t xml:space="preserve">    {</w:t>
               <w:br/>
-              <w:t xml:space="preserve">      "newStoreCode": "22864",</w:t>
+              <w:t xml:space="preserve">      "newStoreCode": "00990",</w:t>
               <w:br/>
-              <w:t xml:space="preserve">      "compensatePercent": 100</w:t>
+              <w:t xml:space="preserve">      "compensatePercent": 60,</w:t>
+              <w:br/>
+              <w:t xml:space="preserve">      "compensationAmount": 18000.0,</w:t>
+              <w:br/>
+              <w:t xml:space="preserve">      "sourceSystem": "ALLMAP"</w:t>
+              <w:br/>
+              <w:t xml:space="preserve">    },</w:t>
+              <w:br/>
+              <w:t xml:space="preserve">    {</w:t>
+              <w:br/>
+              <w:t xml:space="preserve">      "newStoreCode": "01180",</w:t>
+              <w:br/>
+              <w:t xml:space="preserve">      "compensatePercent": 40,</w:t>
+              <w:br/>
+              <w:t xml:space="preserve">      "compensationAmount": 12000.0,</w:t>
+              <w:br/>
+              <w:t xml:space="preserve">      "sourceSystem": "USER"</w:t>
+              <w:br/>
+              <w:t xml:space="preserve">    }</w:t>
+              <w:br/>
+              <w:t xml:space="preserve">  ],</w:t>
+              <w:br/>
+              <w:t xml:space="preserve">  "competitors": [</w:t>
+              <w:br/>
+              <w:t xml:space="preserve">    {</w:t>
+              <w:br/>
+              <w:t xml:space="preserve">      "id": 8801,</w:t>
+              <w:br/>
+              <w:t xml:space="preserve">      "competitorCode": "01",</w:t>
+              <w:br/>
+              <w:t xml:space="preserve">      "impactDate": "2026-07-15"</w:t>
+              <w:br/>
+              <w:t xml:space="preserve">    },</w:t>
+              <w:br/>
+              <w:t xml:space="preserve">    {</w:t>
+              <w:br/>
+              <w:t xml:space="preserve">      "competitorCode": "07",</w:t>
+              <w:br/>
+              <w:t xml:space="preserve">      "impactDate": "2026-07-20",</w:t>
+              <w:br/>
+              <w:t xml:space="preserve">      "id": 8801</w:t>
+              <w:br/>
+              <w:t xml:space="preserve">    }</w:t>
+              <w:br/>
+              <w:t xml:space="preserve">  ],</w:t>
+              <w:br/>
+              <w:t xml:space="preserve">  "externalFactors": [</w:t>
+              <w:br/>
+              <w:t xml:space="preserve">    {</w:t>
+              <w:br/>
+              <w:t xml:space="preserve">      "id": 4402,</w:t>
+              <w:br/>
+              <w:t xml:space="preserve">      "factorCode": "F03",</w:t>
+              <w:br/>
+              <w:t xml:space="preserve">      "dateFrom": "2026-07-01",</w:t>
+              <w:br/>
+              <w:t xml:space="preserve">      "dateTo": "2026-07-31"</w:t>
+              <w:br/>
+              <w:t xml:space="preserve">    },</w:t>
+              <w:br/>
+              <w:t xml:space="preserve">    {</w:t>
+              <w:br/>
+              <w:t xml:space="preserve">      "factorCode": "F09",</w:t>
+              <w:br/>
+              <w:t xml:space="preserve">      "dateFrom": "2026-07-10",</w:t>
+              <w:br/>
+              <w:t xml:space="preserve">      "dateTo": null,</w:t>
+              <w:br/>
+              <w:t xml:space="preserve">      "id": 4402</w:t>
               <w:br/>
               <w:t xml:space="preserve">    }</w:t>
               <w:br/>
@@ -13305,7 +13518,7 @@
                 <w:rFonts w:ascii="Arial" w:hAnsi="Arial" w:eastAsia="Arial" w:cs="Tahoma"/>
                 <w:sz w:val="18"/>
               </w:rPr>
-              <w:t>newStores</w:t>
+              <w:t>versionNo</w:t>
             </w:r>
           </w:p>
         </w:tc>
@@ -13330,7 +13543,7 @@
                 <w:rFonts w:ascii="Arial" w:hAnsi="Arial" w:eastAsia="Arial" w:cs="Tahoma"/>
                 <w:sz w:val="18"/>
               </w:rPr>
-              <w:t>array&lt;object&gt;</w:t>
+              <w:t>integer</w:t>
             </w:r>
           </w:p>
         </w:tc>
@@ -13380,7 +13593,7 @@
                 <w:rFonts w:ascii="Arial" w:hAnsi="Arial" w:eastAsia="Arial" w:cs="Tahoma"/>
                 <w:sz w:val="18"/>
               </w:rPr>
-              <w:t>JSON array; element type shown in Type column</w:t>
+              <w:t>optimistic concurrency: ต้องส่งค่าล่าสุดที่โหลดมา · ไม่ตรงคืน 409 STALE_VERSION</w:t>
             </w:r>
           </w:p>
         </w:tc>
@@ -13410,7 +13623,7 @@
                 <w:rFonts w:ascii="Arial" w:hAnsi="Arial" w:eastAsia="Arial" w:cs="Tahoma"/>
                 <w:sz w:val="18"/>
               </w:rPr>
-              <w:t>newStores[].newStoreCode</w:t>
+              <w:t>newStores</w:t>
             </w:r>
           </w:p>
         </w:tc>
@@ -13435,7 +13648,7 @@
                 <w:rFonts w:ascii="Arial" w:hAnsi="Arial" w:eastAsia="Arial" w:cs="Tahoma"/>
                 <w:sz w:val="18"/>
               </w:rPr>
-              <w:t>string</w:t>
+              <w:t>array&lt;object&gt;</w:t>
             </w:r>
           </w:p>
         </w:tc>
@@ -13485,7 +13698,7 @@
                 <w:rFonts w:ascii="Arial" w:hAnsi="Arial" w:eastAsia="Arial" w:cs="Tahoma"/>
                 <w:sz w:val="18"/>
               </w:rPr>
-              <w:t>exactly 5 digits; preserve leading zero</w:t>
+              <w:t>JSON array; element type shown in Type column</w:t>
             </w:r>
           </w:p>
         </w:tc>
@@ -13515,6 +13728,111 @@
                 <w:rFonts w:ascii="Arial" w:hAnsi="Arial" w:eastAsia="Arial" w:cs="Tahoma"/>
                 <w:sz w:val="18"/>
               </w:rPr>
+              <w:t>newStores[].newStoreCode</w:t>
+            </w:r>
+          </w:p>
+        </w:tc>
+        <w:tc>
+          <w:tcPr>
+            <w:tcW w:type="dxa" w:w="2520"/>
+            <w:vAlign w:val="center"/>
+          </w:tcPr>
+          <w:p>
+            <w:pPr>
+              <w:keepLines/>
+              <w:spacing w:after="0"/>
+            </w:pPr>
+            <w:r>
+              <w:rPr>
+                <w:rFonts w:ascii="Arial" w:hAnsi="Arial" w:eastAsia="Arial" w:cs="Tahoma"/>
+                <w:sz w:val="18"/>
+              </w:rPr>
+            </w:r>
+            <w:r>
+              <w:rPr>
+                <w:rFonts w:ascii="Arial" w:hAnsi="Arial" w:eastAsia="Arial" w:cs="Tahoma"/>
+                <w:sz w:val="18"/>
+              </w:rPr>
+              <w:t>string</w:t>
+            </w:r>
+          </w:p>
+        </w:tc>
+        <w:tc>
+          <w:tcPr>
+            <w:tcW w:type="dxa" w:w="2520"/>
+            <w:vAlign w:val="center"/>
+          </w:tcPr>
+          <w:p>
+            <w:pPr>
+              <w:keepLines/>
+              <w:spacing w:after="0"/>
+            </w:pPr>
+            <w:r>
+              <w:rPr>
+                <w:rFonts w:ascii="Arial" w:hAnsi="Arial" w:eastAsia="Arial" w:cs="Tahoma"/>
+                <w:sz w:val="18"/>
+              </w:rPr>
+            </w:r>
+            <w:r>
+              <w:rPr>
+                <w:rFonts w:ascii="Arial" w:hAnsi="Arial" w:eastAsia="Arial" w:cs="Tahoma"/>
+                <w:sz w:val="18"/>
+              </w:rPr>
+              <w:t>Yes</w:t>
+            </w:r>
+          </w:p>
+        </w:tc>
+        <w:tc>
+          <w:tcPr>
+            <w:tcW w:type="dxa" w:w="2520"/>
+            <w:vAlign w:val="center"/>
+          </w:tcPr>
+          <w:p>
+            <w:pPr>
+              <w:keepLines/>
+              <w:spacing w:after="0"/>
+            </w:pPr>
+            <w:r>
+              <w:rPr>
+                <w:rFonts w:ascii="Arial" w:hAnsi="Arial" w:eastAsia="Arial" w:cs="Tahoma"/>
+                <w:sz w:val="18"/>
+              </w:rPr>
+            </w:r>
+            <w:r>
+              <w:rPr>
+                <w:rFonts w:ascii="Arial" w:hAnsi="Arial" w:eastAsia="Arial" w:cs="Tahoma"/>
+                <w:sz w:val="18"/>
+              </w:rPr>
+              <w:t>exactly 5 digits; preserve leading zero</w:t>
+            </w:r>
+          </w:p>
+        </w:tc>
+      </w:tr>
+      <w:tr>
+        <w:trPr>
+          <w:cantSplit/>
+        </w:trPr>
+        <w:tc>
+          <w:tcPr>
+            <w:tcW w:type="dxa" w:w="2520"/>
+            <w:vAlign w:val="center"/>
+          </w:tcPr>
+          <w:p>
+            <w:pPr>
+              <w:keepLines/>
+              <w:spacing w:after="0"/>
+            </w:pPr>
+            <w:r>
+              <w:rPr>
+                <w:rFonts w:ascii="Arial" w:hAnsi="Arial" w:eastAsia="Arial" w:cs="Tahoma"/>
+                <w:sz w:val="18"/>
+              </w:rPr>
+            </w:r>
+            <w:r>
+              <w:rPr>
+                <w:rFonts w:ascii="Arial" w:hAnsi="Arial" w:eastAsia="Arial" w:cs="Tahoma"/>
+                <w:sz w:val="18"/>
+              </w:rPr>
               <w:t>newStores[].compensatePercent</w:t>
             </w:r>
           </w:p>
@@ -13591,6 +13909,1191 @@
                 <w:sz w:val="18"/>
               </w:rPr>
               <w:t>number 0..100 with 2 decimals</w:t>
+            </w:r>
+          </w:p>
+        </w:tc>
+      </w:tr>
+      <w:tr>
+        <w:trPr>
+          <w:cantSplit/>
+        </w:trPr>
+        <w:tc>
+          <w:tcPr>
+            <w:tcW w:type="dxa" w:w="2520"/>
+            <w:vAlign w:val="center"/>
+          </w:tcPr>
+          <w:p>
+            <w:pPr>
+              <w:keepLines/>
+              <w:spacing w:after="0"/>
+            </w:pPr>
+            <w:r>
+              <w:rPr>
+                <w:rFonts w:ascii="Arial" w:hAnsi="Arial" w:eastAsia="Arial" w:cs="Tahoma"/>
+                <w:sz w:val="18"/>
+              </w:rPr>
+            </w:r>
+            <w:r>
+              <w:rPr>
+                <w:rFonts w:ascii="Arial" w:hAnsi="Arial" w:eastAsia="Arial" w:cs="Tahoma"/>
+                <w:sz w:val="18"/>
+              </w:rPr>
+              <w:t>newStores[].compensationAmount</w:t>
+            </w:r>
+          </w:p>
+        </w:tc>
+        <w:tc>
+          <w:tcPr>
+            <w:tcW w:type="dxa" w:w="2520"/>
+            <w:vAlign w:val="center"/>
+          </w:tcPr>
+          <w:p>
+            <w:pPr>
+              <w:keepLines/>
+              <w:spacing w:after="0"/>
+            </w:pPr>
+            <w:r>
+              <w:rPr>
+                <w:rFonts w:ascii="Arial" w:hAnsi="Arial" w:eastAsia="Arial" w:cs="Tahoma"/>
+                <w:sz w:val="18"/>
+              </w:rPr>
+            </w:r>
+            <w:r>
+              <w:rPr>
+                <w:rFonts w:ascii="Arial" w:hAnsi="Arial" w:eastAsia="Arial" w:cs="Tahoma"/>
+                <w:sz w:val="18"/>
+              </w:rPr>
+              <w:t>number</w:t>
+            </w:r>
+          </w:p>
+        </w:tc>
+        <w:tc>
+          <w:tcPr>
+            <w:tcW w:type="dxa" w:w="2520"/>
+            <w:vAlign w:val="center"/>
+          </w:tcPr>
+          <w:p>
+            <w:pPr>
+              <w:keepLines/>
+              <w:spacing w:after="0"/>
+            </w:pPr>
+            <w:r>
+              <w:rPr>
+                <w:rFonts w:ascii="Arial" w:hAnsi="Arial" w:eastAsia="Arial" w:cs="Tahoma"/>
+                <w:sz w:val="18"/>
+              </w:rPr>
+            </w:r>
+            <w:r>
+              <w:rPr>
+                <w:rFonts w:ascii="Arial" w:hAnsi="Arial" w:eastAsia="Arial" w:cs="Tahoma"/>
+                <w:sz w:val="18"/>
+              </w:rPr>
+              <w:t>Yes</w:t>
+            </w:r>
+          </w:p>
+        </w:tc>
+        <w:tc>
+          <w:tcPr>
+            <w:tcW w:type="dxa" w:w="2520"/>
+            <w:vAlign w:val="center"/>
+          </w:tcPr>
+          <w:p>
+            <w:pPr>
+              <w:keepLines/>
+              <w:spacing w:after="0"/>
+            </w:pPr>
+            <w:r>
+              <w:rPr>
+                <w:rFonts w:ascii="Arial" w:hAnsi="Arial" w:eastAsia="Arial" w:cs="Tahoma"/>
+                <w:sz w:val="18"/>
+              </w:rPr>
+            </w:r>
+            <w:r>
+              <w:rPr>
+                <w:rFonts w:ascii="Arial" w:hAnsi="Arial" w:eastAsia="Arial" w:cs="Tahoma"/>
+                <w:sz w:val="18"/>
+              </w:rPr>
+              <w:t>number &gt;= 0 with 2 decimals</w:t>
+            </w:r>
+          </w:p>
+        </w:tc>
+      </w:tr>
+      <w:tr>
+        <w:trPr>
+          <w:cantSplit/>
+        </w:trPr>
+        <w:tc>
+          <w:tcPr>
+            <w:tcW w:type="dxa" w:w="2520"/>
+            <w:vAlign w:val="center"/>
+          </w:tcPr>
+          <w:p>
+            <w:pPr>
+              <w:keepLines/>
+              <w:spacing w:after="0"/>
+            </w:pPr>
+            <w:r>
+              <w:rPr>
+                <w:rFonts w:ascii="Arial" w:hAnsi="Arial" w:eastAsia="Arial" w:cs="Tahoma"/>
+                <w:sz w:val="18"/>
+              </w:rPr>
+            </w:r>
+            <w:r>
+              <w:rPr>
+                <w:rFonts w:ascii="Arial" w:hAnsi="Arial" w:eastAsia="Arial" w:cs="Tahoma"/>
+                <w:sz w:val="18"/>
+              </w:rPr>
+              <w:t>newStores[].sourceSystem</w:t>
+            </w:r>
+          </w:p>
+        </w:tc>
+        <w:tc>
+          <w:tcPr>
+            <w:tcW w:type="dxa" w:w="2520"/>
+            <w:vAlign w:val="center"/>
+          </w:tcPr>
+          <w:p>
+            <w:pPr>
+              <w:keepLines/>
+              <w:spacing w:after="0"/>
+            </w:pPr>
+            <w:r>
+              <w:rPr>
+                <w:rFonts w:ascii="Arial" w:hAnsi="Arial" w:eastAsia="Arial" w:cs="Tahoma"/>
+                <w:sz w:val="18"/>
+              </w:rPr>
+            </w:r>
+            <w:r>
+              <w:rPr>
+                <w:rFonts w:ascii="Arial" w:hAnsi="Arial" w:eastAsia="Arial" w:cs="Tahoma"/>
+                <w:sz w:val="18"/>
+              </w:rPr>
+              <w:t>string</w:t>
+            </w:r>
+          </w:p>
+        </w:tc>
+        <w:tc>
+          <w:tcPr>
+            <w:tcW w:type="dxa" w:w="2520"/>
+            <w:vAlign w:val="center"/>
+          </w:tcPr>
+          <w:p>
+            <w:pPr>
+              <w:keepLines/>
+              <w:spacing w:after="0"/>
+            </w:pPr>
+            <w:r>
+              <w:rPr>
+                <w:rFonts w:ascii="Arial" w:hAnsi="Arial" w:eastAsia="Arial" w:cs="Tahoma"/>
+                <w:sz w:val="18"/>
+              </w:rPr>
+            </w:r>
+            <w:r>
+              <w:rPr>
+                <w:rFonts w:ascii="Arial" w:hAnsi="Arial" w:eastAsia="Arial" w:cs="Tahoma"/>
+                <w:sz w:val="18"/>
+              </w:rPr>
+              <w:t>Yes</w:t>
+            </w:r>
+          </w:p>
+        </w:tc>
+        <w:tc>
+          <w:tcPr>
+            <w:tcW w:type="dxa" w:w="2520"/>
+            <w:vAlign w:val="center"/>
+          </w:tcPr>
+          <w:p>
+            <w:pPr>
+              <w:keepLines/>
+              <w:spacing w:after="0"/>
+            </w:pPr>
+            <w:r>
+              <w:rPr>
+                <w:rFonts w:ascii="Arial" w:hAnsi="Arial" w:eastAsia="Arial" w:cs="Tahoma"/>
+                <w:sz w:val="18"/>
+              </w:rPr>
+            </w:r>
+            <w:r>
+              <w:rPr>
+                <w:rFonts w:ascii="Arial" w:hAnsi="Arial" w:eastAsia="Arial" w:cs="Tahoma"/>
+                <w:sz w:val="18"/>
+              </w:rPr>
+              <w:t>ALLMAP = ระบบดึงมาเอง · USER = ผู้ใช้คีย์เพิ่ม</w:t>
+            </w:r>
+          </w:p>
+        </w:tc>
+      </w:tr>
+      <w:tr>
+        <w:trPr>
+          <w:cantSplit/>
+        </w:trPr>
+        <w:tc>
+          <w:tcPr>
+            <w:tcW w:type="dxa" w:w="2520"/>
+            <w:vAlign w:val="center"/>
+          </w:tcPr>
+          <w:p>
+            <w:pPr>
+              <w:keepLines/>
+              <w:spacing w:after="0"/>
+            </w:pPr>
+            <w:r>
+              <w:rPr>
+                <w:rFonts w:ascii="Arial" w:hAnsi="Arial" w:eastAsia="Arial" w:cs="Tahoma"/>
+                <w:sz w:val="18"/>
+              </w:rPr>
+            </w:r>
+            <w:r>
+              <w:rPr>
+                <w:rFonts w:ascii="Arial" w:hAnsi="Arial" w:eastAsia="Arial" w:cs="Tahoma"/>
+                <w:sz w:val="18"/>
+              </w:rPr>
+              <w:t>competitors</w:t>
+            </w:r>
+          </w:p>
+        </w:tc>
+        <w:tc>
+          <w:tcPr>
+            <w:tcW w:type="dxa" w:w="2520"/>
+            <w:vAlign w:val="center"/>
+          </w:tcPr>
+          <w:p>
+            <w:pPr>
+              <w:keepLines/>
+              <w:spacing w:after="0"/>
+            </w:pPr>
+            <w:r>
+              <w:rPr>
+                <w:rFonts w:ascii="Arial" w:hAnsi="Arial" w:eastAsia="Arial" w:cs="Tahoma"/>
+                <w:sz w:val="18"/>
+              </w:rPr>
+            </w:r>
+            <w:r>
+              <w:rPr>
+                <w:rFonts w:ascii="Arial" w:hAnsi="Arial" w:eastAsia="Arial" w:cs="Tahoma"/>
+                <w:sz w:val="18"/>
+              </w:rPr>
+              <w:t>array&lt;object&gt;</w:t>
+            </w:r>
+          </w:p>
+        </w:tc>
+        <w:tc>
+          <w:tcPr>
+            <w:tcW w:type="dxa" w:w="2520"/>
+            <w:vAlign w:val="center"/>
+          </w:tcPr>
+          <w:p>
+            <w:pPr>
+              <w:keepLines/>
+              <w:spacing w:after="0"/>
+            </w:pPr>
+            <w:r>
+              <w:rPr>
+                <w:rFonts w:ascii="Arial" w:hAnsi="Arial" w:eastAsia="Arial" w:cs="Tahoma"/>
+                <w:sz w:val="18"/>
+              </w:rPr>
+            </w:r>
+            <w:r>
+              <w:rPr>
+                <w:rFonts w:ascii="Arial" w:hAnsi="Arial" w:eastAsia="Arial" w:cs="Tahoma"/>
+                <w:sz w:val="18"/>
+              </w:rPr>
+              <w:t>Yes</w:t>
+            </w:r>
+          </w:p>
+        </w:tc>
+        <w:tc>
+          <w:tcPr>
+            <w:tcW w:type="dxa" w:w="2520"/>
+            <w:vAlign w:val="center"/>
+          </w:tcPr>
+          <w:p>
+            <w:pPr>
+              <w:keepLines/>
+              <w:spacing w:after="0"/>
+            </w:pPr>
+            <w:r>
+              <w:rPr>
+                <w:rFonts w:ascii="Arial" w:hAnsi="Arial" w:eastAsia="Arial" w:cs="Tahoma"/>
+                <w:sz w:val="18"/>
+              </w:rPr>
+            </w:r>
+            <w:r>
+              <w:rPr>
+                <w:rFonts w:ascii="Arial" w:hAnsi="Arial" w:eastAsia="Arial" w:cs="Tahoma"/>
+                <w:sz w:val="18"/>
+              </w:rPr>
+              <w:t>JSON array; element type shown in Type column</w:t>
+            </w:r>
+          </w:p>
+        </w:tc>
+      </w:tr>
+      <w:tr>
+        <w:trPr>
+          <w:cantSplit/>
+        </w:trPr>
+        <w:tc>
+          <w:tcPr>
+            <w:tcW w:type="dxa" w:w="2520"/>
+            <w:vAlign w:val="center"/>
+          </w:tcPr>
+          <w:p>
+            <w:pPr>
+              <w:keepLines/>
+              <w:spacing w:after="0"/>
+            </w:pPr>
+            <w:r>
+              <w:rPr>
+                <w:rFonts w:ascii="Arial" w:hAnsi="Arial" w:eastAsia="Arial" w:cs="Tahoma"/>
+                <w:sz w:val="18"/>
+              </w:rPr>
+            </w:r>
+            <w:r>
+              <w:rPr>
+                <w:rFonts w:ascii="Arial" w:hAnsi="Arial" w:eastAsia="Arial" w:cs="Tahoma"/>
+                <w:sz w:val="18"/>
+              </w:rPr>
+              <w:t>competitors[].id</w:t>
+            </w:r>
+          </w:p>
+        </w:tc>
+        <w:tc>
+          <w:tcPr>
+            <w:tcW w:type="dxa" w:w="2520"/>
+            <w:vAlign w:val="center"/>
+          </w:tcPr>
+          <w:p>
+            <w:pPr>
+              <w:keepLines/>
+              <w:spacing w:after="0"/>
+            </w:pPr>
+            <w:r>
+              <w:rPr>
+                <w:rFonts w:ascii="Arial" w:hAnsi="Arial" w:eastAsia="Arial" w:cs="Tahoma"/>
+                <w:sz w:val="18"/>
+              </w:rPr>
+            </w:r>
+            <w:r>
+              <w:rPr>
+                <w:rFonts w:ascii="Arial" w:hAnsi="Arial" w:eastAsia="Arial" w:cs="Tahoma"/>
+                <w:sz w:val="18"/>
+              </w:rPr>
+              <w:t>integer</w:t>
+            </w:r>
+          </w:p>
+        </w:tc>
+        <w:tc>
+          <w:tcPr>
+            <w:tcW w:type="dxa" w:w="2520"/>
+            <w:vAlign w:val="center"/>
+          </w:tcPr>
+          <w:p>
+            <w:pPr>
+              <w:keepLines/>
+              <w:spacing w:after="0"/>
+            </w:pPr>
+            <w:r>
+              <w:rPr>
+                <w:rFonts w:ascii="Arial" w:hAnsi="Arial" w:eastAsia="Arial" w:cs="Tahoma"/>
+                <w:sz w:val="18"/>
+              </w:rPr>
+            </w:r>
+            <w:r>
+              <w:rPr>
+                <w:rFonts w:ascii="Arial" w:hAnsi="Arial" w:eastAsia="Arial" w:cs="Tahoma"/>
+                <w:sz w:val="18"/>
+              </w:rPr>
+              <w:t>No</w:t>
+            </w:r>
+          </w:p>
+        </w:tc>
+        <w:tc>
+          <w:tcPr>
+            <w:tcW w:type="dxa" w:w="2520"/>
+            <w:vAlign w:val="center"/>
+          </w:tcPr>
+          <w:p>
+            <w:pPr>
+              <w:keepLines/>
+              <w:spacing w:after="0"/>
+            </w:pPr>
+            <w:r>
+              <w:rPr>
+                <w:rFonts w:ascii="Arial" w:hAnsi="Arial" w:eastAsia="Arial" w:cs="Tahoma"/>
+                <w:sz w:val="18"/>
+              </w:rPr>
+            </w:r>
+            <w:r>
+              <w:rPr>
+                <w:rFonts w:ascii="Arial" w:hAnsi="Arial" w:eastAsia="Arial" w:cs="Tahoma"/>
+                <w:sz w:val="18"/>
+              </w:rPr>
+              <w:t xml:space="preserve">id ของแถวเดิม — </w:t>
+            </w:r>
+            <w:r>
+              <w:rPr>
+                <w:rFonts w:ascii="Arial" w:hAnsi="Arial" w:eastAsia="Arial" w:cs="Tahoma"/>
+                <w:b/>
+                <w:sz w:val="18"/>
+              </w:rPr>
+              <w:t>ไม่ส่ง = แถวที่ผู้ใช้เพิ่มใหม่ (INSERT)</w:t>
+            </w:r>
+            <w:r>
+              <w:rPr>
+                <w:rFonts w:ascii="Arial" w:hAnsi="Arial" w:eastAsia="Arial" w:cs="Tahoma"/>
+                <w:sz w:val="18"/>
+              </w:rPr>
+              <w:t xml:space="preserve"> · แถวเดิมที่ไม่ถูกส่งมาถือว่าถูกลบ</w:t>
+            </w:r>
+          </w:p>
+        </w:tc>
+      </w:tr>
+      <w:tr>
+        <w:trPr>
+          <w:cantSplit/>
+        </w:trPr>
+        <w:tc>
+          <w:tcPr>
+            <w:tcW w:type="dxa" w:w="2520"/>
+            <w:vAlign w:val="center"/>
+          </w:tcPr>
+          <w:p>
+            <w:pPr>
+              <w:keepLines/>
+              <w:spacing w:after="0"/>
+            </w:pPr>
+            <w:r>
+              <w:rPr>
+                <w:rFonts w:ascii="Arial" w:hAnsi="Arial" w:eastAsia="Arial" w:cs="Tahoma"/>
+                <w:sz w:val="18"/>
+              </w:rPr>
+            </w:r>
+            <w:r>
+              <w:rPr>
+                <w:rFonts w:ascii="Arial" w:hAnsi="Arial" w:eastAsia="Arial" w:cs="Tahoma"/>
+                <w:sz w:val="18"/>
+              </w:rPr>
+              <w:t>competitors[].competitorCode</w:t>
+            </w:r>
+          </w:p>
+        </w:tc>
+        <w:tc>
+          <w:tcPr>
+            <w:tcW w:type="dxa" w:w="2520"/>
+            <w:vAlign w:val="center"/>
+          </w:tcPr>
+          <w:p>
+            <w:pPr>
+              <w:keepLines/>
+              <w:spacing w:after="0"/>
+            </w:pPr>
+            <w:r>
+              <w:rPr>
+                <w:rFonts w:ascii="Arial" w:hAnsi="Arial" w:eastAsia="Arial" w:cs="Tahoma"/>
+                <w:sz w:val="18"/>
+              </w:rPr>
+            </w:r>
+            <w:r>
+              <w:rPr>
+                <w:rFonts w:ascii="Arial" w:hAnsi="Arial" w:eastAsia="Arial" w:cs="Tahoma"/>
+                <w:sz w:val="18"/>
+              </w:rPr>
+              <w:t>string</w:t>
+            </w:r>
+          </w:p>
+        </w:tc>
+        <w:tc>
+          <w:tcPr>
+            <w:tcW w:type="dxa" w:w="2520"/>
+            <w:vAlign w:val="center"/>
+          </w:tcPr>
+          <w:p>
+            <w:pPr>
+              <w:keepLines/>
+              <w:spacing w:after="0"/>
+            </w:pPr>
+            <w:r>
+              <w:rPr>
+                <w:rFonts w:ascii="Arial" w:hAnsi="Arial" w:eastAsia="Arial" w:cs="Tahoma"/>
+                <w:sz w:val="18"/>
+              </w:rPr>
+            </w:r>
+            <w:r>
+              <w:rPr>
+                <w:rFonts w:ascii="Arial" w:hAnsi="Arial" w:eastAsia="Arial" w:cs="Tahoma"/>
+                <w:sz w:val="18"/>
+              </w:rPr>
+              <w:t>Yes</w:t>
+            </w:r>
+          </w:p>
+        </w:tc>
+        <w:tc>
+          <w:tcPr>
+            <w:tcW w:type="dxa" w:w="2520"/>
+            <w:vAlign w:val="center"/>
+          </w:tcPr>
+          <w:p>
+            <w:pPr>
+              <w:keepLines/>
+              <w:spacing w:after="0"/>
+            </w:pPr>
+            <w:r>
+              <w:rPr>
+                <w:rFonts w:ascii="Arial" w:hAnsi="Arial" w:eastAsia="Arial" w:cs="Tahoma"/>
+                <w:sz w:val="18"/>
+              </w:rPr>
+            </w:r>
+            <w:r>
+              <w:rPr>
+                <w:rFonts w:ascii="Arial" w:hAnsi="Arial" w:eastAsia="Arial" w:cs="Tahoma"/>
+                <w:sz w:val="18"/>
+              </w:rPr>
+              <w:t>รหัสแบรนด์คู่แข่งจาก master 01–11 เท่านั้น (ห้าม free text)</w:t>
+            </w:r>
+          </w:p>
+        </w:tc>
+      </w:tr>
+      <w:tr>
+        <w:trPr>
+          <w:cantSplit/>
+        </w:trPr>
+        <w:tc>
+          <w:tcPr>
+            <w:tcW w:type="dxa" w:w="2520"/>
+            <w:vAlign w:val="center"/>
+          </w:tcPr>
+          <w:p>
+            <w:pPr>
+              <w:keepLines/>
+              <w:spacing w:after="0"/>
+            </w:pPr>
+            <w:r>
+              <w:rPr>
+                <w:rFonts w:ascii="Arial" w:hAnsi="Arial" w:eastAsia="Arial" w:cs="Tahoma"/>
+                <w:sz w:val="18"/>
+              </w:rPr>
+            </w:r>
+            <w:r>
+              <w:rPr>
+                <w:rFonts w:ascii="Arial" w:hAnsi="Arial" w:eastAsia="Arial" w:cs="Tahoma"/>
+                <w:sz w:val="18"/>
+              </w:rPr>
+              <w:t>competitors[].impactDate</w:t>
+            </w:r>
+          </w:p>
+        </w:tc>
+        <w:tc>
+          <w:tcPr>
+            <w:tcW w:type="dxa" w:w="2520"/>
+            <w:vAlign w:val="center"/>
+          </w:tcPr>
+          <w:p>
+            <w:pPr>
+              <w:keepLines/>
+              <w:spacing w:after="0"/>
+            </w:pPr>
+            <w:r>
+              <w:rPr>
+                <w:rFonts w:ascii="Arial" w:hAnsi="Arial" w:eastAsia="Arial" w:cs="Tahoma"/>
+                <w:sz w:val="18"/>
+              </w:rPr>
+            </w:r>
+            <w:r>
+              <w:rPr>
+                <w:rFonts w:ascii="Arial" w:hAnsi="Arial" w:eastAsia="Arial" w:cs="Tahoma"/>
+                <w:sz w:val="18"/>
+              </w:rPr>
+              <w:t>string</w:t>
+            </w:r>
+          </w:p>
+        </w:tc>
+        <w:tc>
+          <w:tcPr>
+            <w:tcW w:type="dxa" w:w="2520"/>
+            <w:vAlign w:val="center"/>
+          </w:tcPr>
+          <w:p>
+            <w:pPr>
+              <w:keepLines/>
+              <w:spacing w:after="0"/>
+            </w:pPr>
+            <w:r>
+              <w:rPr>
+                <w:rFonts w:ascii="Arial" w:hAnsi="Arial" w:eastAsia="Arial" w:cs="Tahoma"/>
+                <w:sz w:val="18"/>
+              </w:rPr>
+            </w:r>
+            <w:r>
+              <w:rPr>
+                <w:rFonts w:ascii="Arial" w:hAnsi="Arial" w:eastAsia="Arial" w:cs="Tahoma"/>
+                <w:sz w:val="18"/>
+              </w:rPr>
+              <w:t>Yes</w:t>
+            </w:r>
+          </w:p>
+        </w:tc>
+        <w:tc>
+          <w:tcPr>
+            <w:tcW w:type="dxa" w:w="2520"/>
+            <w:vAlign w:val="center"/>
+          </w:tcPr>
+          <w:p>
+            <w:pPr>
+              <w:keepLines/>
+              <w:spacing w:after="0"/>
+            </w:pPr>
+            <w:r>
+              <w:rPr>
+                <w:rFonts w:ascii="Arial" w:hAnsi="Arial" w:eastAsia="Arial" w:cs="Tahoma"/>
+                <w:sz w:val="18"/>
+              </w:rPr>
+            </w:r>
+            <w:r>
+              <w:rPr>
+                <w:rFonts w:ascii="Arial" w:hAnsi="Arial" w:eastAsia="Arial" w:cs="Tahoma"/>
+                <w:sz w:val="18"/>
+              </w:rPr>
+              <w:t>ISO-8601 ค.ศ.; nullable only when type includes null</w:t>
+            </w:r>
+          </w:p>
+        </w:tc>
+      </w:tr>
+      <w:tr>
+        <w:trPr>
+          <w:cantSplit/>
+        </w:trPr>
+        <w:tc>
+          <w:tcPr>
+            <w:tcW w:type="dxa" w:w="2520"/>
+            <w:vAlign w:val="center"/>
+          </w:tcPr>
+          <w:p>
+            <w:pPr>
+              <w:keepLines/>
+              <w:spacing w:after="0"/>
+            </w:pPr>
+            <w:r>
+              <w:rPr>
+                <w:rFonts w:ascii="Arial" w:hAnsi="Arial" w:eastAsia="Arial" w:cs="Tahoma"/>
+                <w:sz w:val="18"/>
+              </w:rPr>
+            </w:r>
+            <w:r>
+              <w:rPr>
+                <w:rFonts w:ascii="Arial" w:hAnsi="Arial" w:eastAsia="Arial" w:cs="Tahoma"/>
+                <w:sz w:val="18"/>
+              </w:rPr>
+              <w:t>externalFactors</w:t>
+            </w:r>
+          </w:p>
+        </w:tc>
+        <w:tc>
+          <w:tcPr>
+            <w:tcW w:type="dxa" w:w="2520"/>
+            <w:vAlign w:val="center"/>
+          </w:tcPr>
+          <w:p>
+            <w:pPr>
+              <w:keepLines/>
+              <w:spacing w:after="0"/>
+            </w:pPr>
+            <w:r>
+              <w:rPr>
+                <w:rFonts w:ascii="Arial" w:hAnsi="Arial" w:eastAsia="Arial" w:cs="Tahoma"/>
+                <w:sz w:val="18"/>
+              </w:rPr>
+            </w:r>
+            <w:r>
+              <w:rPr>
+                <w:rFonts w:ascii="Arial" w:hAnsi="Arial" w:eastAsia="Arial" w:cs="Tahoma"/>
+                <w:sz w:val="18"/>
+              </w:rPr>
+              <w:t>array&lt;object&gt;</w:t>
+            </w:r>
+          </w:p>
+        </w:tc>
+        <w:tc>
+          <w:tcPr>
+            <w:tcW w:type="dxa" w:w="2520"/>
+            <w:vAlign w:val="center"/>
+          </w:tcPr>
+          <w:p>
+            <w:pPr>
+              <w:keepLines/>
+              <w:spacing w:after="0"/>
+            </w:pPr>
+            <w:r>
+              <w:rPr>
+                <w:rFonts w:ascii="Arial" w:hAnsi="Arial" w:eastAsia="Arial" w:cs="Tahoma"/>
+                <w:sz w:val="18"/>
+              </w:rPr>
+            </w:r>
+            <w:r>
+              <w:rPr>
+                <w:rFonts w:ascii="Arial" w:hAnsi="Arial" w:eastAsia="Arial" w:cs="Tahoma"/>
+                <w:sz w:val="18"/>
+              </w:rPr>
+              <w:t>Yes</w:t>
+            </w:r>
+          </w:p>
+        </w:tc>
+        <w:tc>
+          <w:tcPr>
+            <w:tcW w:type="dxa" w:w="2520"/>
+            <w:vAlign w:val="center"/>
+          </w:tcPr>
+          <w:p>
+            <w:pPr>
+              <w:keepLines/>
+              <w:spacing w:after="0"/>
+            </w:pPr>
+            <w:r>
+              <w:rPr>
+                <w:rFonts w:ascii="Arial" w:hAnsi="Arial" w:eastAsia="Arial" w:cs="Tahoma"/>
+                <w:sz w:val="18"/>
+              </w:rPr>
+            </w:r>
+            <w:r>
+              <w:rPr>
+                <w:rFonts w:ascii="Arial" w:hAnsi="Arial" w:eastAsia="Arial" w:cs="Tahoma"/>
+                <w:sz w:val="18"/>
+              </w:rPr>
+              <w:t>JSON array; element type shown in Type column</w:t>
+            </w:r>
+          </w:p>
+        </w:tc>
+      </w:tr>
+      <w:tr>
+        <w:trPr>
+          <w:cantSplit/>
+        </w:trPr>
+        <w:tc>
+          <w:tcPr>
+            <w:tcW w:type="dxa" w:w="2520"/>
+            <w:vAlign w:val="center"/>
+          </w:tcPr>
+          <w:p>
+            <w:pPr>
+              <w:keepLines/>
+              <w:spacing w:after="0"/>
+            </w:pPr>
+            <w:r>
+              <w:rPr>
+                <w:rFonts w:ascii="Arial" w:hAnsi="Arial" w:eastAsia="Arial" w:cs="Tahoma"/>
+                <w:sz w:val="18"/>
+              </w:rPr>
+            </w:r>
+            <w:r>
+              <w:rPr>
+                <w:rFonts w:ascii="Arial" w:hAnsi="Arial" w:eastAsia="Arial" w:cs="Tahoma"/>
+                <w:sz w:val="18"/>
+              </w:rPr>
+              <w:t>externalFactors[].id</w:t>
+            </w:r>
+          </w:p>
+        </w:tc>
+        <w:tc>
+          <w:tcPr>
+            <w:tcW w:type="dxa" w:w="2520"/>
+            <w:vAlign w:val="center"/>
+          </w:tcPr>
+          <w:p>
+            <w:pPr>
+              <w:keepLines/>
+              <w:spacing w:after="0"/>
+            </w:pPr>
+            <w:r>
+              <w:rPr>
+                <w:rFonts w:ascii="Arial" w:hAnsi="Arial" w:eastAsia="Arial" w:cs="Tahoma"/>
+                <w:sz w:val="18"/>
+              </w:rPr>
+            </w:r>
+            <w:r>
+              <w:rPr>
+                <w:rFonts w:ascii="Arial" w:hAnsi="Arial" w:eastAsia="Arial" w:cs="Tahoma"/>
+                <w:sz w:val="18"/>
+              </w:rPr>
+              <w:t>integer</w:t>
+            </w:r>
+          </w:p>
+        </w:tc>
+        <w:tc>
+          <w:tcPr>
+            <w:tcW w:type="dxa" w:w="2520"/>
+            <w:vAlign w:val="center"/>
+          </w:tcPr>
+          <w:p>
+            <w:pPr>
+              <w:keepLines/>
+              <w:spacing w:after="0"/>
+            </w:pPr>
+            <w:r>
+              <w:rPr>
+                <w:rFonts w:ascii="Arial" w:hAnsi="Arial" w:eastAsia="Arial" w:cs="Tahoma"/>
+                <w:sz w:val="18"/>
+              </w:rPr>
+            </w:r>
+            <w:r>
+              <w:rPr>
+                <w:rFonts w:ascii="Arial" w:hAnsi="Arial" w:eastAsia="Arial" w:cs="Tahoma"/>
+                <w:sz w:val="18"/>
+              </w:rPr>
+              <w:t>No</w:t>
+            </w:r>
+          </w:p>
+        </w:tc>
+        <w:tc>
+          <w:tcPr>
+            <w:tcW w:type="dxa" w:w="2520"/>
+            <w:vAlign w:val="center"/>
+          </w:tcPr>
+          <w:p>
+            <w:pPr>
+              <w:keepLines/>
+              <w:spacing w:after="0"/>
+            </w:pPr>
+            <w:r>
+              <w:rPr>
+                <w:rFonts w:ascii="Arial" w:hAnsi="Arial" w:eastAsia="Arial" w:cs="Tahoma"/>
+                <w:sz w:val="18"/>
+              </w:rPr>
+            </w:r>
+            <w:r>
+              <w:rPr>
+                <w:rFonts w:ascii="Arial" w:hAnsi="Arial" w:eastAsia="Arial" w:cs="Tahoma"/>
+                <w:sz w:val="18"/>
+              </w:rPr>
+              <w:t xml:space="preserve">id ของแถวเดิม — </w:t>
+            </w:r>
+            <w:r>
+              <w:rPr>
+                <w:rFonts w:ascii="Arial" w:hAnsi="Arial" w:eastAsia="Arial" w:cs="Tahoma"/>
+                <w:b/>
+                <w:sz w:val="18"/>
+              </w:rPr>
+              <w:t>ไม่ส่ง = แถวที่ผู้ใช้เพิ่มใหม่ (INSERT)</w:t>
+            </w:r>
+            <w:r>
+              <w:rPr>
+                <w:rFonts w:ascii="Arial" w:hAnsi="Arial" w:eastAsia="Arial" w:cs="Tahoma"/>
+                <w:sz w:val="18"/>
+              </w:rPr>
+              <w:t xml:space="preserve"> · แถวเดิมที่ไม่ถูกส่งมาถือว่าถูกลบ</w:t>
+            </w:r>
+          </w:p>
+        </w:tc>
+      </w:tr>
+      <w:tr>
+        <w:trPr>
+          <w:cantSplit/>
+        </w:trPr>
+        <w:tc>
+          <w:tcPr>
+            <w:tcW w:type="dxa" w:w="2520"/>
+            <w:vAlign w:val="center"/>
+          </w:tcPr>
+          <w:p>
+            <w:pPr>
+              <w:keepLines/>
+              <w:spacing w:after="0"/>
+            </w:pPr>
+            <w:r>
+              <w:rPr>
+                <w:rFonts w:ascii="Arial" w:hAnsi="Arial" w:eastAsia="Arial" w:cs="Tahoma"/>
+                <w:sz w:val="18"/>
+              </w:rPr>
+            </w:r>
+            <w:r>
+              <w:rPr>
+                <w:rFonts w:ascii="Arial" w:hAnsi="Arial" w:eastAsia="Arial" w:cs="Tahoma"/>
+                <w:sz w:val="18"/>
+              </w:rPr>
+              <w:t>externalFactors[].factorCode</w:t>
+            </w:r>
+          </w:p>
+        </w:tc>
+        <w:tc>
+          <w:tcPr>
+            <w:tcW w:type="dxa" w:w="2520"/>
+            <w:vAlign w:val="center"/>
+          </w:tcPr>
+          <w:p>
+            <w:pPr>
+              <w:keepLines/>
+              <w:spacing w:after="0"/>
+            </w:pPr>
+            <w:r>
+              <w:rPr>
+                <w:rFonts w:ascii="Arial" w:hAnsi="Arial" w:eastAsia="Arial" w:cs="Tahoma"/>
+                <w:sz w:val="18"/>
+              </w:rPr>
+            </w:r>
+            <w:r>
+              <w:rPr>
+                <w:rFonts w:ascii="Arial" w:hAnsi="Arial" w:eastAsia="Arial" w:cs="Tahoma"/>
+                <w:sz w:val="18"/>
+              </w:rPr>
+              <w:t>string</w:t>
+            </w:r>
+          </w:p>
+        </w:tc>
+        <w:tc>
+          <w:tcPr>
+            <w:tcW w:type="dxa" w:w="2520"/>
+            <w:vAlign w:val="center"/>
+          </w:tcPr>
+          <w:p>
+            <w:pPr>
+              <w:keepLines/>
+              <w:spacing w:after="0"/>
+            </w:pPr>
+            <w:r>
+              <w:rPr>
+                <w:rFonts w:ascii="Arial" w:hAnsi="Arial" w:eastAsia="Arial" w:cs="Tahoma"/>
+                <w:sz w:val="18"/>
+              </w:rPr>
+            </w:r>
+            <w:r>
+              <w:rPr>
+                <w:rFonts w:ascii="Arial" w:hAnsi="Arial" w:eastAsia="Arial" w:cs="Tahoma"/>
+                <w:sz w:val="18"/>
+              </w:rPr>
+              <w:t>Yes</w:t>
+            </w:r>
+          </w:p>
+        </w:tc>
+        <w:tc>
+          <w:tcPr>
+            <w:tcW w:type="dxa" w:w="2520"/>
+            <w:vAlign w:val="center"/>
+          </w:tcPr>
+          <w:p>
+            <w:pPr>
+              <w:keepLines/>
+              <w:spacing w:after="0"/>
+            </w:pPr>
+            <w:r>
+              <w:rPr>
+                <w:rFonts w:ascii="Arial" w:hAnsi="Arial" w:eastAsia="Arial" w:cs="Tahoma"/>
+                <w:sz w:val="18"/>
+              </w:rPr>
+            </w:r>
+            <w:r>
+              <w:rPr>
+                <w:rFonts w:ascii="Arial" w:hAnsi="Arial" w:eastAsia="Arial" w:cs="Tahoma"/>
+                <w:sz w:val="18"/>
+              </w:rPr>
+              <w:t>รหัสปัจจัยภายนอกจาก master (sgi_external_factors.factor_code)</w:t>
+            </w:r>
+          </w:p>
+        </w:tc>
+      </w:tr>
+      <w:tr>
+        <w:trPr>
+          <w:cantSplit/>
+        </w:trPr>
+        <w:tc>
+          <w:tcPr>
+            <w:tcW w:type="dxa" w:w="2520"/>
+            <w:vAlign w:val="center"/>
+          </w:tcPr>
+          <w:p>
+            <w:pPr>
+              <w:keepLines/>
+              <w:spacing w:after="0"/>
+            </w:pPr>
+            <w:r>
+              <w:rPr>
+                <w:rFonts w:ascii="Arial" w:hAnsi="Arial" w:eastAsia="Arial" w:cs="Tahoma"/>
+                <w:sz w:val="18"/>
+              </w:rPr>
+            </w:r>
+            <w:r>
+              <w:rPr>
+                <w:rFonts w:ascii="Arial" w:hAnsi="Arial" w:eastAsia="Arial" w:cs="Tahoma"/>
+                <w:sz w:val="18"/>
+              </w:rPr>
+              <w:t>externalFactors[].dateFrom</w:t>
+            </w:r>
+          </w:p>
+        </w:tc>
+        <w:tc>
+          <w:tcPr>
+            <w:tcW w:type="dxa" w:w="2520"/>
+            <w:vAlign w:val="center"/>
+          </w:tcPr>
+          <w:p>
+            <w:pPr>
+              <w:keepLines/>
+              <w:spacing w:after="0"/>
+            </w:pPr>
+            <w:r>
+              <w:rPr>
+                <w:rFonts w:ascii="Arial" w:hAnsi="Arial" w:eastAsia="Arial" w:cs="Tahoma"/>
+                <w:sz w:val="18"/>
+              </w:rPr>
+            </w:r>
+            <w:r>
+              <w:rPr>
+                <w:rFonts w:ascii="Arial" w:hAnsi="Arial" w:eastAsia="Arial" w:cs="Tahoma"/>
+                <w:sz w:val="18"/>
+              </w:rPr>
+              <w:t>string</w:t>
+            </w:r>
+          </w:p>
+        </w:tc>
+        <w:tc>
+          <w:tcPr>
+            <w:tcW w:type="dxa" w:w="2520"/>
+            <w:vAlign w:val="center"/>
+          </w:tcPr>
+          <w:p>
+            <w:pPr>
+              <w:keepLines/>
+              <w:spacing w:after="0"/>
+            </w:pPr>
+            <w:r>
+              <w:rPr>
+                <w:rFonts w:ascii="Arial" w:hAnsi="Arial" w:eastAsia="Arial" w:cs="Tahoma"/>
+                <w:sz w:val="18"/>
+              </w:rPr>
+            </w:r>
+            <w:r>
+              <w:rPr>
+                <w:rFonts w:ascii="Arial" w:hAnsi="Arial" w:eastAsia="Arial" w:cs="Tahoma"/>
+                <w:sz w:val="18"/>
+              </w:rPr>
+              <w:t>Yes</w:t>
+            </w:r>
+          </w:p>
+        </w:tc>
+        <w:tc>
+          <w:tcPr>
+            <w:tcW w:type="dxa" w:w="2520"/>
+            <w:vAlign w:val="center"/>
+          </w:tcPr>
+          <w:p>
+            <w:pPr>
+              <w:keepLines/>
+              <w:spacing w:after="0"/>
+            </w:pPr>
+            <w:r>
+              <w:rPr>
+                <w:rFonts w:ascii="Arial" w:hAnsi="Arial" w:eastAsia="Arial" w:cs="Tahoma"/>
+                <w:sz w:val="18"/>
+              </w:rPr>
+            </w:r>
+            <w:r>
+              <w:rPr>
+                <w:rFonts w:ascii="Arial" w:hAnsi="Arial" w:eastAsia="Arial" w:cs="Tahoma"/>
+                <w:sz w:val="18"/>
+              </w:rPr>
+              <w:t>UTF-8; use value domain described by endpoint purpose</w:t>
+            </w:r>
+          </w:p>
+        </w:tc>
+      </w:tr>
+      <w:tr>
+        <w:trPr>
+          <w:cantSplit/>
+        </w:trPr>
+        <w:tc>
+          <w:tcPr>
+            <w:tcW w:type="dxa" w:w="2520"/>
+            <w:vAlign w:val="center"/>
+          </w:tcPr>
+          <w:p>
+            <w:pPr>
+              <w:keepLines/>
+              <w:spacing w:after="0"/>
+            </w:pPr>
+            <w:r>
+              <w:rPr>
+                <w:rFonts w:ascii="Arial" w:hAnsi="Arial" w:eastAsia="Arial" w:cs="Tahoma"/>
+                <w:sz w:val="18"/>
+              </w:rPr>
+            </w:r>
+            <w:r>
+              <w:rPr>
+                <w:rFonts w:ascii="Arial" w:hAnsi="Arial" w:eastAsia="Arial" w:cs="Tahoma"/>
+                <w:sz w:val="18"/>
+              </w:rPr>
+              <w:t>externalFactors[].dateTo</w:t>
+            </w:r>
+          </w:p>
+        </w:tc>
+        <w:tc>
+          <w:tcPr>
+            <w:tcW w:type="dxa" w:w="2520"/>
+            <w:vAlign w:val="center"/>
+          </w:tcPr>
+          <w:p>
+            <w:pPr>
+              <w:keepLines/>
+              <w:spacing w:after="0"/>
+            </w:pPr>
+            <w:r>
+              <w:rPr>
+                <w:rFonts w:ascii="Arial" w:hAnsi="Arial" w:eastAsia="Arial" w:cs="Tahoma"/>
+                <w:sz w:val="18"/>
+              </w:rPr>
+            </w:r>
+            <w:r>
+              <w:rPr>
+                <w:rFonts w:ascii="Arial" w:hAnsi="Arial" w:eastAsia="Arial" w:cs="Tahoma"/>
+                <w:sz w:val="18"/>
+              </w:rPr>
+              <w:t>string</w:t>
+            </w:r>
+          </w:p>
+        </w:tc>
+        <w:tc>
+          <w:tcPr>
+            <w:tcW w:type="dxa" w:w="2520"/>
+            <w:vAlign w:val="center"/>
+          </w:tcPr>
+          <w:p>
+            <w:pPr>
+              <w:keepLines/>
+              <w:spacing w:after="0"/>
+            </w:pPr>
+            <w:r>
+              <w:rPr>
+                <w:rFonts w:ascii="Arial" w:hAnsi="Arial" w:eastAsia="Arial" w:cs="Tahoma"/>
+                <w:sz w:val="18"/>
+              </w:rPr>
+            </w:r>
+            <w:r>
+              <w:rPr>
+                <w:rFonts w:ascii="Arial" w:hAnsi="Arial" w:eastAsia="Arial" w:cs="Tahoma"/>
+                <w:sz w:val="18"/>
+              </w:rPr>
+              <w:t>No</w:t>
+            </w:r>
+          </w:p>
+        </w:tc>
+        <w:tc>
+          <w:tcPr>
+            <w:tcW w:type="dxa" w:w="2520"/>
+            <w:vAlign w:val="center"/>
+          </w:tcPr>
+          <w:p>
+            <w:pPr>
+              <w:keepLines/>
+              <w:spacing w:after="0"/>
+            </w:pPr>
+            <w:r>
+              <w:rPr>
+                <w:rFonts w:ascii="Arial" w:hAnsi="Arial" w:eastAsia="Arial" w:cs="Tahoma"/>
+                <w:sz w:val="18"/>
+              </w:rPr>
+            </w:r>
+            <w:r>
+              <w:rPr>
+                <w:rFonts w:ascii="Arial" w:hAnsi="Arial" w:eastAsia="Arial" w:cs="Tahoma"/>
+                <w:sz w:val="18"/>
+              </w:rPr>
+              <w:t>UTF-8; use value domain described by endpoint purpose</w:t>
             </w:r>
           </w:p>
         </w:tc>
@@ -13656,7 +15159,9 @@
               </w:rPr>
               <w:t>{</w:t>
               <w:br/>
-              <w:t xml:space="preserve">  "message": "saved"</w:t>
+              <w:t xml:space="preserve">  "message": "saved",</w:t>
+              <w:br/>
+              <w:t xml:space="preserve">  "versionNo": 4</w:t>
               <w:br/>
               <w:t>}</w:t>
             </w:r>
@@ -13883,6 +15388,111 @@
                 <w:sz w:val="18"/>
               </w:rPr>
               <w:t>UTF-8; use value domain described by endpoint purpose</w:t>
+            </w:r>
+          </w:p>
+        </w:tc>
+      </w:tr>
+      <w:tr>
+        <w:trPr>
+          <w:cantSplit/>
+        </w:trPr>
+        <w:tc>
+          <w:tcPr>
+            <w:tcW w:type="dxa" w:w="2520"/>
+            <w:vAlign w:val="center"/>
+          </w:tcPr>
+          <w:p>
+            <w:pPr>
+              <w:keepLines/>
+              <w:spacing w:after="0"/>
+            </w:pPr>
+            <w:r>
+              <w:rPr>
+                <w:rFonts w:ascii="Arial" w:hAnsi="Arial" w:eastAsia="Arial" w:cs="Tahoma"/>
+                <w:sz w:val="18"/>
+              </w:rPr>
+            </w:r>
+            <w:r>
+              <w:rPr>
+                <w:rFonts w:ascii="Arial" w:hAnsi="Arial" w:eastAsia="Arial" w:cs="Tahoma"/>
+                <w:sz w:val="18"/>
+              </w:rPr>
+              <w:t>versionNo</w:t>
+            </w:r>
+          </w:p>
+        </w:tc>
+        <w:tc>
+          <w:tcPr>
+            <w:tcW w:type="dxa" w:w="2520"/>
+            <w:vAlign w:val="center"/>
+          </w:tcPr>
+          <w:p>
+            <w:pPr>
+              <w:keepLines/>
+              <w:spacing w:after="0"/>
+            </w:pPr>
+            <w:r>
+              <w:rPr>
+                <w:rFonts w:ascii="Arial" w:hAnsi="Arial" w:eastAsia="Arial" w:cs="Tahoma"/>
+                <w:sz w:val="18"/>
+              </w:rPr>
+            </w:r>
+            <w:r>
+              <w:rPr>
+                <w:rFonts w:ascii="Arial" w:hAnsi="Arial" w:eastAsia="Arial" w:cs="Tahoma"/>
+                <w:sz w:val="18"/>
+              </w:rPr>
+              <w:t>integer</w:t>
+            </w:r>
+          </w:p>
+        </w:tc>
+        <w:tc>
+          <w:tcPr>
+            <w:tcW w:type="dxa" w:w="2520"/>
+            <w:vAlign w:val="center"/>
+          </w:tcPr>
+          <w:p>
+            <w:pPr>
+              <w:keepLines/>
+              <w:spacing w:after="0"/>
+            </w:pPr>
+            <w:r>
+              <w:rPr>
+                <w:rFonts w:ascii="Arial" w:hAnsi="Arial" w:eastAsia="Arial" w:cs="Tahoma"/>
+                <w:sz w:val="18"/>
+              </w:rPr>
+            </w:r>
+            <w:r>
+              <w:rPr>
+                <w:rFonts w:ascii="Arial" w:hAnsi="Arial" w:eastAsia="Arial" w:cs="Tahoma"/>
+                <w:sz w:val="18"/>
+              </w:rPr>
+              <w:t>Yes</w:t>
+            </w:r>
+          </w:p>
+        </w:tc>
+        <w:tc>
+          <w:tcPr>
+            <w:tcW w:type="dxa" w:w="2520"/>
+            <w:vAlign w:val="center"/>
+          </w:tcPr>
+          <w:p>
+            <w:pPr>
+              <w:keepLines/>
+              <w:spacing w:after="0"/>
+            </w:pPr>
+            <w:r>
+              <w:rPr>
+                <w:rFonts w:ascii="Arial" w:hAnsi="Arial" w:eastAsia="Arial" w:cs="Tahoma"/>
+                <w:sz w:val="18"/>
+              </w:rPr>
+            </w:r>
+            <w:r>
+              <w:rPr>
+                <w:rFonts w:ascii="Arial" w:hAnsi="Arial" w:eastAsia="Arial" w:cs="Tahoma"/>
+                <w:sz w:val="18"/>
+              </w:rPr>
+              <w:t>optimistic concurrency: ต้องส่งค่าล่าสุดที่โหลดมา · ไม่ตรงคืน 409 STALE_VERSION</w:t>
             </w:r>
           </w:p>
         </w:tc>
@@ -14891,7 +16501,9 @@
               </w:rPr>
               <w:t>{</w:t>
               <w:br/>
-              <w:t xml:space="preserve">  "file": "multipart/form-data &lt;= 5MB"</w:t>
+              <w:t xml:space="preserve">  "file": "multipart &lt;= 5MB",</w:t>
+              <w:br/>
+              <w:t xml:space="preserve">  "sectionCode": "06"</w:t>
               <w:br/>
               <w:t>}</w:t>
             </w:r>
@@ -15122,6 +16734,111 @@
           </w:p>
         </w:tc>
       </w:tr>
+      <w:tr>
+        <w:trPr>
+          <w:cantSplit/>
+        </w:trPr>
+        <w:tc>
+          <w:tcPr>
+            <w:tcW w:type="dxa" w:w="2520"/>
+            <w:vAlign w:val="center"/>
+          </w:tcPr>
+          <w:p>
+            <w:pPr>
+              <w:keepLines/>
+              <w:spacing w:after="0"/>
+            </w:pPr>
+            <w:r>
+              <w:rPr>
+                <w:rFonts w:ascii="Arial" w:hAnsi="Arial" w:eastAsia="Arial" w:cs="Tahoma"/>
+                <w:sz w:val="18"/>
+              </w:rPr>
+            </w:r>
+            <w:r>
+              <w:rPr>
+                <w:rFonts w:ascii="Arial" w:hAnsi="Arial" w:eastAsia="Arial" w:cs="Tahoma"/>
+                <w:sz w:val="18"/>
+              </w:rPr>
+              <w:t>sectionCode</w:t>
+            </w:r>
+          </w:p>
+        </w:tc>
+        <w:tc>
+          <w:tcPr>
+            <w:tcW w:type="dxa" w:w="2520"/>
+            <w:vAlign w:val="center"/>
+          </w:tcPr>
+          <w:p>
+            <w:pPr>
+              <w:keepLines/>
+              <w:spacing w:after="0"/>
+            </w:pPr>
+            <w:r>
+              <w:rPr>
+                <w:rFonts w:ascii="Arial" w:hAnsi="Arial" w:eastAsia="Arial" w:cs="Tahoma"/>
+                <w:sz w:val="18"/>
+              </w:rPr>
+            </w:r>
+            <w:r>
+              <w:rPr>
+                <w:rFonts w:ascii="Arial" w:hAnsi="Arial" w:eastAsia="Arial" w:cs="Tahoma"/>
+                <w:sz w:val="18"/>
+              </w:rPr>
+              <w:t>string</w:t>
+            </w:r>
+          </w:p>
+        </w:tc>
+        <w:tc>
+          <w:tcPr>
+            <w:tcW w:type="dxa" w:w="2520"/>
+            <w:vAlign w:val="center"/>
+          </w:tcPr>
+          <w:p>
+            <w:pPr>
+              <w:keepLines/>
+              <w:spacing w:after="0"/>
+            </w:pPr>
+            <w:r>
+              <w:rPr>
+                <w:rFonts w:ascii="Arial" w:hAnsi="Arial" w:eastAsia="Arial" w:cs="Tahoma"/>
+                <w:sz w:val="18"/>
+              </w:rPr>
+            </w:r>
+            <w:r>
+              <w:rPr>
+                <w:rFonts w:ascii="Arial" w:hAnsi="Arial" w:eastAsia="Arial" w:cs="Tahoma"/>
+                <w:sz w:val="18"/>
+              </w:rPr>
+              <w:t>Yes</w:t>
+            </w:r>
+          </w:p>
+        </w:tc>
+        <w:tc>
+          <w:tcPr>
+            <w:tcW w:type="dxa" w:w="2520"/>
+            <w:vAlign w:val="center"/>
+          </w:tcPr>
+          <w:p>
+            <w:pPr>
+              <w:keepLines/>
+              <w:spacing w:after="0"/>
+            </w:pPr>
+            <w:r>
+              <w:rPr>
+                <w:rFonts w:ascii="Arial" w:hAnsi="Arial" w:eastAsia="Arial" w:cs="Tahoma"/>
+                <w:sz w:val="18"/>
+              </w:rPr>
+            </w:r>
+            <w:r>
+              <w:rPr>
+                <w:rFonts w:ascii="Arial" w:hAnsi="Arial" w:eastAsia="Arial" w:cs="Tahoma"/>
+                <w:sz w:val="18"/>
+              </w:rPr>
+              <w:t>canonical code; do not replace with display label</w:t>
+            </w:r>
+          </w:p>
+        </w:tc>
+      </w:tr>
     </w:tbl>
     <w:p/>
     <w:tbl>
@@ -15183,7 +16900,7 @@
               </w:rPr>
               <w:t>{</w:t>
               <w:br/>
-              <w:t xml:space="preserve">  "attachmentId": "att-001",</w:t>
+              <w:t xml:space="preserve">  "attachId": 771,</w:t>
               <w:br/>
               <w:t xml:space="preserve">  "fileName": "ไฟล์evidence"</w:t>
               <w:br/>
@@ -15336,7 +17053,7 @@
                 <w:rFonts w:ascii="Arial" w:hAnsi="Arial" w:eastAsia="Arial" w:cs="Tahoma"/>
                 <w:sz w:val="18"/>
               </w:rPr>
-              <w:t>attachmentId</w:t>
+              <w:t>attachId</w:t>
             </w:r>
           </w:p>
         </w:tc>
@@ -15361,7 +17078,7 @@
                 <w:rFonts w:ascii="Arial" w:hAnsi="Arial" w:eastAsia="Arial" w:cs="Tahoma"/>
                 <w:sz w:val="18"/>
               </w:rPr>
-              <w:t>string</w:t>
+              <w:t>integer</w:t>
             </w:r>
           </w:p>
         </w:tc>
@@ -15622,7 +17339,7 @@
     </w:p>
     <w:p>
       <w:pPr>
-        <w:pStyle w:val="Heading3"/>
+        <w:pStyle w:val="Heading2"/>
         <w:keepNext/>
         <w:keepLines/>
         <w:pageBreakBefore w:val="0"/>
@@ -16069,7 +17786,7 @@
     <w:p/>
     <w:p>
       <w:pPr>
-        <w:pStyle w:val="Heading3"/>
+        <w:pStyle w:val="Heading2"/>
         <w:keepNext/>
         <w:keepLines/>
         <w:pageBreakBefore w:val="0"/>
@@ -16183,7 +17900,7 @@
     </w:p>
     <w:p>
       <w:pPr>
-        <w:pStyle w:val="Heading3"/>
+        <w:pStyle w:val="Heading2"/>
         <w:keepNext/>
         <w:keepLines/>
         <w:pageBreakBefore w:val="0"/>
@@ -16312,12 +18029,24 @@
         <w:t>}</w:t>
         <w:br/>
         <w:br/>
-        <w:t>// TODO: ยืนยันกับทีม BFF ว่า unwrap envelope { success, data } ที่ชั้นไหน (BFF หรือ FE)</w:t>
+        <w:t>// ── envelope: อ่าน `data.data` ชั้นเดียว (ยืนยันจากโค้ดจริงของ BFF 2026-09-04) ──</w:t>
+        <w:br/>
+        <w:t>//   BFF มี ResponseInterceptor ระดับ global (src/common/interceptors/response.interceptor.ts)</w:t>
+        <w:br/>
+        <w:t>//   ที่ห่อผลลัพธ์ของ controller เป็น { success, data, requestId } ให้เสมอ</w:t>
+        <w:br/>
+        <w:t>//   ⚠️ ถ้า client service ของ BFF คืน `response.data` ดิบ (= envelope ของ store-backend)</w:t>
+        <w:br/>
+        <w:t>//      interceptor จะเห็นคีย์ success แล้วห่อซ้ำ → FE ได้ { success, data: { data: &lt;payload&gt; } }</w:t>
+        <w:br/>
+        <w:t>//      สัญญาที่ตกลง: **BFF ต้อง unwrap ของ store-backend ก่อน 1 ชั้น** (คืน response.data.data)</w:t>
+        <w:br/>
+        <w:t>//      FE จึงอ่าน data.data ชั้นเดียวตามโค้ดด้านบน · requestId ใช้อ้างอิงตอนแจ้งปัญหา</w:t>
       </w:r>
     </w:p>
     <w:p>
       <w:pPr>
-        <w:pStyle w:val="Heading3"/>
+        <w:pStyle w:val="Heading2"/>
         <w:keepNext/>
         <w:keepLines/>
         <w:pageBreakBefore w:val="0"/>
@@ -16407,6 +18136,8 @@
         <w:br/>
         <w:t xml:space="preserve">  actionOptions: {</w:t>
         <w:br/>
+        <w:t xml:space="preserve">    value: string;</w:t>
+        <w:br/>
         <w:t xml:space="preserve">    label: string;</w:t>
         <w:br/>
         <w:t xml:space="preserve">    requireComment: boolean;</w:t>
@@ -16428,11 +18159,39 @@
         <w:br/>
         <w:t>export interface UpdateSgiDocumentRequest {</w:t>
         <w:br/>
+        <w:t xml:space="preserve">  versionNo: number;</w:t>
+        <w:br/>
         <w:t xml:space="preserve">  newStores: {</w:t>
         <w:br/>
         <w:t xml:space="preserve">    newStoreCode: string;</w:t>
         <w:br/>
         <w:t xml:space="preserve">    compensatePercent: number;</w:t>
+        <w:br/>
+        <w:t xml:space="preserve">    compensationAmount: number;</w:t>
+        <w:br/>
+        <w:t xml:space="preserve">    sourceSystem: string;</w:t>
+        <w:br/>
+        <w:t xml:space="preserve">  }[];</w:t>
+        <w:br/>
+        <w:t xml:space="preserve">  competitors: {</w:t>
+        <w:br/>
+        <w:t xml:space="preserve">    id: number;</w:t>
+        <w:br/>
+        <w:t xml:space="preserve">    competitorCode: string;</w:t>
+        <w:br/>
+        <w:t xml:space="preserve">    impactDate: string;</w:t>
+        <w:br/>
+        <w:t xml:space="preserve">  }[];</w:t>
+        <w:br/>
+        <w:t xml:space="preserve">  externalFactors: {</w:t>
+        <w:br/>
+        <w:t xml:space="preserve">    id: number;</w:t>
+        <w:br/>
+        <w:t xml:space="preserve">    factorCode: string;</w:t>
+        <w:br/>
+        <w:t xml:space="preserve">    dateFrom: string;</w:t>
+        <w:br/>
+        <w:t xml:space="preserve">    dateTo: string;</w:t>
         <w:br/>
         <w:t xml:space="preserve">  }[];</w:t>
         <w:br/>
@@ -16444,6 +18203,8 @@
         <w:t>export interface UpdateSgiDocumentResponse {</w:t>
         <w:br/>
         <w:t xml:space="preserve">  message: string;</w:t>
+        <w:br/>
+        <w:t xml:space="preserve">  versionNo: number;</w:t>
         <w:br/>
         <w:t>}</w:t>
         <w:br/>
@@ -16483,7 +18244,7 @@
     </w:p>
     <w:p>
       <w:pPr>
-        <w:pStyle w:val="Heading3"/>
+        <w:pStyle w:val="Heading2"/>
         <w:keepNext/>
         <w:keepLines/>
         <w:pageBreakBefore w:val="0"/>
@@ -16628,7 +18389,7 @@
     </w:p>
     <w:p>
       <w:pPr>
-        <w:pStyle w:val="Heading3"/>
+        <w:pStyle w:val="Heading2"/>
         <w:keepNext/>
         <w:keepLines/>
         <w:pageBreakBefore w:val="0"/>
@@ -16696,13 +18457,13 @@
         <w:br/>
         <w:t>// option ที่ role นี้เห็นตาม contract (render จาก doc.actionOptions ห้าม hardcode ใน JSX):</w:t>
         <w:br/>
-        <w:t>//   - เห็นควรไม่ชดเชย (value='', requireComment=true)</w:t>
+        <w:t>//   - เห็นควรไม่ชดเชย (value='เห็นควรไม่ชดเชย', requireComment=true)</w:t>
         <w:br/>
-        <w:t>//   - หยุดชดเชยประกันรายได้ (value='', requireComment=false)</w:t>
+        <w:t>//   - หยุดชดเชยประกันรายได้ (value='หยุดชดเชยประกันรายได้', requireComment=false)</w:t>
         <w:br/>
-        <w:t>//   - ส่งหน่วยงานส่งเสริมธุรกิจ SBP (value='', requireComment=false)</w:t>
+        <w:t>//   - ส่งหน่วยงานส่งเสริมธุรกิจ SBP (value='ส่งหน่วยงานส่งเสริมธุรกิจ SBP', requireComment=false)</w:t>
         <w:br/>
-        <w:t>//   - ส่งเจ้าหน้าที่ SBP DSA ดำเนินการ (value='', requireComment=false)</w:t>
+        <w:t>//   - ส่งเจ้าหน้าที่ SBP DSA ดำเนินการ (value='ส่งเจ้าหน้าที่ SBP DSA', requireComment=false)</w:t>
         <w:br/>
         <w:t>// editableSections ของ role นี้ (ใช้เป็น constant สำหรับ assertion/test เท่านั้น ไม่ใช่เพื่อ hardcode การ render):</w:t>
         <w:br/>
@@ -16727,7 +18488,7 @@
         <w:br/>
         <w:t>// ค่าที่ "บังคับกรอกความคิดเห็น" มาจาก contract ของ role นี้</w:t>
         <w:br/>
-        <w:t>const REQUIRE_COMMENT: string[] = [/* TODO: ค่าที่บังคับ comment */];</w:t>
+        <w:t>const REQUIRE_COMMENT: string[] = ['เห็นควรไม่ชดเชย'];</w:t>
         <w:br/>
         <w:br/>
         <w:t>// ⚠️ ข้อความ validation ด้านล่างเป็น verbatim จาก ข้อกำหนดทางธุรกิจ v3.1 — ห้าม paraphrase ห้ามย่อ</w:t>
@@ -18622,7 +20383,22 @@
                 <w:rFonts w:ascii="Arial" w:hAnsi="Arial" w:eastAsia="Arial" w:cs="Tahoma"/>
                 <w:sz w:val="18"/>
               </w:rPr>
-              <w:t>ผ่านเมื่อถูกกฎ / โยน error เมื่อผิด — กฎ: required on submit action · รูปแบบ: verbatim from actionOptions</w:t>
+              <w:t>ผ่านเมื่อถูกกฎ / โยน error เมื่อผิด — กฎ: required on submit action · รูปแบบ: actionOptions[].</w:t>
+            </w:r>
+            <w:r>
+              <w:rPr>
+                <w:rFonts w:ascii="Arial" w:hAnsi="Arial" w:eastAsia="Arial" w:cs="Tahoma"/>
+                <w:b/>
+                <w:sz w:val="18"/>
+              </w:rPr>
+              <w:t>value</w:t>
+            </w:r>
+            <w:r>
+              <w:rPr>
+                <w:rFonts w:ascii="Arial" w:hAnsi="Arial" w:eastAsia="Arial" w:cs="Tahoma"/>
+                <w:sz w:val="18"/>
+              </w:rPr>
+              <w:t xml:space="preserve"> (ไม่ใช่ label)</w:t>
             </w:r>
           </w:p>
         </w:tc>

--- a/LLDD/word/FE/LLDD-FE-Document-Detail.docx
+++ b/LLDD/word/FE/LLDD-FE-Document-Detail.docx
@@ -11506,7 +11506,131 @@
               <w:br/>
               <w:t xml:space="preserve">  },</w:t>
               <w:br/>
-              <w:t xml:space="preserve">  "newStores": []</w:t>
+              <w:t xml:space="preserve">  "newStores": [],</w:t>
+              <w:br/>
+              <w:t xml:space="preserve">  "competitors": [</w:t>
+              <w:br/>
+              <w:t xml:space="preserve">    {</w:t>
+              <w:br/>
+              <w:t xml:space="preserve">      "competitorCode": "01",</w:t>
+              <w:br/>
+              <w:t xml:space="preserve">      "nameTh": "โลตัสเอ็กซ์เพรส",</w:t>
+              <w:br/>
+              <w:t xml:space="preserve">      "branchTh": "สาขารัตนอุทิศ",</w:t>
+              <w:br/>
+              <w:t xml:space="preserve">      "openedDate": "2023-10-10",</w:t>
+              <w:br/>
+              <w:t xml:space="preserve">      "impactDate": "2026-06-01",</w:t>
+              <w:br/>
+              <w:t xml:space="preserve">      "detail": "",</w:t>
+              <w:br/>
+              <w:t xml:space="preserve">      "sourceSystem": "ALLMAP"</w:t>
+              <w:br/>
+              <w:t xml:space="preserve">    }</w:t>
+              <w:br/>
+              <w:t xml:space="preserve">  ],</w:t>
+              <w:br/>
+              <w:t xml:space="preserve">  "externalFactors": [</w:t>
+              <w:br/>
+              <w:t xml:space="preserve">    {</w:t>
+              <w:br/>
+              <w:t xml:space="preserve">      "factorCode": "F003",</w:t>
+              <w:br/>
+              <w:t xml:space="preserve">      "factorName": "การก่อสร้าง / ปิดถนน",</w:t>
+              <w:br/>
+              <w:t xml:space="preserve">      "dateFrom": "2026-05-01",</w:t>
+              <w:br/>
+              <w:t xml:space="preserve">      "dateTo": null,</w:t>
+              <w:br/>
+              <w:t xml:space="preserve">      "detail": ""</w:t>
+              <w:br/>
+              <w:t xml:space="preserve">    }</w:t>
+              <w:br/>
+              <w:t xml:space="preserve">  ],</w:t>
+              <w:br/>
+              <w:t xml:space="preserve">  "attachments": [</w:t>
+              <w:br/>
+              <w:t xml:space="preserve">    {</w:t>
+              <w:br/>
+              <w:t xml:space="preserve">      "attachId": 4471,</w:t>
+              <w:br/>
+              <w:t xml:space="preserve">      "fileName": "ไฟล์impact_report",</w:t>
+              <w:br/>
+              <w:t xml:space="preserve">      "fileSize": 1887436,</w:t>
+              <w:br/>
+              <w:t xml:space="preserve">      "mimeType": "application/pdf",</w:t>
+              <w:br/>
+              <w:t xml:space="preserve">      "sectionCode": "06",</w:t>
+              <w:br/>
+              <w:t xml:space="preserve">      "scanStatus": "CLEAN",</w:t>
+              <w:br/>
+              <w:t xml:space="preserve">      "uploadedBy": "somchai.k",</w:t>
+              <w:br/>
+              <w:t xml:space="preserve">      "uploadedAt": "2026-06-12T09:31:00"</w:t>
+              <w:br/>
+              <w:t xml:space="preserve">    }</w:t>
+              <w:br/>
+              <w:t xml:space="preserve">  ],</w:t>
+              <w:br/>
+              <w:t xml:space="preserve">  "costDetails": [</w:t>
+              <w:br/>
+              <w:t xml:space="preserve">    {</w:t>
+              <w:br/>
+              <w:t xml:space="preserve">      "newStoreCode": "00990",</w:t>
+              <w:br/>
+              <w:t xml:space="preserve">      "costYear": 2026,</w:t>
+              <w:br/>
+              <w:t xml:space="preserve">      "costMonth": 6,</w:t>
+              <w:br/>
+              <w:t xml:space="preserve">      "costTargetN": 250000.0,</w:t>
+              <w:br/>
+              <w:t xml:space="preserve">      "costAmountN": 232000.0,</w:t>
+              <w:br/>
+              <w:t xml:space="preserve">      "costTargetNc": 0,</w:t>
+              <w:br/>
+              <w:t xml:space="preserve">      "costAmountNc": 0</w:t>
+              <w:br/>
+              <w:t xml:space="preserve">    }</w:t>
+              <w:br/>
+              <w:t xml:space="preserve">  ],</w:t>
+              <w:br/>
+              <w:t xml:space="preserve">  "compensationHistories": [</w:t>
+              <w:br/>
+              <w:t xml:space="preserve">    {</w:t>
+              <w:br/>
+              <w:t xml:space="preserve">      "submitAccountMonth": "2026-05",</w:t>
+              <w:br/>
+              <w:t xml:space="preserve">      "compensationAmount": 18000.0,</w:t>
+              <w:br/>
+              <w:t xml:space="preserve">      "refDocNo": "2026/00098",</w:t>
+              <w:br/>
+              <w:t xml:space="preserve">      "accountingStatus": "POSTED"</w:t>
+              <w:br/>
+              <w:t xml:space="preserve">    }</w:t>
+              <w:br/>
+              <w:t xml:space="preserve">  ],</w:t>
+              <w:br/>
+              <w:t xml:space="preserve">  "considerationLogs": [</w:t>
+              <w:br/>
+              <w:t xml:space="preserve">    {</w:t>
+              <w:br/>
+              <w:t xml:space="preserve">      "sectionCode": "06",</w:t>
+              <w:br/>
+              <w:t xml:space="preserve">      "result": "ส่งเจ้าหน้าที่ SBP DSA",</w:t>
+              <w:br/>
+              <w:t xml:space="preserve">      "resultCategory": "PENDING",</w:t>
+              <w:br/>
+              <w:t xml:space="preserve">      "detail": "",</w:t>
+              <w:br/>
+              <w:t xml:space="preserve">      "considerBy": "somchai.k",</w:t>
+              <w:br/>
+              <w:t xml:space="preserve">      "actionDatetime": "2026-06-12T10:02:00"</w:t>
+              <w:br/>
+              <w:t xml:space="preserve">    }</w:t>
+              <w:br/>
+              <w:t xml:space="preserve">  ],</w:t>
+              <w:br/>
+              <w:t xml:space="preserve">  "allmapUrl": "https://allmap.example/store/01234"</w:t>
               <w:br/>
               <w:t>}</w:t>
             </w:r>
@@ -13203,6 +13327,4775 @@
                 <w:sz w:val="18"/>
               </w:rPr>
               <w:t>JSON array; element type shown in Type column</w:t>
+            </w:r>
+          </w:p>
+        </w:tc>
+      </w:tr>
+      <w:tr>
+        <w:trPr>
+          <w:cantSplit/>
+        </w:trPr>
+        <w:tc>
+          <w:tcPr>
+            <w:tcW w:type="dxa" w:w="2520"/>
+            <w:vAlign w:val="center"/>
+          </w:tcPr>
+          <w:p>
+            <w:pPr>
+              <w:keepLines/>
+              <w:spacing w:after="0"/>
+            </w:pPr>
+            <w:r>
+              <w:rPr>
+                <w:rFonts w:ascii="Arial" w:hAnsi="Arial" w:eastAsia="Arial" w:cs="Tahoma"/>
+                <w:sz w:val="18"/>
+              </w:rPr>
+            </w:r>
+            <w:r>
+              <w:rPr>
+                <w:rFonts w:ascii="Arial" w:hAnsi="Arial" w:eastAsia="Arial" w:cs="Tahoma"/>
+                <w:sz w:val="18"/>
+              </w:rPr>
+              <w:t>competitors</w:t>
+            </w:r>
+          </w:p>
+        </w:tc>
+        <w:tc>
+          <w:tcPr>
+            <w:tcW w:type="dxa" w:w="2520"/>
+            <w:vAlign w:val="center"/>
+          </w:tcPr>
+          <w:p>
+            <w:pPr>
+              <w:keepLines/>
+              <w:spacing w:after="0"/>
+            </w:pPr>
+            <w:r>
+              <w:rPr>
+                <w:rFonts w:ascii="Arial" w:hAnsi="Arial" w:eastAsia="Arial" w:cs="Tahoma"/>
+                <w:sz w:val="18"/>
+              </w:rPr>
+            </w:r>
+            <w:r>
+              <w:rPr>
+                <w:rFonts w:ascii="Arial" w:hAnsi="Arial" w:eastAsia="Arial" w:cs="Tahoma"/>
+                <w:sz w:val="18"/>
+              </w:rPr>
+              <w:t>array&lt;object&gt;</w:t>
+            </w:r>
+          </w:p>
+        </w:tc>
+        <w:tc>
+          <w:tcPr>
+            <w:tcW w:type="dxa" w:w="2520"/>
+            <w:vAlign w:val="center"/>
+          </w:tcPr>
+          <w:p>
+            <w:pPr>
+              <w:keepLines/>
+              <w:spacing w:after="0"/>
+            </w:pPr>
+            <w:r>
+              <w:rPr>
+                <w:rFonts w:ascii="Arial" w:hAnsi="Arial" w:eastAsia="Arial" w:cs="Tahoma"/>
+                <w:sz w:val="18"/>
+              </w:rPr>
+            </w:r>
+            <w:r>
+              <w:rPr>
+                <w:rFonts w:ascii="Arial" w:hAnsi="Arial" w:eastAsia="Arial" w:cs="Tahoma"/>
+                <w:sz w:val="18"/>
+              </w:rPr>
+              <w:t>Yes</w:t>
+            </w:r>
+          </w:p>
+        </w:tc>
+        <w:tc>
+          <w:tcPr>
+            <w:tcW w:type="dxa" w:w="2520"/>
+            <w:vAlign w:val="center"/>
+          </w:tcPr>
+          <w:p>
+            <w:pPr>
+              <w:keepLines/>
+              <w:spacing w:after="0"/>
+            </w:pPr>
+            <w:r>
+              <w:rPr>
+                <w:rFonts w:ascii="Arial" w:hAnsi="Arial" w:eastAsia="Arial" w:cs="Tahoma"/>
+                <w:sz w:val="18"/>
+              </w:rPr>
+            </w:r>
+            <w:r>
+              <w:rPr>
+                <w:rFonts w:ascii="Arial" w:hAnsi="Arial" w:eastAsia="Arial" w:cs="Tahoma"/>
+                <w:sz w:val="18"/>
+              </w:rPr>
+              <w:t>JSON array; element type shown in Type column</w:t>
+            </w:r>
+          </w:p>
+        </w:tc>
+      </w:tr>
+      <w:tr>
+        <w:trPr>
+          <w:cantSplit/>
+        </w:trPr>
+        <w:tc>
+          <w:tcPr>
+            <w:tcW w:type="dxa" w:w="2520"/>
+            <w:vAlign w:val="center"/>
+          </w:tcPr>
+          <w:p>
+            <w:pPr>
+              <w:keepLines/>
+              <w:spacing w:after="0"/>
+            </w:pPr>
+            <w:r>
+              <w:rPr>
+                <w:rFonts w:ascii="Arial" w:hAnsi="Arial" w:eastAsia="Arial" w:cs="Tahoma"/>
+                <w:sz w:val="18"/>
+              </w:rPr>
+            </w:r>
+            <w:r>
+              <w:rPr>
+                <w:rFonts w:ascii="Arial" w:hAnsi="Arial" w:eastAsia="Arial" w:cs="Tahoma"/>
+                <w:sz w:val="18"/>
+              </w:rPr>
+              <w:t>competitors[].competitorCode</w:t>
+            </w:r>
+          </w:p>
+        </w:tc>
+        <w:tc>
+          <w:tcPr>
+            <w:tcW w:type="dxa" w:w="2520"/>
+            <w:vAlign w:val="center"/>
+          </w:tcPr>
+          <w:p>
+            <w:pPr>
+              <w:keepLines/>
+              <w:spacing w:after="0"/>
+            </w:pPr>
+            <w:r>
+              <w:rPr>
+                <w:rFonts w:ascii="Arial" w:hAnsi="Arial" w:eastAsia="Arial" w:cs="Tahoma"/>
+                <w:sz w:val="18"/>
+              </w:rPr>
+            </w:r>
+            <w:r>
+              <w:rPr>
+                <w:rFonts w:ascii="Arial" w:hAnsi="Arial" w:eastAsia="Arial" w:cs="Tahoma"/>
+                <w:sz w:val="18"/>
+              </w:rPr>
+              <w:t>string</w:t>
+            </w:r>
+          </w:p>
+        </w:tc>
+        <w:tc>
+          <w:tcPr>
+            <w:tcW w:type="dxa" w:w="2520"/>
+            <w:vAlign w:val="center"/>
+          </w:tcPr>
+          <w:p>
+            <w:pPr>
+              <w:keepLines/>
+              <w:spacing w:after="0"/>
+            </w:pPr>
+            <w:r>
+              <w:rPr>
+                <w:rFonts w:ascii="Arial" w:hAnsi="Arial" w:eastAsia="Arial" w:cs="Tahoma"/>
+                <w:sz w:val="18"/>
+              </w:rPr>
+            </w:r>
+            <w:r>
+              <w:rPr>
+                <w:rFonts w:ascii="Arial" w:hAnsi="Arial" w:eastAsia="Arial" w:cs="Tahoma"/>
+                <w:sz w:val="18"/>
+              </w:rPr>
+              <w:t>Yes</w:t>
+            </w:r>
+          </w:p>
+        </w:tc>
+        <w:tc>
+          <w:tcPr>
+            <w:tcW w:type="dxa" w:w="2520"/>
+            <w:vAlign w:val="center"/>
+          </w:tcPr>
+          <w:p>
+            <w:pPr>
+              <w:keepLines/>
+              <w:spacing w:after="0"/>
+            </w:pPr>
+            <w:r>
+              <w:rPr>
+                <w:rFonts w:ascii="Arial" w:hAnsi="Arial" w:eastAsia="Arial" w:cs="Tahoma"/>
+                <w:sz w:val="18"/>
+              </w:rPr>
+            </w:r>
+            <w:r>
+              <w:rPr>
+                <w:rFonts w:ascii="Arial" w:hAnsi="Arial" w:eastAsia="Arial" w:cs="Tahoma"/>
+                <w:sz w:val="18"/>
+              </w:rPr>
+              <w:t>รหัสแบรนด์คู่แข่งจาก master 01–11 เท่านั้น (ห้าม free text)</w:t>
+            </w:r>
+          </w:p>
+        </w:tc>
+      </w:tr>
+      <w:tr>
+        <w:trPr>
+          <w:cantSplit/>
+        </w:trPr>
+        <w:tc>
+          <w:tcPr>
+            <w:tcW w:type="dxa" w:w="2520"/>
+            <w:vAlign w:val="center"/>
+          </w:tcPr>
+          <w:p>
+            <w:pPr>
+              <w:keepLines/>
+              <w:spacing w:after="0"/>
+            </w:pPr>
+            <w:r>
+              <w:rPr>
+                <w:rFonts w:ascii="Arial" w:hAnsi="Arial" w:eastAsia="Arial" w:cs="Tahoma"/>
+                <w:sz w:val="18"/>
+              </w:rPr>
+            </w:r>
+            <w:r>
+              <w:rPr>
+                <w:rFonts w:ascii="Arial" w:hAnsi="Arial" w:eastAsia="Arial" w:cs="Tahoma"/>
+                <w:sz w:val="18"/>
+              </w:rPr>
+              <w:t>competitors[].nameTh</w:t>
+            </w:r>
+          </w:p>
+        </w:tc>
+        <w:tc>
+          <w:tcPr>
+            <w:tcW w:type="dxa" w:w="2520"/>
+            <w:vAlign w:val="center"/>
+          </w:tcPr>
+          <w:p>
+            <w:pPr>
+              <w:keepLines/>
+              <w:spacing w:after="0"/>
+            </w:pPr>
+            <w:r>
+              <w:rPr>
+                <w:rFonts w:ascii="Arial" w:hAnsi="Arial" w:eastAsia="Arial" w:cs="Tahoma"/>
+                <w:sz w:val="18"/>
+              </w:rPr>
+            </w:r>
+            <w:r>
+              <w:rPr>
+                <w:rFonts w:ascii="Arial" w:hAnsi="Arial" w:eastAsia="Arial" w:cs="Tahoma"/>
+                <w:sz w:val="18"/>
+              </w:rPr>
+              <w:t>string</w:t>
+            </w:r>
+          </w:p>
+        </w:tc>
+        <w:tc>
+          <w:tcPr>
+            <w:tcW w:type="dxa" w:w="2520"/>
+            <w:vAlign w:val="center"/>
+          </w:tcPr>
+          <w:p>
+            <w:pPr>
+              <w:keepLines/>
+              <w:spacing w:after="0"/>
+            </w:pPr>
+            <w:r>
+              <w:rPr>
+                <w:rFonts w:ascii="Arial" w:hAnsi="Arial" w:eastAsia="Arial" w:cs="Tahoma"/>
+                <w:sz w:val="18"/>
+              </w:rPr>
+            </w:r>
+            <w:r>
+              <w:rPr>
+                <w:rFonts w:ascii="Arial" w:hAnsi="Arial" w:eastAsia="Arial" w:cs="Tahoma"/>
+                <w:sz w:val="18"/>
+              </w:rPr>
+              <w:t>Yes</w:t>
+            </w:r>
+          </w:p>
+        </w:tc>
+        <w:tc>
+          <w:tcPr>
+            <w:tcW w:type="dxa" w:w="2520"/>
+            <w:vAlign w:val="center"/>
+          </w:tcPr>
+          <w:p>
+            <w:pPr>
+              <w:keepLines/>
+              <w:spacing w:after="0"/>
+            </w:pPr>
+            <w:r>
+              <w:rPr>
+                <w:rFonts w:ascii="Arial" w:hAnsi="Arial" w:eastAsia="Arial" w:cs="Tahoma"/>
+                <w:sz w:val="18"/>
+              </w:rPr>
+            </w:r>
+            <w:r>
+              <w:rPr>
+                <w:rFonts w:ascii="Arial" w:hAnsi="Arial" w:eastAsia="Arial" w:cs="Tahoma"/>
+                <w:sz w:val="18"/>
+              </w:rPr>
+              <w:t>UTF-8; use value domain described by endpoint purpose</w:t>
+            </w:r>
+          </w:p>
+        </w:tc>
+      </w:tr>
+      <w:tr>
+        <w:trPr>
+          <w:cantSplit/>
+        </w:trPr>
+        <w:tc>
+          <w:tcPr>
+            <w:tcW w:type="dxa" w:w="2520"/>
+            <w:vAlign w:val="center"/>
+          </w:tcPr>
+          <w:p>
+            <w:pPr>
+              <w:keepLines/>
+              <w:spacing w:after="0"/>
+            </w:pPr>
+            <w:r>
+              <w:rPr>
+                <w:rFonts w:ascii="Arial" w:hAnsi="Arial" w:eastAsia="Arial" w:cs="Tahoma"/>
+                <w:sz w:val="18"/>
+              </w:rPr>
+            </w:r>
+            <w:r>
+              <w:rPr>
+                <w:rFonts w:ascii="Arial" w:hAnsi="Arial" w:eastAsia="Arial" w:cs="Tahoma"/>
+                <w:sz w:val="18"/>
+              </w:rPr>
+              <w:t>competitors[].branchTh</w:t>
+            </w:r>
+          </w:p>
+        </w:tc>
+        <w:tc>
+          <w:tcPr>
+            <w:tcW w:type="dxa" w:w="2520"/>
+            <w:vAlign w:val="center"/>
+          </w:tcPr>
+          <w:p>
+            <w:pPr>
+              <w:keepLines/>
+              <w:spacing w:after="0"/>
+            </w:pPr>
+            <w:r>
+              <w:rPr>
+                <w:rFonts w:ascii="Arial" w:hAnsi="Arial" w:eastAsia="Arial" w:cs="Tahoma"/>
+                <w:sz w:val="18"/>
+              </w:rPr>
+            </w:r>
+            <w:r>
+              <w:rPr>
+                <w:rFonts w:ascii="Arial" w:hAnsi="Arial" w:eastAsia="Arial" w:cs="Tahoma"/>
+                <w:sz w:val="18"/>
+              </w:rPr>
+              <w:t>string</w:t>
+            </w:r>
+          </w:p>
+        </w:tc>
+        <w:tc>
+          <w:tcPr>
+            <w:tcW w:type="dxa" w:w="2520"/>
+            <w:vAlign w:val="center"/>
+          </w:tcPr>
+          <w:p>
+            <w:pPr>
+              <w:keepLines/>
+              <w:spacing w:after="0"/>
+            </w:pPr>
+            <w:r>
+              <w:rPr>
+                <w:rFonts w:ascii="Arial" w:hAnsi="Arial" w:eastAsia="Arial" w:cs="Tahoma"/>
+                <w:sz w:val="18"/>
+              </w:rPr>
+            </w:r>
+            <w:r>
+              <w:rPr>
+                <w:rFonts w:ascii="Arial" w:hAnsi="Arial" w:eastAsia="Arial" w:cs="Tahoma"/>
+                <w:sz w:val="18"/>
+              </w:rPr>
+              <w:t>Yes</w:t>
+            </w:r>
+          </w:p>
+        </w:tc>
+        <w:tc>
+          <w:tcPr>
+            <w:tcW w:type="dxa" w:w="2520"/>
+            <w:vAlign w:val="center"/>
+          </w:tcPr>
+          <w:p>
+            <w:pPr>
+              <w:keepLines/>
+              <w:spacing w:after="0"/>
+            </w:pPr>
+            <w:r>
+              <w:rPr>
+                <w:rFonts w:ascii="Arial" w:hAnsi="Arial" w:eastAsia="Arial" w:cs="Tahoma"/>
+                <w:sz w:val="18"/>
+              </w:rPr>
+            </w:r>
+            <w:r>
+              <w:rPr>
+                <w:rFonts w:ascii="Arial" w:hAnsi="Arial" w:eastAsia="Arial" w:cs="Tahoma"/>
+                <w:sz w:val="18"/>
+              </w:rPr>
+              <w:t>UTF-8; use value domain described by endpoint purpose</w:t>
+            </w:r>
+          </w:p>
+        </w:tc>
+      </w:tr>
+      <w:tr>
+        <w:trPr>
+          <w:cantSplit/>
+        </w:trPr>
+        <w:tc>
+          <w:tcPr>
+            <w:tcW w:type="dxa" w:w="2520"/>
+            <w:vAlign w:val="center"/>
+          </w:tcPr>
+          <w:p>
+            <w:pPr>
+              <w:keepLines/>
+              <w:spacing w:after="0"/>
+            </w:pPr>
+            <w:r>
+              <w:rPr>
+                <w:rFonts w:ascii="Arial" w:hAnsi="Arial" w:eastAsia="Arial" w:cs="Tahoma"/>
+                <w:sz w:val="18"/>
+              </w:rPr>
+            </w:r>
+            <w:r>
+              <w:rPr>
+                <w:rFonts w:ascii="Arial" w:hAnsi="Arial" w:eastAsia="Arial" w:cs="Tahoma"/>
+                <w:sz w:val="18"/>
+              </w:rPr>
+              <w:t>competitors[].openedDate</w:t>
+            </w:r>
+          </w:p>
+        </w:tc>
+        <w:tc>
+          <w:tcPr>
+            <w:tcW w:type="dxa" w:w="2520"/>
+            <w:vAlign w:val="center"/>
+          </w:tcPr>
+          <w:p>
+            <w:pPr>
+              <w:keepLines/>
+              <w:spacing w:after="0"/>
+            </w:pPr>
+            <w:r>
+              <w:rPr>
+                <w:rFonts w:ascii="Arial" w:hAnsi="Arial" w:eastAsia="Arial" w:cs="Tahoma"/>
+                <w:sz w:val="18"/>
+              </w:rPr>
+            </w:r>
+            <w:r>
+              <w:rPr>
+                <w:rFonts w:ascii="Arial" w:hAnsi="Arial" w:eastAsia="Arial" w:cs="Tahoma"/>
+                <w:sz w:val="18"/>
+              </w:rPr>
+              <w:t>string</w:t>
+            </w:r>
+          </w:p>
+        </w:tc>
+        <w:tc>
+          <w:tcPr>
+            <w:tcW w:type="dxa" w:w="2520"/>
+            <w:vAlign w:val="center"/>
+          </w:tcPr>
+          <w:p>
+            <w:pPr>
+              <w:keepLines/>
+              <w:spacing w:after="0"/>
+            </w:pPr>
+            <w:r>
+              <w:rPr>
+                <w:rFonts w:ascii="Arial" w:hAnsi="Arial" w:eastAsia="Arial" w:cs="Tahoma"/>
+                <w:sz w:val="18"/>
+              </w:rPr>
+            </w:r>
+            <w:r>
+              <w:rPr>
+                <w:rFonts w:ascii="Arial" w:hAnsi="Arial" w:eastAsia="Arial" w:cs="Tahoma"/>
+                <w:sz w:val="18"/>
+              </w:rPr>
+              <w:t>Yes</w:t>
+            </w:r>
+          </w:p>
+        </w:tc>
+        <w:tc>
+          <w:tcPr>
+            <w:tcW w:type="dxa" w:w="2520"/>
+            <w:vAlign w:val="center"/>
+          </w:tcPr>
+          <w:p>
+            <w:pPr>
+              <w:keepLines/>
+              <w:spacing w:after="0"/>
+            </w:pPr>
+            <w:r>
+              <w:rPr>
+                <w:rFonts w:ascii="Arial" w:hAnsi="Arial" w:eastAsia="Arial" w:cs="Tahoma"/>
+                <w:sz w:val="18"/>
+              </w:rPr>
+            </w:r>
+            <w:r>
+              <w:rPr>
+                <w:rFonts w:ascii="Arial" w:hAnsi="Arial" w:eastAsia="Arial" w:cs="Tahoma"/>
+                <w:sz w:val="18"/>
+              </w:rPr>
+              <w:t>ISO-8601 ค.ศ.; nullable only when type includes null</w:t>
+            </w:r>
+          </w:p>
+        </w:tc>
+      </w:tr>
+      <w:tr>
+        <w:trPr>
+          <w:cantSplit/>
+        </w:trPr>
+        <w:tc>
+          <w:tcPr>
+            <w:tcW w:type="dxa" w:w="2520"/>
+            <w:vAlign w:val="center"/>
+          </w:tcPr>
+          <w:p>
+            <w:pPr>
+              <w:keepLines/>
+              <w:spacing w:after="0"/>
+            </w:pPr>
+            <w:r>
+              <w:rPr>
+                <w:rFonts w:ascii="Arial" w:hAnsi="Arial" w:eastAsia="Arial" w:cs="Tahoma"/>
+                <w:sz w:val="18"/>
+              </w:rPr>
+            </w:r>
+            <w:r>
+              <w:rPr>
+                <w:rFonts w:ascii="Arial" w:hAnsi="Arial" w:eastAsia="Arial" w:cs="Tahoma"/>
+                <w:sz w:val="18"/>
+              </w:rPr>
+              <w:t>competitors[].impactDate</w:t>
+            </w:r>
+          </w:p>
+        </w:tc>
+        <w:tc>
+          <w:tcPr>
+            <w:tcW w:type="dxa" w:w="2520"/>
+            <w:vAlign w:val="center"/>
+          </w:tcPr>
+          <w:p>
+            <w:pPr>
+              <w:keepLines/>
+              <w:spacing w:after="0"/>
+            </w:pPr>
+            <w:r>
+              <w:rPr>
+                <w:rFonts w:ascii="Arial" w:hAnsi="Arial" w:eastAsia="Arial" w:cs="Tahoma"/>
+                <w:sz w:val="18"/>
+              </w:rPr>
+            </w:r>
+            <w:r>
+              <w:rPr>
+                <w:rFonts w:ascii="Arial" w:hAnsi="Arial" w:eastAsia="Arial" w:cs="Tahoma"/>
+                <w:sz w:val="18"/>
+              </w:rPr>
+              <w:t>string</w:t>
+            </w:r>
+          </w:p>
+        </w:tc>
+        <w:tc>
+          <w:tcPr>
+            <w:tcW w:type="dxa" w:w="2520"/>
+            <w:vAlign w:val="center"/>
+          </w:tcPr>
+          <w:p>
+            <w:pPr>
+              <w:keepLines/>
+              <w:spacing w:after="0"/>
+            </w:pPr>
+            <w:r>
+              <w:rPr>
+                <w:rFonts w:ascii="Arial" w:hAnsi="Arial" w:eastAsia="Arial" w:cs="Tahoma"/>
+                <w:sz w:val="18"/>
+              </w:rPr>
+            </w:r>
+            <w:r>
+              <w:rPr>
+                <w:rFonts w:ascii="Arial" w:hAnsi="Arial" w:eastAsia="Arial" w:cs="Tahoma"/>
+                <w:sz w:val="18"/>
+              </w:rPr>
+              <w:t>Yes</w:t>
+            </w:r>
+          </w:p>
+        </w:tc>
+        <w:tc>
+          <w:tcPr>
+            <w:tcW w:type="dxa" w:w="2520"/>
+            <w:vAlign w:val="center"/>
+          </w:tcPr>
+          <w:p>
+            <w:pPr>
+              <w:keepLines/>
+              <w:spacing w:after="0"/>
+            </w:pPr>
+            <w:r>
+              <w:rPr>
+                <w:rFonts w:ascii="Arial" w:hAnsi="Arial" w:eastAsia="Arial" w:cs="Tahoma"/>
+                <w:sz w:val="18"/>
+              </w:rPr>
+            </w:r>
+            <w:r>
+              <w:rPr>
+                <w:rFonts w:ascii="Arial" w:hAnsi="Arial" w:eastAsia="Arial" w:cs="Tahoma"/>
+                <w:sz w:val="18"/>
+              </w:rPr>
+              <w:t>ISO-8601 ค.ศ.; nullable only when type includes null</w:t>
+            </w:r>
+          </w:p>
+        </w:tc>
+      </w:tr>
+      <w:tr>
+        <w:trPr>
+          <w:cantSplit/>
+        </w:trPr>
+        <w:tc>
+          <w:tcPr>
+            <w:tcW w:type="dxa" w:w="2520"/>
+            <w:vAlign w:val="center"/>
+          </w:tcPr>
+          <w:p>
+            <w:pPr>
+              <w:keepLines/>
+              <w:spacing w:after="0"/>
+            </w:pPr>
+            <w:r>
+              <w:rPr>
+                <w:rFonts w:ascii="Arial" w:hAnsi="Arial" w:eastAsia="Arial" w:cs="Tahoma"/>
+                <w:sz w:val="18"/>
+              </w:rPr>
+            </w:r>
+            <w:r>
+              <w:rPr>
+                <w:rFonts w:ascii="Arial" w:hAnsi="Arial" w:eastAsia="Arial" w:cs="Tahoma"/>
+                <w:sz w:val="18"/>
+              </w:rPr>
+              <w:t>competitors[].detail</w:t>
+            </w:r>
+          </w:p>
+        </w:tc>
+        <w:tc>
+          <w:tcPr>
+            <w:tcW w:type="dxa" w:w="2520"/>
+            <w:vAlign w:val="center"/>
+          </w:tcPr>
+          <w:p>
+            <w:pPr>
+              <w:keepLines/>
+              <w:spacing w:after="0"/>
+            </w:pPr>
+            <w:r>
+              <w:rPr>
+                <w:rFonts w:ascii="Arial" w:hAnsi="Arial" w:eastAsia="Arial" w:cs="Tahoma"/>
+                <w:sz w:val="18"/>
+              </w:rPr>
+            </w:r>
+            <w:r>
+              <w:rPr>
+                <w:rFonts w:ascii="Arial" w:hAnsi="Arial" w:eastAsia="Arial" w:cs="Tahoma"/>
+                <w:sz w:val="18"/>
+              </w:rPr>
+              <w:t>string</w:t>
+            </w:r>
+          </w:p>
+        </w:tc>
+        <w:tc>
+          <w:tcPr>
+            <w:tcW w:type="dxa" w:w="2520"/>
+            <w:vAlign w:val="center"/>
+          </w:tcPr>
+          <w:p>
+            <w:pPr>
+              <w:keepLines/>
+              <w:spacing w:after="0"/>
+            </w:pPr>
+            <w:r>
+              <w:rPr>
+                <w:rFonts w:ascii="Arial" w:hAnsi="Arial" w:eastAsia="Arial" w:cs="Tahoma"/>
+                <w:sz w:val="18"/>
+              </w:rPr>
+            </w:r>
+            <w:r>
+              <w:rPr>
+                <w:rFonts w:ascii="Arial" w:hAnsi="Arial" w:eastAsia="Arial" w:cs="Tahoma"/>
+                <w:sz w:val="18"/>
+              </w:rPr>
+              <w:t>Yes</w:t>
+            </w:r>
+          </w:p>
+        </w:tc>
+        <w:tc>
+          <w:tcPr>
+            <w:tcW w:type="dxa" w:w="2520"/>
+            <w:vAlign w:val="center"/>
+          </w:tcPr>
+          <w:p>
+            <w:pPr>
+              <w:keepLines/>
+              <w:spacing w:after="0"/>
+            </w:pPr>
+            <w:r>
+              <w:rPr>
+                <w:rFonts w:ascii="Arial" w:hAnsi="Arial" w:eastAsia="Arial" w:cs="Tahoma"/>
+                <w:sz w:val="18"/>
+              </w:rPr>
+            </w:r>
+            <w:r>
+              <w:rPr>
+                <w:rFonts w:ascii="Arial" w:hAnsi="Arial" w:eastAsia="Arial" w:cs="Tahoma"/>
+                <w:sz w:val="18"/>
+              </w:rPr>
+              <w:t>UTF-8; use value domain described by endpoint purpose</w:t>
+            </w:r>
+          </w:p>
+        </w:tc>
+      </w:tr>
+      <w:tr>
+        <w:trPr>
+          <w:cantSplit/>
+        </w:trPr>
+        <w:tc>
+          <w:tcPr>
+            <w:tcW w:type="dxa" w:w="2520"/>
+            <w:vAlign w:val="center"/>
+          </w:tcPr>
+          <w:p>
+            <w:pPr>
+              <w:keepLines/>
+              <w:spacing w:after="0"/>
+            </w:pPr>
+            <w:r>
+              <w:rPr>
+                <w:rFonts w:ascii="Arial" w:hAnsi="Arial" w:eastAsia="Arial" w:cs="Tahoma"/>
+                <w:sz w:val="18"/>
+              </w:rPr>
+            </w:r>
+            <w:r>
+              <w:rPr>
+                <w:rFonts w:ascii="Arial" w:hAnsi="Arial" w:eastAsia="Arial" w:cs="Tahoma"/>
+                <w:sz w:val="18"/>
+              </w:rPr>
+              <w:t>competitors[].sourceSystem</w:t>
+            </w:r>
+          </w:p>
+        </w:tc>
+        <w:tc>
+          <w:tcPr>
+            <w:tcW w:type="dxa" w:w="2520"/>
+            <w:vAlign w:val="center"/>
+          </w:tcPr>
+          <w:p>
+            <w:pPr>
+              <w:keepLines/>
+              <w:spacing w:after="0"/>
+            </w:pPr>
+            <w:r>
+              <w:rPr>
+                <w:rFonts w:ascii="Arial" w:hAnsi="Arial" w:eastAsia="Arial" w:cs="Tahoma"/>
+                <w:sz w:val="18"/>
+              </w:rPr>
+            </w:r>
+            <w:r>
+              <w:rPr>
+                <w:rFonts w:ascii="Arial" w:hAnsi="Arial" w:eastAsia="Arial" w:cs="Tahoma"/>
+                <w:sz w:val="18"/>
+              </w:rPr>
+              <w:t>string</w:t>
+            </w:r>
+          </w:p>
+        </w:tc>
+        <w:tc>
+          <w:tcPr>
+            <w:tcW w:type="dxa" w:w="2520"/>
+            <w:vAlign w:val="center"/>
+          </w:tcPr>
+          <w:p>
+            <w:pPr>
+              <w:keepLines/>
+              <w:spacing w:after="0"/>
+            </w:pPr>
+            <w:r>
+              <w:rPr>
+                <w:rFonts w:ascii="Arial" w:hAnsi="Arial" w:eastAsia="Arial" w:cs="Tahoma"/>
+                <w:sz w:val="18"/>
+              </w:rPr>
+            </w:r>
+            <w:r>
+              <w:rPr>
+                <w:rFonts w:ascii="Arial" w:hAnsi="Arial" w:eastAsia="Arial" w:cs="Tahoma"/>
+                <w:sz w:val="18"/>
+              </w:rPr>
+              <w:t>Yes</w:t>
+            </w:r>
+          </w:p>
+        </w:tc>
+        <w:tc>
+          <w:tcPr>
+            <w:tcW w:type="dxa" w:w="2520"/>
+            <w:vAlign w:val="center"/>
+          </w:tcPr>
+          <w:p>
+            <w:pPr>
+              <w:keepLines/>
+              <w:spacing w:after="0"/>
+            </w:pPr>
+            <w:r>
+              <w:rPr>
+                <w:rFonts w:ascii="Arial" w:hAnsi="Arial" w:eastAsia="Arial" w:cs="Tahoma"/>
+                <w:sz w:val="18"/>
+              </w:rPr>
+            </w:r>
+            <w:r>
+              <w:rPr>
+                <w:rFonts w:ascii="Arial" w:hAnsi="Arial" w:eastAsia="Arial" w:cs="Tahoma"/>
+                <w:sz w:val="18"/>
+              </w:rPr>
+              <w:t>ALLMAP = ระบบดึงมาเอง · USER = ผู้ใช้คีย์เพิ่ม</w:t>
+            </w:r>
+          </w:p>
+        </w:tc>
+      </w:tr>
+      <w:tr>
+        <w:trPr>
+          <w:cantSplit/>
+        </w:trPr>
+        <w:tc>
+          <w:tcPr>
+            <w:tcW w:type="dxa" w:w="2520"/>
+            <w:vAlign w:val="center"/>
+          </w:tcPr>
+          <w:p>
+            <w:pPr>
+              <w:keepLines/>
+              <w:spacing w:after="0"/>
+            </w:pPr>
+            <w:r>
+              <w:rPr>
+                <w:rFonts w:ascii="Arial" w:hAnsi="Arial" w:eastAsia="Arial" w:cs="Tahoma"/>
+                <w:sz w:val="18"/>
+              </w:rPr>
+            </w:r>
+            <w:r>
+              <w:rPr>
+                <w:rFonts w:ascii="Arial" w:hAnsi="Arial" w:eastAsia="Arial" w:cs="Tahoma"/>
+                <w:sz w:val="18"/>
+              </w:rPr>
+              <w:t>externalFactors</w:t>
+            </w:r>
+          </w:p>
+        </w:tc>
+        <w:tc>
+          <w:tcPr>
+            <w:tcW w:type="dxa" w:w="2520"/>
+            <w:vAlign w:val="center"/>
+          </w:tcPr>
+          <w:p>
+            <w:pPr>
+              <w:keepLines/>
+              <w:spacing w:after="0"/>
+            </w:pPr>
+            <w:r>
+              <w:rPr>
+                <w:rFonts w:ascii="Arial" w:hAnsi="Arial" w:eastAsia="Arial" w:cs="Tahoma"/>
+                <w:sz w:val="18"/>
+              </w:rPr>
+            </w:r>
+            <w:r>
+              <w:rPr>
+                <w:rFonts w:ascii="Arial" w:hAnsi="Arial" w:eastAsia="Arial" w:cs="Tahoma"/>
+                <w:sz w:val="18"/>
+              </w:rPr>
+              <w:t>array&lt;object&gt;</w:t>
+            </w:r>
+          </w:p>
+        </w:tc>
+        <w:tc>
+          <w:tcPr>
+            <w:tcW w:type="dxa" w:w="2520"/>
+            <w:vAlign w:val="center"/>
+          </w:tcPr>
+          <w:p>
+            <w:pPr>
+              <w:keepLines/>
+              <w:spacing w:after="0"/>
+            </w:pPr>
+            <w:r>
+              <w:rPr>
+                <w:rFonts w:ascii="Arial" w:hAnsi="Arial" w:eastAsia="Arial" w:cs="Tahoma"/>
+                <w:sz w:val="18"/>
+              </w:rPr>
+            </w:r>
+            <w:r>
+              <w:rPr>
+                <w:rFonts w:ascii="Arial" w:hAnsi="Arial" w:eastAsia="Arial" w:cs="Tahoma"/>
+                <w:sz w:val="18"/>
+              </w:rPr>
+              <w:t>Yes</w:t>
+            </w:r>
+          </w:p>
+        </w:tc>
+        <w:tc>
+          <w:tcPr>
+            <w:tcW w:type="dxa" w:w="2520"/>
+            <w:vAlign w:val="center"/>
+          </w:tcPr>
+          <w:p>
+            <w:pPr>
+              <w:keepLines/>
+              <w:spacing w:after="0"/>
+            </w:pPr>
+            <w:r>
+              <w:rPr>
+                <w:rFonts w:ascii="Arial" w:hAnsi="Arial" w:eastAsia="Arial" w:cs="Tahoma"/>
+                <w:sz w:val="18"/>
+              </w:rPr>
+            </w:r>
+            <w:r>
+              <w:rPr>
+                <w:rFonts w:ascii="Arial" w:hAnsi="Arial" w:eastAsia="Arial" w:cs="Tahoma"/>
+                <w:sz w:val="18"/>
+              </w:rPr>
+              <w:t>JSON array; element type shown in Type column</w:t>
+            </w:r>
+          </w:p>
+        </w:tc>
+      </w:tr>
+      <w:tr>
+        <w:trPr>
+          <w:cantSplit/>
+        </w:trPr>
+        <w:tc>
+          <w:tcPr>
+            <w:tcW w:type="dxa" w:w="2520"/>
+            <w:vAlign w:val="center"/>
+          </w:tcPr>
+          <w:p>
+            <w:pPr>
+              <w:keepLines/>
+              <w:spacing w:after="0"/>
+            </w:pPr>
+            <w:r>
+              <w:rPr>
+                <w:rFonts w:ascii="Arial" w:hAnsi="Arial" w:eastAsia="Arial" w:cs="Tahoma"/>
+                <w:sz w:val="18"/>
+              </w:rPr>
+            </w:r>
+            <w:r>
+              <w:rPr>
+                <w:rFonts w:ascii="Arial" w:hAnsi="Arial" w:eastAsia="Arial" w:cs="Tahoma"/>
+                <w:sz w:val="18"/>
+              </w:rPr>
+              <w:t>externalFactors[].factorCode</w:t>
+            </w:r>
+          </w:p>
+        </w:tc>
+        <w:tc>
+          <w:tcPr>
+            <w:tcW w:type="dxa" w:w="2520"/>
+            <w:vAlign w:val="center"/>
+          </w:tcPr>
+          <w:p>
+            <w:pPr>
+              <w:keepLines/>
+              <w:spacing w:after="0"/>
+            </w:pPr>
+            <w:r>
+              <w:rPr>
+                <w:rFonts w:ascii="Arial" w:hAnsi="Arial" w:eastAsia="Arial" w:cs="Tahoma"/>
+                <w:sz w:val="18"/>
+              </w:rPr>
+            </w:r>
+            <w:r>
+              <w:rPr>
+                <w:rFonts w:ascii="Arial" w:hAnsi="Arial" w:eastAsia="Arial" w:cs="Tahoma"/>
+                <w:sz w:val="18"/>
+              </w:rPr>
+              <w:t>string</w:t>
+            </w:r>
+          </w:p>
+        </w:tc>
+        <w:tc>
+          <w:tcPr>
+            <w:tcW w:type="dxa" w:w="2520"/>
+            <w:vAlign w:val="center"/>
+          </w:tcPr>
+          <w:p>
+            <w:pPr>
+              <w:keepLines/>
+              <w:spacing w:after="0"/>
+            </w:pPr>
+            <w:r>
+              <w:rPr>
+                <w:rFonts w:ascii="Arial" w:hAnsi="Arial" w:eastAsia="Arial" w:cs="Tahoma"/>
+                <w:sz w:val="18"/>
+              </w:rPr>
+            </w:r>
+            <w:r>
+              <w:rPr>
+                <w:rFonts w:ascii="Arial" w:hAnsi="Arial" w:eastAsia="Arial" w:cs="Tahoma"/>
+                <w:sz w:val="18"/>
+              </w:rPr>
+              <w:t>Yes</w:t>
+            </w:r>
+          </w:p>
+        </w:tc>
+        <w:tc>
+          <w:tcPr>
+            <w:tcW w:type="dxa" w:w="2520"/>
+            <w:vAlign w:val="center"/>
+          </w:tcPr>
+          <w:p>
+            <w:pPr>
+              <w:keepLines/>
+              <w:spacing w:after="0"/>
+            </w:pPr>
+            <w:r>
+              <w:rPr>
+                <w:rFonts w:ascii="Arial" w:hAnsi="Arial" w:eastAsia="Arial" w:cs="Tahoma"/>
+                <w:sz w:val="18"/>
+              </w:rPr>
+            </w:r>
+            <w:r>
+              <w:rPr>
+                <w:rFonts w:ascii="Arial" w:hAnsi="Arial" w:eastAsia="Arial" w:cs="Tahoma"/>
+                <w:sz w:val="18"/>
+              </w:rPr>
+              <w:t>รหัสปัจจัยภายนอกจาก master (sgi_external_factors.factor_code)</w:t>
+            </w:r>
+          </w:p>
+        </w:tc>
+      </w:tr>
+      <w:tr>
+        <w:trPr>
+          <w:cantSplit/>
+        </w:trPr>
+        <w:tc>
+          <w:tcPr>
+            <w:tcW w:type="dxa" w:w="2520"/>
+            <w:vAlign w:val="center"/>
+          </w:tcPr>
+          <w:p>
+            <w:pPr>
+              <w:keepLines/>
+              <w:spacing w:after="0"/>
+            </w:pPr>
+            <w:r>
+              <w:rPr>
+                <w:rFonts w:ascii="Arial" w:hAnsi="Arial" w:eastAsia="Arial" w:cs="Tahoma"/>
+                <w:sz w:val="18"/>
+              </w:rPr>
+            </w:r>
+            <w:r>
+              <w:rPr>
+                <w:rFonts w:ascii="Arial" w:hAnsi="Arial" w:eastAsia="Arial" w:cs="Tahoma"/>
+                <w:sz w:val="18"/>
+              </w:rPr>
+              <w:t>externalFactors[].factorName</w:t>
+            </w:r>
+          </w:p>
+        </w:tc>
+        <w:tc>
+          <w:tcPr>
+            <w:tcW w:type="dxa" w:w="2520"/>
+            <w:vAlign w:val="center"/>
+          </w:tcPr>
+          <w:p>
+            <w:pPr>
+              <w:keepLines/>
+              <w:spacing w:after="0"/>
+            </w:pPr>
+            <w:r>
+              <w:rPr>
+                <w:rFonts w:ascii="Arial" w:hAnsi="Arial" w:eastAsia="Arial" w:cs="Tahoma"/>
+                <w:sz w:val="18"/>
+              </w:rPr>
+            </w:r>
+            <w:r>
+              <w:rPr>
+                <w:rFonts w:ascii="Arial" w:hAnsi="Arial" w:eastAsia="Arial" w:cs="Tahoma"/>
+                <w:sz w:val="18"/>
+              </w:rPr>
+              <w:t>string</w:t>
+            </w:r>
+          </w:p>
+        </w:tc>
+        <w:tc>
+          <w:tcPr>
+            <w:tcW w:type="dxa" w:w="2520"/>
+            <w:vAlign w:val="center"/>
+          </w:tcPr>
+          <w:p>
+            <w:pPr>
+              <w:keepLines/>
+              <w:spacing w:after="0"/>
+            </w:pPr>
+            <w:r>
+              <w:rPr>
+                <w:rFonts w:ascii="Arial" w:hAnsi="Arial" w:eastAsia="Arial" w:cs="Tahoma"/>
+                <w:sz w:val="18"/>
+              </w:rPr>
+            </w:r>
+            <w:r>
+              <w:rPr>
+                <w:rFonts w:ascii="Arial" w:hAnsi="Arial" w:eastAsia="Arial" w:cs="Tahoma"/>
+                <w:sz w:val="18"/>
+              </w:rPr>
+              <w:t>Yes</w:t>
+            </w:r>
+          </w:p>
+        </w:tc>
+        <w:tc>
+          <w:tcPr>
+            <w:tcW w:type="dxa" w:w="2520"/>
+            <w:vAlign w:val="center"/>
+          </w:tcPr>
+          <w:p>
+            <w:pPr>
+              <w:keepLines/>
+              <w:spacing w:after="0"/>
+            </w:pPr>
+            <w:r>
+              <w:rPr>
+                <w:rFonts w:ascii="Arial" w:hAnsi="Arial" w:eastAsia="Arial" w:cs="Tahoma"/>
+                <w:sz w:val="18"/>
+              </w:rPr>
+            </w:r>
+            <w:r>
+              <w:rPr>
+                <w:rFonts w:ascii="Arial" w:hAnsi="Arial" w:eastAsia="Arial" w:cs="Tahoma"/>
+                <w:sz w:val="18"/>
+              </w:rPr>
+              <w:t>UTF-8; use value domain described by endpoint purpose</w:t>
+            </w:r>
+          </w:p>
+        </w:tc>
+      </w:tr>
+      <w:tr>
+        <w:trPr>
+          <w:cantSplit/>
+        </w:trPr>
+        <w:tc>
+          <w:tcPr>
+            <w:tcW w:type="dxa" w:w="2520"/>
+            <w:vAlign w:val="center"/>
+          </w:tcPr>
+          <w:p>
+            <w:pPr>
+              <w:keepLines/>
+              <w:spacing w:after="0"/>
+            </w:pPr>
+            <w:r>
+              <w:rPr>
+                <w:rFonts w:ascii="Arial" w:hAnsi="Arial" w:eastAsia="Arial" w:cs="Tahoma"/>
+                <w:sz w:val="18"/>
+              </w:rPr>
+            </w:r>
+            <w:r>
+              <w:rPr>
+                <w:rFonts w:ascii="Arial" w:hAnsi="Arial" w:eastAsia="Arial" w:cs="Tahoma"/>
+                <w:sz w:val="18"/>
+              </w:rPr>
+              <w:t>externalFactors[].dateFrom</w:t>
+            </w:r>
+          </w:p>
+        </w:tc>
+        <w:tc>
+          <w:tcPr>
+            <w:tcW w:type="dxa" w:w="2520"/>
+            <w:vAlign w:val="center"/>
+          </w:tcPr>
+          <w:p>
+            <w:pPr>
+              <w:keepLines/>
+              <w:spacing w:after="0"/>
+            </w:pPr>
+            <w:r>
+              <w:rPr>
+                <w:rFonts w:ascii="Arial" w:hAnsi="Arial" w:eastAsia="Arial" w:cs="Tahoma"/>
+                <w:sz w:val="18"/>
+              </w:rPr>
+            </w:r>
+            <w:r>
+              <w:rPr>
+                <w:rFonts w:ascii="Arial" w:hAnsi="Arial" w:eastAsia="Arial" w:cs="Tahoma"/>
+                <w:sz w:val="18"/>
+              </w:rPr>
+              <w:t>string</w:t>
+            </w:r>
+          </w:p>
+        </w:tc>
+        <w:tc>
+          <w:tcPr>
+            <w:tcW w:type="dxa" w:w="2520"/>
+            <w:vAlign w:val="center"/>
+          </w:tcPr>
+          <w:p>
+            <w:pPr>
+              <w:keepLines/>
+              <w:spacing w:after="0"/>
+            </w:pPr>
+            <w:r>
+              <w:rPr>
+                <w:rFonts w:ascii="Arial" w:hAnsi="Arial" w:eastAsia="Arial" w:cs="Tahoma"/>
+                <w:sz w:val="18"/>
+              </w:rPr>
+            </w:r>
+            <w:r>
+              <w:rPr>
+                <w:rFonts w:ascii="Arial" w:hAnsi="Arial" w:eastAsia="Arial" w:cs="Tahoma"/>
+                <w:sz w:val="18"/>
+              </w:rPr>
+              <w:t>Yes</w:t>
+            </w:r>
+          </w:p>
+        </w:tc>
+        <w:tc>
+          <w:tcPr>
+            <w:tcW w:type="dxa" w:w="2520"/>
+            <w:vAlign w:val="center"/>
+          </w:tcPr>
+          <w:p>
+            <w:pPr>
+              <w:keepLines/>
+              <w:spacing w:after="0"/>
+            </w:pPr>
+            <w:r>
+              <w:rPr>
+                <w:rFonts w:ascii="Arial" w:hAnsi="Arial" w:eastAsia="Arial" w:cs="Tahoma"/>
+                <w:sz w:val="18"/>
+              </w:rPr>
+            </w:r>
+            <w:r>
+              <w:rPr>
+                <w:rFonts w:ascii="Arial" w:hAnsi="Arial" w:eastAsia="Arial" w:cs="Tahoma"/>
+                <w:sz w:val="18"/>
+              </w:rPr>
+              <w:t>UTF-8; use value domain described by endpoint purpose</w:t>
+            </w:r>
+          </w:p>
+        </w:tc>
+      </w:tr>
+      <w:tr>
+        <w:trPr>
+          <w:cantSplit/>
+        </w:trPr>
+        <w:tc>
+          <w:tcPr>
+            <w:tcW w:type="dxa" w:w="2520"/>
+            <w:vAlign w:val="center"/>
+          </w:tcPr>
+          <w:p>
+            <w:pPr>
+              <w:keepLines/>
+              <w:spacing w:after="0"/>
+            </w:pPr>
+            <w:r>
+              <w:rPr>
+                <w:rFonts w:ascii="Arial" w:hAnsi="Arial" w:eastAsia="Arial" w:cs="Tahoma"/>
+                <w:sz w:val="18"/>
+              </w:rPr>
+            </w:r>
+            <w:r>
+              <w:rPr>
+                <w:rFonts w:ascii="Arial" w:hAnsi="Arial" w:eastAsia="Arial" w:cs="Tahoma"/>
+                <w:sz w:val="18"/>
+              </w:rPr>
+              <w:t>externalFactors[].dateTo</w:t>
+            </w:r>
+          </w:p>
+        </w:tc>
+        <w:tc>
+          <w:tcPr>
+            <w:tcW w:type="dxa" w:w="2520"/>
+            <w:vAlign w:val="center"/>
+          </w:tcPr>
+          <w:p>
+            <w:pPr>
+              <w:keepLines/>
+              <w:spacing w:after="0"/>
+            </w:pPr>
+            <w:r>
+              <w:rPr>
+                <w:rFonts w:ascii="Arial" w:hAnsi="Arial" w:eastAsia="Arial" w:cs="Tahoma"/>
+                <w:sz w:val="18"/>
+              </w:rPr>
+            </w:r>
+            <w:r>
+              <w:rPr>
+                <w:rFonts w:ascii="Arial" w:hAnsi="Arial" w:eastAsia="Arial" w:cs="Tahoma"/>
+                <w:sz w:val="18"/>
+              </w:rPr>
+              <w:t>string | null</w:t>
+            </w:r>
+          </w:p>
+        </w:tc>
+        <w:tc>
+          <w:tcPr>
+            <w:tcW w:type="dxa" w:w="2520"/>
+            <w:vAlign w:val="center"/>
+          </w:tcPr>
+          <w:p>
+            <w:pPr>
+              <w:keepLines/>
+              <w:spacing w:after="0"/>
+            </w:pPr>
+            <w:r>
+              <w:rPr>
+                <w:rFonts w:ascii="Arial" w:hAnsi="Arial" w:eastAsia="Arial" w:cs="Tahoma"/>
+                <w:sz w:val="18"/>
+              </w:rPr>
+            </w:r>
+            <w:r>
+              <w:rPr>
+                <w:rFonts w:ascii="Arial" w:hAnsi="Arial" w:eastAsia="Arial" w:cs="Tahoma"/>
+                <w:sz w:val="18"/>
+              </w:rPr>
+              <w:t>No</w:t>
+            </w:r>
+          </w:p>
+        </w:tc>
+        <w:tc>
+          <w:tcPr>
+            <w:tcW w:type="dxa" w:w="2520"/>
+            <w:vAlign w:val="center"/>
+          </w:tcPr>
+          <w:p>
+            <w:pPr>
+              <w:keepLines/>
+              <w:spacing w:after="0"/>
+            </w:pPr>
+            <w:r>
+              <w:rPr>
+                <w:rFonts w:ascii="Arial" w:hAnsi="Arial" w:eastAsia="Arial" w:cs="Tahoma"/>
+                <w:sz w:val="18"/>
+              </w:rPr>
+            </w:r>
+            <w:r>
+              <w:rPr>
+                <w:rFonts w:ascii="Arial" w:hAnsi="Arial" w:eastAsia="Arial" w:cs="Tahoma"/>
+                <w:sz w:val="18"/>
+              </w:rPr>
+              <w:t>UTF-8; use value domain described by endpoint purpose</w:t>
+            </w:r>
+          </w:p>
+        </w:tc>
+      </w:tr>
+      <w:tr>
+        <w:trPr>
+          <w:cantSplit/>
+        </w:trPr>
+        <w:tc>
+          <w:tcPr>
+            <w:tcW w:type="dxa" w:w="2520"/>
+            <w:vAlign w:val="center"/>
+          </w:tcPr>
+          <w:p>
+            <w:pPr>
+              <w:keepLines/>
+              <w:spacing w:after="0"/>
+            </w:pPr>
+            <w:r>
+              <w:rPr>
+                <w:rFonts w:ascii="Arial" w:hAnsi="Arial" w:eastAsia="Arial" w:cs="Tahoma"/>
+                <w:sz w:val="18"/>
+              </w:rPr>
+            </w:r>
+            <w:r>
+              <w:rPr>
+                <w:rFonts w:ascii="Arial" w:hAnsi="Arial" w:eastAsia="Arial" w:cs="Tahoma"/>
+                <w:sz w:val="18"/>
+              </w:rPr>
+              <w:t>externalFactors[].detail</w:t>
+            </w:r>
+          </w:p>
+        </w:tc>
+        <w:tc>
+          <w:tcPr>
+            <w:tcW w:type="dxa" w:w="2520"/>
+            <w:vAlign w:val="center"/>
+          </w:tcPr>
+          <w:p>
+            <w:pPr>
+              <w:keepLines/>
+              <w:spacing w:after="0"/>
+            </w:pPr>
+            <w:r>
+              <w:rPr>
+                <w:rFonts w:ascii="Arial" w:hAnsi="Arial" w:eastAsia="Arial" w:cs="Tahoma"/>
+                <w:sz w:val="18"/>
+              </w:rPr>
+            </w:r>
+            <w:r>
+              <w:rPr>
+                <w:rFonts w:ascii="Arial" w:hAnsi="Arial" w:eastAsia="Arial" w:cs="Tahoma"/>
+                <w:sz w:val="18"/>
+              </w:rPr>
+              <w:t>string</w:t>
+            </w:r>
+          </w:p>
+        </w:tc>
+        <w:tc>
+          <w:tcPr>
+            <w:tcW w:type="dxa" w:w="2520"/>
+            <w:vAlign w:val="center"/>
+          </w:tcPr>
+          <w:p>
+            <w:pPr>
+              <w:keepLines/>
+              <w:spacing w:after="0"/>
+            </w:pPr>
+            <w:r>
+              <w:rPr>
+                <w:rFonts w:ascii="Arial" w:hAnsi="Arial" w:eastAsia="Arial" w:cs="Tahoma"/>
+                <w:sz w:val="18"/>
+              </w:rPr>
+            </w:r>
+            <w:r>
+              <w:rPr>
+                <w:rFonts w:ascii="Arial" w:hAnsi="Arial" w:eastAsia="Arial" w:cs="Tahoma"/>
+                <w:sz w:val="18"/>
+              </w:rPr>
+              <w:t>Yes</w:t>
+            </w:r>
+          </w:p>
+        </w:tc>
+        <w:tc>
+          <w:tcPr>
+            <w:tcW w:type="dxa" w:w="2520"/>
+            <w:vAlign w:val="center"/>
+          </w:tcPr>
+          <w:p>
+            <w:pPr>
+              <w:keepLines/>
+              <w:spacing w:after="0"/>
+            </w:pPr>
+            <w:r>
+              <w:rPr>
+                <w:rFonts w:ascii="Arial" w:hAnsi="Arial" w:eastAsia="Arial" w:cs="Tahoma"/>
+                <w:sz w:val="18"/>
+              </w:rPr>
+            </w:r>
+            <w:r>
+              <w:rPr>
+                <w:rFonts w:ascii="Arial" w:hAnsi="Arial" w:eastAsia="Arial" w:cs="Tahoma"/>
+                <w:sz w:val="18"/>
+              </w:rPr>
+              <w:t>UTF-8; use value domain described by endpoint purpose</w:t>
+            </w:r>
+          </w:p>
+        </w:tc>
+      </w:tr>
+      <w:tr>
+        <w:trPr>
+          <w:cantSplit/>
+        </w:trPr>
+        <w:tc>
+          <w:tcPr>
+            <w:tcW w:type="dxa" w:w="2520"/>
+            <w:vAlign w:val="center"/>
+          </w:tcPr>
+          <w:p>
+            <w:pPr>
+              <w:keepLines/>
+              <w:spacing w:after="0"/>
+            </w:pPr>
+            <w:r>
+              <w:rPr>
+                <w:rFonts w:ascii="Arial" w:hAnsi="Arial" w:eastAsia="Arial" w:cs="Tahoma"/>
+                <w:sz w:val="18"/>
+              </w:rPr>
+            </w:r>
+            <w:r>
+              <w:rPr>
+                <w:rFonts w:ascii="Arial" w:hAnsi="Arial" w:eastAsia="Arial" w:cs="Tahoma"/>
+                <w:sz w:val="18"/>
+              </w:rPr>
+              <w:t>attachments</w:t>
+            </w:r>
+          </w:p>
+        </w:tc>
+        <w:tc>
+          <w:tcPr>
+            <w:tcW w:type="dxa" w:w="2520"/>
+            <w:vAlign w:val="center"/>
+          </w:tcPr>
+          <w:p>
+            <w:pPr>
+              <w:keepLines/>
+              <w:spacing w:after="0"/>
+            </w:pPr>
+            <w:r>
+              <w:rPr>
+                <w:rFonts w:ascii="Arial" w:hAnsi="Arial" w:eastAsia="Arial" w:cs="Tahoma"/>
+                <w:sz w:val="18"/>
+              </w:rPr>
+            </w:r>
+            <w:r>
+              <w:rPr>
+                <w:rFonts w:ascii="Arial" w:hAnsi="Arial" w:eastAsia="Arial" w:cs="Tahoma"/>
+                <w:sz w:val="18"/>
+              </w:rPr>
+              <w:t>array&lt;object&gt;</w:t>
+            </w:r>
+          </w:p>
+        </w:tc>
+        <w:tc>
+          <w:tcPr>
+            <w:tcW w:type="dxa" w:w="2520"/>
+            <w:vAlign w:val="center"/>
+          </w:tcPr>
+          <w:p>
+            <w:pPr>
+              <w:keepLines/>
+              <w:spacing w:after="0"/>
+            </w:pPr>
+            <w:r>
+              <w:rPr>
+                <w:rFonts w:ascii="Arial" w:hAnsi="Arial" w:eastAsia="Arial" w:cs="Tahoma"/>
+                <w:sz w:val="18"/>
+              </w:rPr>
+            </w:r>
+            <w:r>
+              <w:rPr>
+                <w:rFonts w:ascii="Arial" w:hAnsi="Arial" w:eastAsia="Arial" w:cs="Tahoma"/>
+                <w:sz w:val="18"/>
+              </w:rPr>
+              <w:t>Yes</w:t>
+            </w:r>
+          </w:p>
+        </w:tc>
+        <w:tc>
+          <w:tcPr>
+            <w:tcW w:type="dxa" w:w="2520"/>
+            <w:vAlign w:val="center"/>
+          </w:tcPr>
+          <w:p>
+            <w:pPr>
+              <w:keepLines/>
+              <w:spacing w:after="0"/>
+            </w:pPr>
+            <w:r>
+              <w:rPr>
+                <w:rFonts w:ascii="Arial" w:hAnsi="Arial" w:eastAsia="Arial" w:cs="Tahoma"/>
+                <w:sz w:val="18"/>
+              </w:rPr>
+            </w:r>
+            <w:r>
+              <w:rPr>
+                <w:rFonts w:ascii="Arial" w:hAnsi="Arial" w:eastAsia="Arial" w:cs="Tahoma"/>
+                <w:sz w:val="18"/>
+              </w:rPr>
+              <w:t>JSON array; element type shown in Type column</w:t>
+            </w:r>
+          </w:p>
+        </w:tc>
+      </w:tr>
+      <w:tr>
+        <w:trPr>
+          <w:cantSplit/>
+        </w:trPr>
+        <w:tc>
+          <w:tcPr>
+            <w:tcW w:type="dxa" w:w="2520"/>
+            <w:vAlign w:val="center"/>
+          </w:tcPr>
+          <w:p>
+            <w:pPr>
+              <w:keepLines/>
+              <w:spacing w:after="0"/>
+            </w:pPr>
+            <w:r>
+              <w:rPr>
+                <w:rFonts w:ascii="Arial" w:hAnsi="Arial" w:eastAsia="Arial" w:cs="Tahoma"/>
+                <w:sz w:val="18"/>
+              </w:rPr>
+            </w:r>
+            <w:r>
+              <w:rPr>
+                <w:rFonts w:ascii="Arial" w:hAnsi="Arial" w:eastAsia="Arial" w:cs="Tahoma"/>
+                <w:sz w:val="18"/>
+              </w:rPr>
+              <w:t>attachments[].attachId</w:t>
+            </w:r>
+          </w:p>
+        </w:tc>
+        <w:tc>
+          <w:tcPr>
+            <w:tcW w:type="dxa" w:w="2520"/>
+            <w:vAlign w:val="center"/>
+          </w:tcPr>
+          <w:p>
+            <w:pPr>
+              <w:keepLines/>
+              <w:spacing w:after="0"/>
+            </w:pPr>
+            <w:r>
+              <w:rPr>
+                <w:rFonts w:ascii="Arial" w:hAnsi="Arial" w:eastAsia="Arial" w:cs="Tahoma"/>
+                <w:sz w:val="18"/>
+              </w:rPr>
+            </w:r>
+            <w:r>
+              <w:rPr>
+                <w:rFonts w:ascii="Arial" w:hAnsi="Arial" w:eastAsia="Arial" w:cs="Tahoma"/>
+                <w:sz w:val="18"/>
+              </w:rPr>
+              <w:t>integer</w:t>
+            </w:r>
+          </w:p>
+        </w:tc>
+        <w:tc>
+          <w:tcPr>
+            <w:tcW w:type="dxa" w:w="2520"/>
+            <w:vAlign w:val="center"/>
+          </w:tcPr>
+          <w:p>
+            <w:pPr>
+              <w:keepLines/>
+              <w:spacing w:after="0"/>
+            </w:pPr>
+            <w:r>
+              <w:rPr>
+                <w:rFonts w:ascii="Arial" w:hAnsi="Arial" w:eastAsia="Arial" w:cs="Tahoma"/>
+                <w:sz w:val="18"/>
+              </w:rPr>
+            </w:r>
+            <w:r>
+              <w:rPr>
+                <w:rFonts w:ascii="Arial" w:hAnsi="Arial" w:eastAsia="Arial" w:cs="Tahoma"/>
+                <w:sz w:val="18"/>
+              </w:rPr>
+              <w:t>Yes</w:t>
+            </w:r>
+          </w:p>
+        </w:tc>
+        <w:tc>
+          <w:tcPr>
+            <w:tcW w:type="dxa" w:w="2520"/>
+            <w:vAlign w:val="center"/>
+          </w:tcPr>
+          <w:p>
+            <w:pPr>
+              <w:keepLines/>
+              <w:spacing w:after="0"/>
+            </w:pPr>
+            <w:r>
+              <w:rPr>
+                <w:rFonts w:ascii="Arial" w:hAnsi="Arial" w:eastAsia="Arial" w:cs="Tahoma"/>
+                <w:sz w:val="18"/>
+              </w:rPr>
+            </w:r>
+            <w:r>
+              <w:rPr>
+                <w:rFonts w:ascii="Arial" w:hAnsi="Arial" w:eastAsia="Arial" w:cs="Tahoma"/>
+                <w:sz w:val="18"/>
+              </w:rPr>
+              <w:t>UTF-8; use value domain described by endpoint purpose</w:t>
+            </w:r>
+          </w:p>
+        </w:tc>
+      </w:tr>
+      <w:tr>
+        <w:trPr>
+          <w:cantSplit/>
+        </w:trPr>
+        <w:tc>
+          <w:tcPr>
+            <w:tcW w:type="dxa" w:w="2520"/>
+            <w:vAlign w:val="center"/>
+          </w:tcPr>
+          <w:p>
+            <w:pPr>
+              <w:keepLines/>
+              <w:spacing w:after="0"/>
+            </w:pPr>
+            <w:r>
+              <w:rPr>
+                <w:rFonts w:ascii="Arial" w:hAnsi="Arial" w:eastAsia="Arial" w:cs="Tahoma"/>
+                <w:sz w:val="18"/>
+              </w:rPr>
+            </w:r>
+            <w:r>
+              <w:rPr>
+                <w:rFonts w:ascii="Arial" w:hAnsi="Arial" w:eastAsia="Arial" w:cs="Tahoma"/>
+                <w:sz w:val="18"/>
+              </w:rPr>
+              <w:t>attachments[].fileName</w:t>
+            </w:r>
+          </w:p>
+        </w:tc>
+        <w:tc>
+          <w:tcPr>
+            <w:tcW w:type="dxa" w:w="2520"/>
+            <w:vAlign w:val="center"/>
+          </w:tcPr>
+          <w:p>
+            <w:pPr>
+              <w:keepLines/>
+              <w:spacing w:after="0"/>
+            </w:pPr>
+            <w:r>
+              <w:rPr>
+                <w:rFonts w:ascii="Arial" w:hAnsi="Arial" w:eastAsia="Arial" w:cs="Tahoma"/>
+                <w:sz w:val="18"/>
+              </w:rPr>
+            </w:r>
+            <w:r>
+              <w:rPr>
+                <w:rFonts w:ascii="Arial" w:hAnsi="Arial" w:eastAsia="Arial" w:cs="Tahoma"/>
+                <w:sz w:val="18"/>
+              </w:rPr>
+              <w:t>string</w:t>
+            </w:r>
+          </w:p>
+        </w:tc>
+        <w:tc>
+          <w:tcPr>
+            <w:tcW w:type="dxa" w:w="2520"/>
+            <w:vAlign w:val="center"/>
+          </w:tcPr>
+          <w:p>
+            <w:pPr>
+              <w:keepLines/>
+              <w:spacing w:after="0"/>
+            </w:pPr>
+            <w:r>
+              <w:rPr>
+                <w:rFonts w:ascii="Arial" w:hAnsi="Arial" w:eastAsia="Arial" w:cs="Tahoma"/>
+                <w:sz w:val="18"/>
+              </w:rPr>
+            </w:r>
+            <w:r>
+              <w:rPr>
+                <w:rFonts w:ascii="Arial" w:hAnsi="Arial" w:eastAsia="Arial" w:cs="Tahoma"/>
+                <w:sz w:val="18"/>
+              </w:rPr>
+              <w:t>Yes</w:t>
+            </w:r>
+          </w:p>
+        </w:tc>
+        <w:tc>
+          <w:tcPr>
+            <w:tcW w:type="dxa" w:w="2520"/>
+            <w:vAlign w:val="center"/>
+          </w:tcPr>
+          <w:p>
+            <w:pPr>
+              <w:keepLines/>
+              <w:spacing w:after="0"/>
+            </w:pPr>
+            <w:r>
+              <w:rPr>
+                <w:rFonts w:ascii="Arial" w:hAnsi="Arial" w:eastAsia="Arial" w:cs="Tahoma"/>
+                <w:sz w:val="18"/>
+              </w:rPr>
+            </w:r>
+            <w:r>
+              <w:rPr>
+                <w:rFonts w:ascii="Arial" w:hAnsi="Arial" w:eastAsia="Arial" w:cs="Tahoma"/>
+                <w:sz w:val="18"/>
+              </w:rPr>
+              <w:t>UTF-8; use value domain described by endpoint purpose</w:t>
+            </w:r>
+          </w:p>
+        </w:tc>
+      </w:tr>
+      <w:tr>
+        <w:trPr>
+          <w:cantSplit/>
+        </w:trPr>
+        <w:tc>
+          <w:tcPr>
+            <w:tcW w:type="dxa" w:w="2520"/>
+            <w:vAlign w:val="center"/>
+          </w:tcPr>
+          <w:p>
+            <w:pPr>
+              <w:keepLines/>
+              <w:spacing w:after="0"/>
+            </w:pPr>
+            <w:r>
+              <w:rPr>
+                <w:rFonts w:ascii="Arial" w:hAnsi="Arial" w:eastAsia="Arial" w:cs="Tahoma"/>
+                <w:sz w:val="18"/>
+              </w:rPr>
+            </w:r>
+            <w:r>
+              <w:rPr>
+                <w:rFonts w:ascii="Arial" w:hAnsi="Arial" w:eastAsia="Arial" w:cs="Tahoma"/>
+                <w:sz w:val="18"/>
+              </w:rPr>
+              <w:t>attachments[].fileSize</w:t>
+            </w:r>
+          </w:p>
+        </w:tc>
+        <w:tc>
+          <w:tcPr>
+            <w:tcW w:type="dxa" w:w="2520"/>
+            <w:vAlign w:val="center"/>
+          </w:tcPr>
+          <w:p>
+            <w:pPr>
+              <w:keepLines/>
+              <w:spacing w:after="0"/>
+            </w:pPr>
+            <w:r>
+              <w:rPr>
+                <w:rFonts w:ascii="Arial" w:hAnsi="Arial" w:eastAsia="Arial" w:cs="Tahoma"/>
+                <w:sz w:val="18"/>
+              </w:rPr>
+            </w:r>
+            <w:r>
+              <w:rPr>
+                <w:rFonts w:ascii="Arial" w:hAnsi="Arial" w:eastAsia="Arial" w:cs="Tahoma"/>
+                <w:sz w:val="18"/>
+              </w:rPr>
+              <w:t>integer</w:t>
+            </w:r>
+          </w:p>
+        </w:tc>
+        <w:tc>
+          <w:tcPr>
+            <w:tcW w:type="dxa" w:w="2520"/>
+            <w:vAlign w:val="center"/>
+          </w:tcPr>
+          <w:p>
+            <w:pPr>
+              <w:keepLines/>
+              <w:spacing w:after="0"/>
+            </w:pPr>
+            <w:r>
+              <w:rPr>
+                <w:rFonts w:ascii="Arial" w:hAnsi="Arial" w:eastAsia="Arial" w:cs="Tahoma"/>
+                <w:sz w:val="18"/>
+              </w:rPr>
+            </w:r>
+            <w:r>
+              <w:rPr>
+                <w:rFonts w:ascii="Arial" w:hAnsi="Arial" w:eastAsia="Arial" w:cs="Tahoma"/>
+                <w:sz w:val="18"/>
+              </w:rPr>
+              <w:t>Yes</w:t>
+            </w:r>
+          </w:p>
+        </w:tc>
+        <w:tc>
+          <w:tcPr>
+            <w:tcW w:type="dxa" w:w="2520"/>
+            <w:vAlign w:val="center"/>
+          </w:tcPr>
+          <w:p>
+            <w:pPr>
+              <w:keepLines/>
+              <w:spacing w:after="0"/>
+            </w:pPr>
+            <w:r>
+              <w:rPr>
+                <w:rFonts w:ascii="Arial" w:hAnsi="Arial" w:eastAsia="Arial" w:cs="Tahoma"/>
+                <w:sz w:val="18"/>
+              </w:rPr>
+            </w:r>
+            <w:r>
+              <w:rPr>
+                <w:rFonts w:ascii="Arial" w:hAnsi="Arial" w:eastAsia="Arial" w:cs="Tahoma"/>
+                <w:sz w:val="18"/>
+              </w:rPr>
+              <w:t>UTF-8; use value domain described by endpoint purpose</w:t>
+            </w:r>
+          </w:p>
+        </w:tc>
+      </w:tr>
+      <w:tr>
+        <w:trPr>
+          <w:cantSplit/>
+        </w:trPr>
+        <w:tc>
+          <w:tcPr>
+            <w:tcW w:type="dxa" w:w="2520"/>
+            <w:vAlign w:val="center"/>
+          </w:tcPr>
+          <w:p>
+            <w:pPr>
+              <w:keepLines/>
+              <w:spacing w:after="0"/>
+            </w:pPr>
+            <w:r>
+              <w:rPr>
+                <w:rFonts w:ascii="Arial" w:hAnsi="Arial" w:eastAsia="Arial" w:cs="Tahoma"/>
+                <w:sz w:val="18"/>
+              </w:rPr>
+            </w:r>
+            <w:r>
+              <w:rPr>
+                <w:rFonts w:ascii="Arial" w:hAnsi="Arial" w:eastAsia="Arial" w:cs="Tahoma"/>
+                <w:sz w:val="18"/>
+              </w:rPr>
+              <w:t>attachments[].mimeType</w:t>
+            </w:r>
+          </w:p>
+        </w:tc>
+        <w:tc>
+          <w:tcPr>
+            <w:tcW w:type="dxa" w:w="2520"/>
+            <w:vAlign w:val="center"/>
+          </w:tcPr>
+          <w:p>
+            <w:pPr>
+              <w:keepLines/>
+              <w:spacing w:after="0"/>
+            </w:pPr>
+            <w:r>
+              <w:rPr>
+                <w:rFonts w:ascii="Arial" w:hAnsi="Arial" w:eastAsia="Arial" w:cs="Tahoma"/>
+                <w:sz w:val="18"/>
+              </w:rPr>
+            </w:r>
+            <w:r>
+              <w:rPr>
+                <w:rFonts w:ascii="Arial" w:hAnsi="Arial" w:eastAsia="Arial" w:cs="Tahoma"/>
+                <w:sz w:val="18"/>
+              </w:rPr>
+              <w:t>string</w:t>
+            </w:r>
+          </w:p>
+        </w:tc>
+        <w:tc>
+          <w:tcPr>
+            <w:tcW w:type="dxa" w:w="2520"/>
+            <w:vAlign w:val="center"/>
+          </w:tcPr>
+          <w:p>
+            <w:pPr>
+              <w:keepLines/>
+              <w:spacing w:after="0"/>
+            </w:pPr>
+            <w:r>
+              <w:rPr>
+                <w:rFonts w:ascii="Arial" w:hAnsi="Arial" w:eastAsia="Arial" w:cs="Tahoma"/>
+                <w:sz w:val="18"/>
+              </w:rPr>
+            </w:r>
+            <w:r>
+              <w:rPr>
+                <w:rFonts w:ascii="Arial" w:hAnsi="Arial" w:eastAsia="Arial" w:cs="Tahoma"/>
+                <w:sz w:val="18"/>
+              </w:rPr>
+              <w:t>Yes</w:t>
+            </w:r>
+          </w:p>
+        </w:tc>
+        <w:tc>
+          <w:tcPr>
+            <w:tcW w:type="dxa" w:w="2520"/>
+            <w:vAlign w:val="center"/>
+          </w:tcPr>
+          <w:p>
+            <w:pPr>
+              <w:keepLines/>
+              <w:spacing w:after="0"/>
+            </w:pPr>
+            <w:r>
+              <w:rPr>
+                <w:rFonts w:ascii="Arial" w:hAnsi="Arial" w:eastAsia="Arial" w:cs="Tahoma"/>
+                <w:sz w:val="18"/>
+              </w:rPr>
+            </w:r>
+            <w:r>
+              <w:rPr>
+                <w:rFonts w:ascii="Arial" w:hAnsi="Arial" w:eastAsia="Arial" w:cs="Tahoma"/>
+                <w:sz w:val="18"/>
+              </w:rPr>
+              <w:t>UTF-8; use value domain described by endpoint purpose</w:t>
+            </w:r>
+          </w:p>
+        </w:tc>
+      </w:tr>
+      <w:tr>
+        <w:trPr>
+          <w:cantSplit/>
+        </w:trPr>
+        <w:tc>
+          <w:tcPr>
+            <w:tcW w:type="dxa" w:w="2520"/>
+            <w:vAlign w:val="center"/>
+          </w:tcPr>
+          <w:p>
+            <w:pPr>
+              <w:keepLines/>
+              <w:spacing w:after="0"/>
+            </w:pPr>
+            <w:r>
+              <w:rPr>
+                <w:rFonts w:ascii="Arial" w:hAnsi="Arial" w:eastAsia="Arial" w:cs="Tahoma"/>
+                <w:sz w:val="18"/>
+              </w:rPr>
+            </w:r>
+            <w:r>
+              <w:rPr>
+                <w:rFonts w:ascii="Arial" w:hAnsi="Arial" w:eastAsia="Arial" w:cs="Tahoma"/>
+                <w:sz w:val="18"/>
+              </w:rPr>
+              <w:t>attachments[].sectionCode</w:t>
+            </w:r>
+          </w:p>
+        </w:tc>
+        <w:tc>
+          <w:tcPr>
+            <w:tcW w:type="dxa" w:w="2520"/>
+            <w:vAlign w:val="center"/>
+          </w:tcPr>
+          <w:p>
+            <w:pPr>
+              <w:keepLines/>
+              <w:spacing w:after="0"/>
+            </w:pPr>
+            <w:r>
+              <w:rPr>
+                <w:rFonts w:ascii="Arial" w:hAnsi="Arial" w:eastAsia="Arial" w:cs="Tahoma"/>
+                <w:sz w:val="18"/>
+              </w:rPr>
+            </w:r>
+            <w:r>
+              <w:rPr>
+                <w:rFonts w:ascii="Arial" w:hAnsi="Arial" w:eastAsia="Arial" w:cs="Tahoma"/>
+                <w:sz w:val="18"/>
+              </w:rPr>
+              <w:t>string</w:t>
+            </w:r>
+          </w:p>
+        </w:tc>
+        <w:tc>
+          <w:tcPr>
+            <w:tcW w:type="dxa" w:w="2520"/>
+            <w:vAlign w:val="center"/>
+          </w:tcPr>
+          <w:p>
+            <w:pPr>
+              <w:keepLines/>
+              <w:spacing w:after="0"/>
+            </w:pPr>
+            <w:r>
+              <w:rPr>
+                <w:rFonts w:ascii="Arial" w:hAnsi="Arial" w:eastAsia="Arial" w:cs="Tahoma"/>
+                <w:sz w:val="18"/>
+              </w:rPr>
+            </w:r>
+            <w:r>
+              <w:rPr>
+                <w:rFonts w:ascii="Arial" w:hAnsi="Arial" w:eastAsia="Arial" w:cs="Tahoma"/>
+                <w:sz w:val="18"/>
+              </w:rPr>
+              <w:t>Yes</w:t>
+            </w:r>
+          </w:p>
+        </w:tc>
+        <w:tc>
+          <w:tcPr>
+            <w:tcW w:type="dxa" w:w="2520"/>
+            <w:vAlign w:val="center"/>
+          </w:tcPr>
+          <w:p>
+            <w:pPr>
+              <w:keepLines/>
+              <w:spacing w:after="0"/>
+            </w:pPr>
+            <w:r>
+              <w:rPr>
+                <w:rFonts w:ascii="Arial" w:hAnsi="Arial" w:eastAsia="Arial" w:cs="Tahoma"/>
+                <w:sz w:val="18"/>
+              </w:rPr>
+            </w:r>
+            <w:r>
+              <w:rPr>
+                <w:rFonts w:ascii="Arial" w:hAnsi="Arial" w:eastAsia="Arial" w:cs="Tahoma"/>
+                <w:sz w:val="18"/>
+              </w:rPr>
+              <w:t>canonical code; do not replace with display label</w:t>
+            </w:r>
+          </w:p>
+        </w:tc>
+      </w:tr>
+      <w:tr>
+        <w:trPr>
+          <w:cantSplit/>
+        </w:trPr>
+        <w:tc>
+          <w:tcPr>
+            <w:tcW w:type="dxa" w:w="2520"/>
+            <w:vAlign w:val="center"/>
+          </w:tcPr>
+          <w:p>
+            <w:pPr>
+              <w:keepLines/>
+              <w:spacing w:after="0"/>
+            </w:pPr>
+            <w:r>
+              <w:rPr>
+                <w:rFonts w:ascii="Arial" w:hAnsi="Arial" w:eastAsia="Arial" w:cs="Tahoma"/>
+                <w:sz w:val="18"/>
+              </w:rPr>
+            </w:r>
+            <w:r>
+              <w:rPr>
+                <w:rFonts w:ascii="Arial" w:hAnsi="Arial" w:eastAsia="Arial" w:cs="Tahoma"/>
+                <w:sz w:val="18"/>
+              </w:rPr>
+              <w:t>attachments[].scanStatus</w:t>
+            </w:r>
+          </w:p>
+        </w:tc>
+        <w:tc>
+          <w:tcPr>
+            <w:tcW w:type="dxa" w:w="2520"/>
+            <w:vAlign w:val="center"/>
+          </w:tcPr>
+          <w:p>
+            <w:pPr>
+              <w:keepLines/>
+              <w:spacing w:after="0"/>
+            </w:pPr>
+            <w:r>
+              <w:rPr>
+                <w:rFonts w:ascii="Arial" w:hAnsi="Arial" w:eastAsia="Arial" w:cs="Tahoma"/>
+                <w:sz w:val="18"/>
+              </w:rPr>
+            </w:r>
+            <w:r>
+              <w:rPr>
+                <w:rFonts w:ascii="Arial" w:hAnsi="Arial" w:eastAsia="Arial" w:cs="Tahoma"/>
+                <w:sz w:val="18"/>
+              </w:rPr>
+              <w:t>string</w:t>
+            </w:r>
+          </w:p>
+        </w:tc>
+        <w:tc>
+          <w:tcPr>
+            <w:tcW w:type="dxa" w:w="2520"/>
+            <w:vAlign w:val="center"/>
+          </w:tcPr>
+          <w:p>
+            <w:pPr>
+              <w:keepLines/>
+              <w:spacing w:after="0"/>
+            </w:pPr>
+            <w:r>
+              <w:rPr>
+                <w:rFonts w:ascii="Arial" w:hAnsi="Arial" w:eastAsia="Arial" w:cs="Tahoma"/>
+                <w:sz w:val="18"/>
+              </w:rPr>
+            </w:r>
+            <w:r>
+              <w:rPr>
+                <w:rFonts w:ascii="Arial" w:hAnsi="Arial" w:eastAsia="Arial" w:cs="Tahoma"/>
+                <w:sz w:val="18"/>
+              </w:rPr>
+              <w:t>Yes</w:t>
+            </w:r>
+          </w:p>
+        </w:tc>
+        <w:tc>
+          <w:tcPr>
+            <w:tcW w:type="dxa" w:w="2520"/>
+            <w:vAlign w:val="center"/>
+          </w:tcPr>
+          <w:p>
+            <w:pPr>
+              <w:keepLines/>
+              <w:spacing w:after="0"/>
+            </w:pPr>
+            <w:r>
+              <w:rPr>
+                <w:rFonts w:ascii="Arial" w:hAnsi="Arial" w:eastAsia="Arial" w:cs="Tahoma"/>
+                <w:sz w:val="18"/>
+              </w:rPr>
+            </w:r>
+            <w:r>
+              <w:rPr>
+                <w:rFonts w:ascii="Arial" w:hAnsi="Arial" w:eastAsia="Arial" w:cs="Tahoma"/>
+                <w:sz w:val="18"/>
+              </w:rPr>
+              <w:t>UTF-8; use value domain described by endpoint purpose</w:t>
+            </w:r>
+          </w:p>
+        </w:tc>
+      </w:tr>
+      <w:tr>
+        <w:trPr>
+          <w:cantSplit/>
+        </w:trPr>
+        <w:tc>
+          <w:tcPr>
+            <w:tcW w:type="dxa" w:w="2520"/>
+            <w:vAlign w:val="center"/>
+          </w:tcPr>
+          <w:p>
+            <w:pPr>
+              <w:keepLines/>
+              <w:spacing w:after="0"/>
+            </w:pPr>
+            <w:r>
+              <w:rPr>
+                <w:rFonts w:ascii="Arial" w:hAnsi="Arial" w:eastAsia="Arial" w:cs="Tahoma"/>
+                <w:sz w:val="18"/>
+              </w:rPr>
+            </w:r>
+            <w:r>
+              <w:rPr>
+                <w:rFonts w:ascii="Arial" w:hAnsi="Arial" w:eastAsia="Arial" w:cs="Tahoma"/>
+                <w:sz w:val="18"/>
+              </w:rPr>
+              <w:t>attachments[].uploadedBy</w:t>
+            </w:r>
+          </w:p>
+        </w:tc>
+        <w:tc>
+          <w:tcPr>
+            <w:tcW w:type="dxa" w:w="2520"/>
+            <w:vAlign w:val="center"/>
+          </w:tcPr>
+          <w:p>
+            <w:pPr>
+              <w:keepLines/>
+              <w:spacing w:after="0"/>
+            </w:pPr>
+            <w:r>
+              <w:rPr>
+                <w:rFonts w:ascii="Arial" w:hAnsi="Arial" w:eastAsia="Arial" w:cs="Tahoma"/>
+                <w:sz w:val="18"/>
+              </w:rPr>
+            </w:r>
+            <w:r>
+              <w:rPr>
+                <w:rFonts w:ascii="Arial" w:hAnsi="Arial" w:eastAsia="Arial" w:cs="Tahoma"/>
+                <w:sz w:val="18"/>
+              </w:rPr>
+              <w:t>string</w:t>
+            </w:r>
+          </w:p>
+        </w:tc>
+        <w:tc>
+          <w:tcPr>
+            <w:tcW w:type="dxa" w:w="2520"/>
+            <w:vAlign w:val="center"/>
+          </w:tcPr>
+          <w:p>
+            <w:pPr>
+              <w:keepLines/>
+              <w:spacing w:after="0"/>
+            </w:pPr>
+            <w:r>
+              <w:rPr>
+                <w:rFonts w:ascii="Arial" w:hAnsi="Arial" w:eastAsia="Arial" w:cs="Tahoma"/>
+                <w:sz w:val="18"/>
+              </w:rPr>
+            </w:r>
+            <w:r>
+              <w:rPr>
+                <w:rFonts w:ascii="Arial" w:hAnsi="Arial" w:eastAsia="Arial" w:cs="Tahoma"/>
+                <w:sz w:val="18"/>
+              </w:rPr>
+              <w:t>Yes</w:t>
+            </w:r>
+          </w:p>
+        </w:tc>
+        <w:tc>
+          <w:tcPr>
+            <w:tcW w:type="dxa" w:w="2520"/>
+            <w:vAlign w:val="center"/>
+          </w:tcPr>
+          <w:p>
+            <w:pPr>
+              <w:keepLines/>
+              <w:spacing w:after="0"/>
+            </w:pPr>
+            <w:r>
+              <w:rPr>
+                <w:rFonts w:ascii="Arial" w:hAnsi="Arial" w:eastAsia="Arial" w:cs="Tahoma"/>
+                <w:sz w:val="18"/>
+              </w:rPr>
+            </w:r>
+            <w:r>
+              <w:rPr>
+                <w:rFonts w:ascii="Arial" w:hAnsi="Arial" w:eastAsia="Arial" w:cs="Tahoma"/>
+                <w:sz w:val="18"/>
+              </w:rPr>
+              <w:t>UTF-8; use value domain described by endpoint purpose</w:t>
+            </w:r>
+          </w:p>
+        </w:tc>
+      </w:tr>
+      <w:tr>
+        <w:trPr>
+          <w:cantSplit/>
+        </w:trPr>
+        <w:tc>
+          <w:tcPr>
+            <w:tcW w:type="dxa" w:w="2520"/>
+            <w:vAlign w:val="center"/>
+          </w:tcPr>
+          <w:p>
+            <w:pPr>
+              <w:keepLines/>
+              <w:spacing w:after="0"/>
+            </w:pPr>
+            <w:r>
+              <w:rPr>
+                <w:rFonts w:ascii="Arial" w:hAnsi="Arial" w:eastAsia="Arial" w:cs="Tahoma"/>
+                <w:sz w:val="18"/>
+              </w:rPr>
+            </w:r>
+            <w:r>
+              <w:rPr>
+                <w:rFonts w:ascii="Arial" w:hAnsi="Arial" w:eastAsia="Arial" w:cs="Tahoma"/>
+                <w:sz w:val="18"/>
+              </w:rPr>
+              <w:t>attachments[].uploadedAt</w:t>
+            </w:r>
+          </w:p>
+        </w:tc>
+        <w:tc>
+          <w:tcPr>
+            <w:tcW w:type="dxa" w:w="2520"/>
+            <w:vAlign w:val="center"/>
+          </w:tcPr>
+          <w:p>
+            <w:pPr>
+              <w:keepLines/>
+              <w:spacing w:after="0"/>
+            </w:pPr>
+            <w:r>
+              <w:rPr>
+                <w:rFonts w:ascii="Arial" w:hAnsi="Arial" w:eastAsia="Arial" w:cs="Tahoma"/>
+                <w:sz w:val="18"/>
+              </w:rPr>
+            </w:r>
+            <w:r>
+              <w:rPr>
+                <w:rFonts w:ascii="Arial" w:hAnsi="Arial" w:eastAsia="Arial" w:cs="Tahoma"/>
+                <w:sz w:val="18"/>
+              </w:rPr>
+              <w:t>string</w:t>
+            </w:r>
+          </w:p>
+        </w:tc>
+        <w:tc>
+          <w:tcPr>
+            <w:tcW w:type="dxa" w:w="2520"/>
+            <w:vAlign w:val="center"/>
+          </w:tcPr>
+          <w:p>
+            <w:pPr>
+              <w:keepLines/>
+              <w:spacing w:after="0"/>
+            </w:pPr>
+            <w:r>
+              <w:rPr>
+                <w:rFonts w:ascii="Arial" w:hAnsi="Arial" w:eastAsia="Arial" w:cs="Tahoma"/>
+                <w:sz w:val="18"/>
+              </w:rPr>
+            </w:r>
+            <w:r>
+              <w:rPr>
+                <w:rFonts w:ascii="Arial" w:hAnsi="Arial" w:eastAsia="Arial" w:cs="Tahoma"/>
+                <w:sz w:val="18"/>
+              </w:rPr>
+              <w:t>Yes</w:t>
+            </w:r>
+          </w:p>
+        </w:tc>
+        <w:tc>
+          <w:tcPr>
+            <w:tcW w:type="dxa" w:w="2520"/>
+            <w:vAlign w:val="center"/>
+          </w:tcPr>
+          <w:p>
+            <w:pPr>
+              <w:keepLines/>
+              <w:spacing w:after="0"/>
+            </w:pPr>
+            <w:r>
+              <w:rPr>
+                <w:rFonts w:ascii="Arial" w:hAnsi="Arial" w:eastAsia="Arial" w:cs="Tahoma"/>
+                <w:sz w:val="18"/>
+              </w:rPr>
+            </w:r>
+            <w:r>
+              <w:rPr>
+                <w:rFonts w:ascii="Arial" w:hAnsi="Arial" w:eastAsia="Arial" w:cs="Tahoma"/>
+                <w:sz w:val="18"/>
+              </w:rPr>
+              <w:t>ISO-8601 ค.ศ.; nullable only when type includes null</w:t>
+            </w:r>
+          </w:p>
+        </w:tc>
+      </w:tr>
+      <w:tr>
+        <w:trPr>
+          <w:cantSplit/>
+        </w:trPr>
+        <w:tc>
+          <w:tcPr>
+            <w:tcW w:type="dxa" w:w="2520"/>
+            <w:vAlign w:val="center"/>
+          </w:tcPr>
+          <w:p>
+            <w:pPr>
+              <w:keepLines/>
+              <w:spacing w:after="0"/>
+            </w:pPr>
+            <w:r>
+              <w:rPr>
+                <w:rFonts w:ascii="Arial" w:hAnsi="Arial" w:eastAsia="Arial" w:cs="Tahoma"/>
+                <w:sz w:val="18"/>
+              </w:rPr>
+            </w:r>
+            <w:r>
+              <w:rPr>
+                <w:rFonts w:ascii="Arial" w:hAnsi="Arial" w:eastAsia="Arial" w:cs="Tahoma"/>
+                <w:sz w:val="18"/>
+              </w:rPr>
+              <w:t>costDetails</w:t>
+            </w:r>
+          </w:p>
+        </w:tc>
+        <w:tc>
+          <w:tcPr>
+            <w:tcW w:type="dxa" w:w="2520"/>
+            <w:vAlign w:val="center"/>
+          </w:tcPr>
+          <w:p>
+            <w:pPr>
+              <w:keepLines/>
+              <w:spacing w:after="0"/>
+            </w:pPr>
+            <w:r>
+              <w:rPr>
+                <w:rFonts w:ascii="Arial" w:hAnsi="Arial" w:eastAsia="Arial" w:cs="Tahoma"/>
+                <w:sz w:val="18"/>
+              </w:rPr>
+            </w:r>
+            <w:r>
+              <w:rPr>
+                <w:rFonts w:ascii="Arial" w:hAnsi="Arial" w:eastAsia="Arial" w:cs="Tahoma"/>
+                <w:sz w:val="18"/>
+              </w:rPr>
+              <w:t>array&lt;object&gt;</w:t>
+            </w:r>
+          </w:p>
+        </w:tc>
+        <w:tc>
+          <w:tcPr>
+            <w:tcW w:type="dxa" w:w="2520"/>
+            <w:vAlign w:val="center"/>
+          </w:tcPr>
+          <w:p>
+            <w:pPr>
+              <w:keepLines/>
+              <w:spacing w:after="0"/>
+            </w:pPr>
+            <w:r>
+              <w:rPr>
+                <w:rFonts w:ascii="Arial" w:hAnsi="Arial" w:eastAsia="Arial" w:cs="Tahoma"/>
+                <w:sz w:val="18"/>
+              </w:rPr>
+            </w:r>
+            <w:r>
+              <w:rPr>
+                <w:rFonts w:ascii="Arial" w:hAnsi="Arial" w:eastAsia="Arial" w:cs="Tahoma"/>
+                <w:sz w:val="18"/>
+              </w:rPr>
+              <w:t>Yes</w:t>
+            </w:r>
+          </w:p>
+        </w:tc>
+        <w:tc>
+          <w:tcPr>
+            <w:tcW w:type="dxa" w:w="2520"/>
+            <w:vAlign w:val="center"/>
+          </w:tcPr>
+          <w:p>
+            <w:pPr>
+              <w:keepLines/>
+              <w:spacing w:after="0"/>
+            </w:pPr>
+            <w:r>
+              <w:rPr>
+                <w:rFonts w:ascii="Arial" w:hAnsi="Arial" w:eastAsia="Arial" w:cs="Tahoma"/>
+                <w:sz w:val="18"/>
+              </w:rPr>
+            </w:r>
+            <w:r>
+              <w:rPr>
+                <w:rFonts w:ascii="Arial" w:hAnsi="Arial" w:eastAsia="Arial" w:cs="Tahoma"/>
+                <w:sz w:val="18"/>
+              </w:rPr>
+              <w:t>JSON array; element type shown in Type column</w:t>
+            </w:r>
+          </w:p>
+        </w:tc>
+      </w:tr>
+      <w:tr>
+        <w:trPr>
+          <w:cantSplit/>
+        </w:trPr>
+        <w:tc>
+          <w:tcPr>
+            <w:tcW w:type="dxa" w:w="2520"/>
+            <w:vAlign w:val="center"/>
+          </w:tcPr>
+          <w:p>
+            <w:pPr>
+              <w:keepLines/>
+              <w:spacing w:after="0"/>
+            </w:pPr>
+            <w:r>
+              <w:rPr>
+                <w:rFonts w:ascii="Arial" w:hAnsi="Arial" w:eastAsia="Arial" w:cs="Tahoma"/>
+                <w:sz w:val="18"/>
+              </w:rPr>
+            </w:r>
+            <w:r>
+              <w:rPr>
+                <w:rFonts w:ascii="Arial" w:hAnsi="Arial" w:eastAsia="Arial" w:cs="Tahoma"/>
+                <w:sz w:val="18"/>
+              </w:rPr>
+              <w:t>costDetails[].newStoreCode</w:t>
+            </w:r>
+          </w:p>
+        </w:tc>
+        <w:tc>
+          <w:tcPr>
+            <w:tcW w:type="dxa" w:w="2520"/>
+            <w:vAlign w:val="center"/>
+          </w:tcPr>
+          <w:p>
+            <w:pPr>
+              <w:keepLines/>
+              <w:spacing w:after="0"/>
+            </w:pPr>
+            <w:r>
+              <w:rPr>
+                <w:rFonts w:ascii="Arial" w:hAnsi="Arial" w:eastAsia="Arial" w:cs="Tahoma"/>
+                <w:sz w:val="18"/>
+              </w:rPr>
+            </w:r>
+            <w:r>
+              <w:rPr>
+                <w:rFonts w:ascii="Arial" w:hAnsi="Arial" w:eastAsia="Arial" w:cs="Tahoma"/>
+                <w:sz w:val="18"/>
+              </w:rPr>
+              <w:t>string</w:t>
+            </w:r>
+          </w:p>
+        </w:tc>
+        <w:tc>
+          <w:tcPr>
+            <w:tcW w:type="dxa" w:w="2520"/>
+            <w:vAlign w:val="center"/>
+          </w:tcPr>
+          <w:p>
+            <w:pPr>
+              <w:keepLines/>
+              <w:spacing w:after="0"/>
+            </w:pPr>
+            <w:r>
+              <w:rPr>
+                <w:rFonts w:ascii="Arial" w:hAnsi="Arial" w:eastAsia="Arial" w:cs="Tahoma"/>
+                <w:sz w:val="18"/>
+              </w:rPr>
+            </w:r>
+            <w:r>
+              <w:rPr>
+                <w:rFonts w:ascii="Arial" w:hAnsi="Arial" w:eastAsia="Arial" w:cs="Tahoma"/>
+                <w:sz w:val="18"/>
+              </w:rPr>
+              <w:t>Yes</w:t>
+            </w:r>
+          </w:p>
+        </w:tc>
+        <w:tc>
+          <w:tcPr>
+            <w:tcW w:type="dxa" w:w="2520"/>
+            <w:vAlign w:val="center"/>
+          </w:tcPr>
+          <w:p>
+            <w:pPr>
+              <w:keepLines/>
+              <w:spacing w:after="0"/>
+            </w:pPr>
+            <w:r>
+              <w:rPr>
+                <w:rFonts w:ascii="Arial" w:hAnsi="Arial" w:eastAsia="Arial" w:cs="Tahoma"/>
+                <w:sz w:val="18"/>
+              </w:rPr>
+            </w:r>
+            <w:r>
+              <w:rPr>
+                <w:rFonts w:ascii="Arial" w:hAnsi="Arial" w:eastAsia="Arial" w:cs="Tahoma"/>
+                <w:sz w:val="18"/>
+              </w:rPr>
+              <w:t>exactly 5 digits; preserve leading zero</w:t>
+            </w:r>
+          </w:p>
+        </w:tc>
+      </w:tr>
+      <w:tr>
+        <w:trPr>
+          <w:cantSplit/>
+        </w:trPr>
+        <w:tc>
+          <w:tcPr>
+            <w:tcW w:type="dxa" w:w="2520"/>
+            <w:vAlign w:val="center"/>
+          </w:tcPr>
+          <w:p>
+            <w:pPr>
+              <w:keepLines/>
+              <w:spacing w:after="0"/>
+            </w:pPr>
+            <w:r>
+              <w:rPr>
+                <w:rFonts w:ascii="Arial" w:hAnsi="Arial" w:eastAsia="Arial" w:cs="Tahoma"/>
+                <w:sz w:val="18"/>
+              </w:rPr>
+            </w:r>
+            <w:r>
+              <w:rPr>
+                <w:rFonts w:ascii="Arial" w:hAnsi="Arial" w:eastAsia="Arial" w:cs="Tahoma"/>
+                <w:sz w:val="18"/>
+              </w:rPr>
+              <w:t>costDetails[].costYear</w:t>
+            </w:r>
+          </w:p>
+        </w:tc>
+        <w:tc>
+          <w:tcPr>
+            <w:tcW w:type="dxa" w:w="2520"/>
+            <w:vAlign w:val="center"/>
+          </w:tcPr>
+          <w:p>
+            <w:pPr>
+              <w:keepLines/>
+              <w:spacing w:after="0"/>
+            </w:pPr>
+            <w:r>
+              <w:rPr>
+                <w:rFonts w:ascii="Arial" w:hAnsi="Arial" w:eastAsia="Arial" w:cs="Tahoma"/>
+                <w:sz w:val="18"/>
+              </w:rPr>
+            </w:r>
+            <w:r>
+              <w:rPr>
+                <w:rFonts w:ascii="Arial" w:hAnsi="Arial" w:eastAsia="Arial" w:cs="Tahoma"/>
+                <w:sz w:val="18"/>
+              </w:rPr>
+              <w:t>integer</w:t>
+            </w:r>
+          </w:p>
+        </w:tc>
+        <w:tc>
+          <w:tcPr>
+            <w:tcW w:type="dxa" w:w="2520"/>
+            <w:vAlign w:val="center"/>
+          </w:tcPr>
+          <w:p>
+            <w:pPr>
+              <w:keepLines/>
+              <w:spacing w:after="0"/>
+            </w:pPr>
+            <w:r>
+              <w:rPr>
+                <w:rFonts w:ascii="Arial" w:hAnsi="Arial" w:eastAsia="Arial" w:cs="Tahoma"/>
+                <w:sz w:val="18"/>
+              </w:rPr>
+            </w:r>
+            <w:r>
+              <w:rPr>
+                <w:rFonts w:ascii="Arial" w:hAnsi="Arial" w:eastAsia="Arial" w:cs="Tahoma"/>
+                <w:sz w:val="18"/>
+              </w:rPr>
+              <w:t>Yes</w:t>
+            </w:r>
+          </w:p>
+        </w:tc>
+        <w:tc>
+          <w:tcPr>
+            <w:tcW w:type="dxa" w:w="2520"/>
+            <w:vAlign w:val="center"/>
+          </w:tcPr>
+          <w:p>
+            <w:pPr>
+              <w:keepLines/>
+              <w:spacing w:after="0"/>
+            </w:pPr>
+            <w:r>
+              <w:rPr>
+                <w:rFonts w:ascii="Arial" w:hAnsi="Arial" w:eastAsia="Arial" w:cs="Tahoma"/>
+                <w:sz w:val="18"/>
+              </w:rPr>
+            </w:r>
+            <w:r>
+              <w:rPr>
+                <w:rFonts w:ascii="Arial" w:hAnsi="Arial" w:eastAsia="Arial" w:cs="Tahoma"/>
+                <w:sz w:val="18"/>
+              </w:rPr>
+              <w:t>UTF-8; use value domain described by endpoint purpose</w:t>
+            </w:r>
+          </w:p>
+        </w:tc>
+      </w:tr>
+      <w:tr>
+        <w:trPr>
+          <w:cantSplit/>
+        </w:trPr>
+        <w:tc>
+          <w:tcPr>
+            <w:tcW w:type="dxa" w:w="2520"/>
+            <w:vAlign w:val="center"/>
+          </w:tcPr>
+          <w:p>
+            <w:pPr>
+              <w:keepLines/>
+              <w:spacing w:after="0"/>
+            </w:pPr>
+            <w:r>
+              <w:rPr>
+                <w:rFonts w:ascii="Arial" w:hAnsi="Arial" w:eastAsia="Arial" w:cs="Tahoma"/>
+                <w:sz w:val="18"/>
+              </w:rPr>
+            </w:r>
+            <w:r>
+              <w:rPr>
+                <w:rFonts w:ascii="Arial" w:hAnsi="Arial" w:eastAsia="Arial" w:cs="Tahoma"/>
+                <w:sz w:val="18"/>
+              </w:rPr>
+              <w:t>costDetails[].costMonth</w:t>
+            </w:r>
+          </w:p>
+        </w:tc>
+        <w:tc>
+          <w:tcPr>
+            <w:tcW w:type="dxa" w:w="2520"/>
+            <w:vAlign w:val="center"/>
+          </w:tcPr>
+          <w:p>
+            <w:pPr>
+              <w:keepLines/>
+              <w:spacing w:after="0"/>
+            </w:pPr>
+            <w:r>
+              <w:rPr>
+                <w:rFonts w:ascii="Arial" w:hAnsi="Arial" w:eastAsia="Arial" w:cs="Tahoma"/>
+                <w:sz w:val="18"/>
+              </w:rPr>
+            </w:r>
+            <w:r>
+              <w:rPr>
+                <w:rFonts w:ascii="Arial" w:hAnsi="Arial" w:eastAsia="Arial" w:cs="Tahoma"/>
+                <w:sz w:val="18"/>
+              </w:rPr>
+              <w:t>integer</w:t>
+            </w:r>
+          </w:p>
+        </w:tc>
+        <w:tc>
+          <w:tcPr>
+            <w:tcW w:type="dxa" w:w="2520"/>
+            <w:vAlign w:val="center"/>
+          </w:tcPr>
+          <w:p>
+            <w:pPr>
+              <w:keepLines/>
+              <w:spacing w:after="0"/>
+            </w:pPr>
+            <w:r>
+              <w:rPr>
+                <w:rFonts w:ascii="Arial" w:hAnsi="Arial" w:eastAsia="Arial" w:cs="Tahoma"/>
+                <w:sz w:val="18"/>
+              </w:rPr>
+            </w:r>
+            <w:r>
+              <w:rPr>
+                <w:rFonts w:ascii="Arial" w:hAnsi="Arial" w:eastAsia="Arial" w:cs="Tahoma"/>
+                <w:sz w:val="18"/>
+              </w:rPr>
+              <w:t>Yes</w:t>
+            </w:r>
+          </w:p>
+        </w:tc>
+        <w:tc>
+          <w:tcPr>
+            <w:tcW w:type="dxa" w:w="2520"/>
+            <w:vAlign w:val="center"/>
+          </w:tcPr>
+          <w:p>
+            <w:pPr>
+              <w:keepLines/>
+              <w:spacing w:after="0"/>
+            </w:pPr>
+            <w:r>
+              <w:rPr>
+                <w:rFonts w:ascii="Arial" w:hAnsi="Arial" w:eastAsia="Arial" w:cs="Tahoma"/>
+                <w:sz w:val="18"/>
+              </w:rPr>
+            </w:r>
+            <w:r>
+              <w:rPr>
+                <w:rFonts w:ascii="Arial" w:hAnsi="Arial" w:eastAsia="Arial" w:cs="Tahoma"/>
+                <w:sz w:val="18"/>
+              </w:rPr>
+              <w:t>ISO-8601 ค.ศ.; nullable only when type includes null</w:t>
+            </w:r>
+          </w:p>
+        </w:tc>
+      </w:tr>
+      <w:tr>
+        <w:trPr>
+          <w:cantSplit/>
+        </w:trPr>
+        <w:tc>
+          <w:tcPr>
+            <w:tcW w:type="dxa" w:w="2520"/>
+            <w:vAlign w:val="center"/>
+          </w:tcPr>
+          <w:p>
+            <w:pPr>
+              <w:keepLines/>
+              <w:spacing w:after="0"/>
+            </w:pPr>
+            <w:r>
+              <w:rPr>
+                <w:rFonts w:ascii="Arial" w:hAnsi="Arial" w:eastAsia="Arial" w:cs="Tahoma"/>
+                <w:sz w:val="18"/>
+              </w:rPr>
+            </w:r>
+            <w:r>
+              <w:rPr>
+                <w:rFonts w:ascii="Arial" w:hAnsi="Arial" w:eastAsia="Arial" w:cs="Tahoma"/>
+                <w:sz w:val="18"/>
+              </w:rPr>
+              <w:t>costDetails[].costTargetN</w:t>
+            </w:r>
+          </w:p>
+        </w:tc>
+        <w:tc>
+          <w:tcPr>
+            <w:tcW w:type="dxa" w:w="2520"/>
+            <w:vAlign w:val="center"/>
+          </w:tcPr>
+          <w:p>
+            <w:pPr>
+              <w:keepLines/>
+              <w:spacing w:after="0"/>
+            </w:pPr>
+            <w:r>
+              <w:rPr>
+                <w:rFonts w:ascii="Arial" w:hAnsi="Arial" w:eastAsia="Arial" w:cs="Tahoma"/>
+                <w:sz w:val="18"/>
+              </w:rPr>
+            </w:r>
+            <w:r>
+              <w:rPr>
+                <w:rFonts w:ascii="Arial" w:hAnsi="Arial" w:eastAsia="Arial" w:cs="Tahoma"/>
+                <w:sz w:val="18"/>
+              </w:rPr>
+              <w:t>number</w:t>
+            </w:r>
+          </w:p>
+        </w:tc>
+        <w:tc>
+          <w:tcPr>
+            <w:tcW w:type="dxa" w:w="2520"/>
+            <w:vAlign w:val="center"/>
+          </w:tcPr>
+          <w:p>
+            <w:pPr>
+              <w:keepLines/>
+              <w:spacing w:after="0"/>
+            </w:pPr>
+            <w:r>
+              <w:rPr>
+                <w:rFonts w:ascii="Arial" w:hAnsi="Arial" w:eastAsia="Arial" w:cs="Tahoma"/>
+                <w:sz w:val="18"/>
+              </w:rPr>
+            </w:r>
+            <w:r>
+              <w:rPr>
+                <w:rFonts w:ascii="Arial" w:hAnsi="Arial" w:eastAsia="Arial" w:cs="Tahoma"/>
+                <w:sz w:val="18"/>
+              </w:rPr>
+              <w:t>Yes</w:t>
+            </w:r>
+          </w:p>
+        </w:tc>
+        <w:tc>
+          <w:tcPr>
+            <w:tcW w:type="dxa" w:w="2520"/>
+            <w:vAlign w:val="center"/>
+          </w:tcPr>
+          <w:p>
+            <w:pPr>
+              <w:keepLines/>
+              <w:spacing w:after="0"/>
+            </w:pPr>
+            <w:r>
+              <w:rPr>
+                <w:rFonts w:ascii="Arial" w:hAnsi="Arial" w:eastAsia="Arial" w:cs="Tahoma"/>
+                <w:sz w:val="18"/>
+              </w:rPr>
+            </w:r>
+            <w:r>
+              <w:rPr>
+                <w:rFonts w:ascii="Arial" w:hAnsi="Arial" w:eastAsia="Arial" w:cs="Tahoma"/>
+                <w:sz w:val="18"/>
+              </w:rPr>
+              <w:t>UTF-8; use value domain described by endpoint purpose</w:t>
+            </w:r>
+          </w:p>
+        </w:tc>
+      </w:tr>
+      <w:tr>
+        <w:trPr>
+          <w:cantSplit/>
+        </w:trPr>
+        <w:tc>
+          <w:tcPr>
+            <w:tcW w:type="dxa" w:w="2520"/>
+            <w:vAlign w:val="center"/>
+          </w:tcPr>
+          <w:p>
+            <w:pPr>
+              <w:keepLines/>
+              <w:spacing w:after="0"/>
+            </w:pPr>
+            <w:r>
+              <w:rPr>
+                <w:rFonts w:ascii="Arial" w:hAnsi="Arial" w:eastAsia="Arial" w:cs="Tahoma"/>
+                <w:sz w:val="18"/>
+              </w:rPr>
+            </w:r>
+            <w:r>
+              <w:rPr>
+                <w:rFonts w:ascii="Arial" w:hAnsi="Arial" w:eastAsia="Arial" w:cs="Tahoma"/>
+                <w:sz w:val="18"/>
+              </w:rPr>
+              <w:t>costDetails[].costAmountN</w:t>
+            </w:r>
+          </w:p>
+        </w:tc>
+        <w:tc>
+          <w:tcPr>
+            <w:tcW w:type="dxa" w:w="2520"/>
+            <w:vAlign w:val="center"/>
+          </w:tcPr>
+          <w:p>
+            <w:pPr>
+              <w:keepLines/>
+              <w:spacing w:after="0"/>
+            </w:pPr>
+            <w:r>
+              <w:rPr>
+                <w:rFonts w:ascii="Arial" w:hAnsi="Arial" w:eastAsia="Arial" w:cs="Tahoma"/>
+                <w:sz w:val="18"/>
+              </w:rPr>
+            </w:r>
+            <w:r>
+              <w:rPr>
+                <w:rFonts w:ascii="Arial" w:hAnsi="Arial" w:eastAsia="Arial" w:cs="Tahoma"/>
+                <w:sz w:val="18"/>
+              </w:rPr>
+              <w:t>number</w:t>
+            </w:r>
+          </w:p>
+        </w:tc>
+        <w:tc>
+          <w:tcPr>
+            <w:tcW w:type="dxa" w:w="2520"/>
+            <w:vAlign w:val="center"/>
+          </w:tcPr>
+          <w:p>
+            <w:pPr>
+              <w:keepLines/>
+              <w:spacing w:after="0"/>
+            </w:pPr>
+            <w:r>
+              <w:rPr>
+                <w:rFonts w:ascii="Arial" w:hAnsi="Arial" w:eastAsia="Arial" w:cs="Tahoma"/>
+                <w:sz w:val="18"/>
+              </w:rPr>
+            </w:r>
+            <w:r>
+              <w:rPr>
+                <w:rFonts w:ascii="Arial" w:hAnsi="Arial" w:eastAsia="Arial" w:cs="Tahoma"/>
+                <w:sz w:val="18"/>
+              </w:rPr>
+              <w:t>Yes</w:t>
+            </w:r>
+          </w:p>
+        </w:tc>
+        <w:tc>
+          <w:tcPr>
+            <w:tcW w:type="dxa" w:w="2520"/>
+            <w:vAlign w:val="center"/>
+          </w:tcPr>
+          <w:p>
+            <w:pPr>
+              <w:keepLines/>
+              <w:spacing w:after="0"/>
+            </w:pPr>
+            <w:r>
+              <w:rPr>
+                <w:rFonts w:ascii="Arial" w:hAnsi="Arial" w:eastAsia="Arial" w:cs="Tahoma"/>
+                <w:sz w:val="18"/>
+              </w:rPr>
+            </w:r>
+            <w:r>
+              <w:rPr>
+                <w:rFonts w:ascii="Arial" w:hAnsi="Arial" w:eastAsia="Arial" w:cs="Tahoma"/>
+                <w:sz w:val="18"/>
+              </w:rPr>
+              <w:t>number &gt;= 0 with 2 decimals</w:t>
+            </w:r>
+          </w:p>
+        </w:tc>
+      </w:tr>
+      <w:tr>
+        <w:trPr>
+          <w:cantSplit/>
+        </w:trPr>
+        <w:tc>
+          <w:tcPr>
+            <w:tcW w:type="dxa" w:w="2520"/>
+            <w:vAlign w:val="center"/>
+          </w:tcPr>
+          <w:p>
+            <w:pPr>
+              <w:keepLines/>
+              <w:spacing w:after="0"/>
+            </w:pPr>
+            <w:r>
+              <w:rPr>
+                <w:rFonts w:ascii="Arial" w:hAnsi="Arial" w:eastAsia="Arial" w:cs="Tahoma"/>
+                <w:sz w:val="18"/>
+              </w:rPr>
+            </w:r>
+            <w:r>
+              <w:rPr>
+                <w:rFonts w:ascii="Arial" w:hAnsi="Arial" w:eastAsia="Arial" w:cs="Tahoma"/>
+                <w:sz w:val="18"/>
+              </w:rPr>
+              <w:t>costDetails[].costTargetNc</w:t>
+            </w:r>
+          </w:p>
+        </w:tc>
+        <w:tc>
+          <w:tcPr>
+            <w:tcW w:type="dxa" w:w="2520"/>
+            <w:vAlign w:val="center"/>
+          </w:tcPr>
+          <w:p>
+            <w:pPr>
+              <w:keepLines/>
+              <w:spacing w:after="0"/>
+            </w:pPr>
+            <w:r>
+              <w:rPr>
+                <w:rFonts w:ascii="Arial" w:hAnsi="Arial" w:eastAsia="Arial" w:cs="Tahoma"/>
+                <w:sz w:val="18"/>
+              </w:rPr>
+            </w:r>
+            <w:r>
+              <w:rPr>
+                <w:rFonts w:ascii="Arial" w:hAnsi="Arial" w:eastAsia="Arial" w:cs="Tahoma"/>
+                <w:sz w:val="18"/>
+              </w:rPr>
+              <w:t>integer</w:t>
+            </w:r>
+          </w:p>
+        </w:tc>
+        <w:tc>
+          <w:tcPr>
+            <w:tcW w:type="dxa" w:w="2520"/>
+            <w:vAlign w:val="center"/>
+          </w:tcPr>
+          <w:p>
+            <w:pPr>
+              <w:keepLines/>
+              <w:spacing w:after="0"/>
+            </w:pPr>
+            <w:r>
+              <w:rPr>
+                <w:rFonts w:ascii="Arial" w:hAnsi="Arial" w:eastAsia="Arial" w:cs="Tahoma"/>
+                <w:sz w:val="18"/>
+              </w:rPr>
+            </w:r>
+            <w:r>
+              <w:rPr>
+                <w:rFonts w:ascii="Arial" w:hAnsi="Arial" w:eastAsia="Arial" w:cs="Tahoma"/>
+                <w:sz w:val="18"/>
+              </w:rPr>
+              <w:t>Yes</w:t>
+            </w:r>
+          </w:p>
+        </w:tc>
+        <w:tc>
+          <w:tcPr>
+            <w:tcW w:type="dxa" w:w="2520"/>
+            <w:vAlign w:val="center"/>
+          </w:tcPr>
+          <w:p>
+            <w:pPr>
+              <w:keepLines/>
+              <w:spacing w:after="0"/>
+            </w:pPr>
+            <w:r>
+              <w:rPr>
+                <w:rFonts w:ascii="Arial" w:hAnsi="Arial" w:eastAsia="Arial" w:cs="Tahoma"/>
+                <w:sz w:val="18"/>
+              </w:rPr>
+            </w:r>
+            <w:r>
+              <w:rPr>
+                <w:rFonts w:ascii="Arial" w:hAnsi="Arial" w:eastAsia="Arial" w:cs="Tahoma"/>
+                <w:sz w:val="18"/>
+              </w:rPr>
+              <w:t>UTF-8; use value domain described by endpoint purpose</w:t>
+            </w:r>
+          </w:p>
+        </w:tc>
+      </w:tr>
+      <w:tr>
+        <w:trPr>
+          <w:cantSplit/>
+        </w:trPr>
+        <w:tc>
+          <w:tcPr>
+            <w:tcW w:type="dxa" w:w="2520"/>
+            <w:vAlign w:val="center"/>
+          </w:tcPr>
+          <w:p>
+            <w:pPr>
+              <w:keepLines/>
+              <w:spacing w:after="0"/>
+            </w:pPr>
+            <w:r>
+              <w:rPr>
+                <w:rFonts w:ascii="Arial" w:hAnsi="Arial" w:eastAsia="Arial" w:cs="Tahoma"/>
+                <w:sz w:val="18"/>
+              </w:rPr>
+            </w:r>
+            <w:r>
+              <w:rPr>
+                <w:rFonts w:ascii="Arial" w:hAnsi="Arial" w:eastAsia="Arial" w:cs="Tahoma"/>
+                <w:sz w:val="18"/>
+              </w:rPr>
+              <w:t>costDetails[].costAmountNc</w:t>
+            </w:r>
+          </w:p>
+        </w:tc>
+        <w:tc>
+          <w:tcPr>
+            <w:tcW w:type="dxa" w:w="2520"/>
+            <w:vAlign w:val="center"/>
+          </w:tcPr>
+          <w:p>
+            <w:pPr>
+              <w:keepLines/>
+              <w:spacing w:after="0"/>
+            </w:pPr>
+            <w:r>
+              <w:rPr>
+                <w:rFonts w:ascii="Arial" w:hAnsi="Arial" w:eastAsia="Arial" w:cs="Tahoma"/>
+                <w:sz w:val="18"/>
+              </w:rPr>
+            </w:r>
+            <w:r>
+              <w:rPr>
+                <w:rFonts w:ascii="Arial" w:hAnsi="Arial" w:eastAsia="Arial" w:cs="Tahoma"/>
+                <w:sz w:val="18"/>
+              </w:rPr>
+              <w:t>integer</w:t>
+            </w:r>
+          </w:p>
+        </w:tc>
+        <w:tc>
+          <w:tcPr>
+            <w:tcW w:type="dxa" w:w="2520"/>
+            <w:vAlign w:val="center"/>
+          </w:tcPr>
+          <w:p>
+            <w:pPr>
+              <w:keepLines/>
+              <w:spacing w:after="0"/>
+            </w:pPr>
+            <w:r>
+              <w:rPr>
+                <w:rFonts w:ascii="Arial" w:hAnsi="Arial" w:eastAsia="Arial" w:cs="Tahoma"/>
+                <w:sz w:val="18"/>
+              </w:rPr>
+            </w:r>
+            <w:r>
+              <w:rPr>
+                <w:rFonts w:ascii="Arial" w:hAnsi="Arial" w:eastAsia="Arial" w:cs="Tahoma"/>
+                <w:sz w:val="18"/>
+              </w:rPr>
+              <w:t>Yes</w:t>
+            </w:r>
+          </w:p>
+        </w:tc>
+        <w:tc>
+          <w:tcPr>
+            <w:tcW w:type="dxa" w:w="2520"/>
+            <w:vAlign w:val="center"/>
+          </w:tcPr>
+          <w:p>
+            <w:pPr>
+              <w:keepLines/>
+              <w:spacing w:after="0"/>
+            </w:pPr>
+            <w:r>
+              <w:rPr>
+                <w:rFonts w:ascii="Arial" w:hAnsi="Arial" w:eastAsia="Arial" w:cs="Tahoma"/>
+                <w:sz w:val="18"/>
+              </w:rPr>
+            </w:r>
+            <w:r>
+              <w:rPr>
+                <w:rFonts w:ascii="Arial" w:hAnsi="Arial" w:eastAsia="Arial" w:cs="Tahoma"/>
+                <w:sz w:val="18"/>
+              </w:rPr>
+              <w:t>number &gt;= 0 with 2 decimals</w:t>
+            </w:r>
+          </w:p>
+        </w:tc>
+      </w:tr>
+      <w:tr>
+        <w:trPr>
+          <w:cantSplit/>
+        </w:trPr>
+        <w:tc>
+          <w:tcPr>
+            <w:tcW w:type="dxa" w:w="2520"/>
+            <w:vAlign w:val="center"/>
+          </w:tcPr>
+          <w:p>
+            <w:pPr>
+              <w:keepLines/>
+              <w:spacing w:after="0"/>
+            </w:pPr>
+            <w:r>
+              <w:rPr>
+                <w:rFonts w:ascii="Arial" w:hAnsi="Arial" w:eastAsia="Arial" w:cs="Tahoma"/>
+                <w:sz w:val="18"/>
+              </w:rPr>
+            </w:r>
+            <w:r>
+              <w:rPr>
+                <w:rFonts w:ascii="Arial" w:hAnsi="Arial" w:eastAsia="Arial" w:cs="Tahoma"/>
+                <w:sz w:val="18"/>
+              </w:rPr>
+              <w:t>compensationHistories</w:t>
+            </w:r>
+          </w:p>
+        </w:tc>
+        <w:tc>
+          <w:tcPr>
+            <w:tcW w:type="dxa" w:w="2520"/>
+            <w:vAlign w:val="center"/>
+          </w:tcPr>
+          <w:p>
+            <w:pPr>
+              <w:keepLines/>
+              <w:spacing w:after="0"/>
+            </w:pPr>
+            <w:r>
+              <w:rPr>
+                <w:rFonts w:ascii="Arial" w:hAnsi="Arial" w:eastAsia="Arial" w:cs="Tahoma"/>
+                <w:sz w:val="18"/>
+              </w:rPr>
+            </w:r>
+            <w:r>
+              <w:rPr>
+                <w:rFonts w:ascii="Arial" w:hAnsi="Arial" w:eastAsia="Arial" w:cs="Tahoma"/>
+                <w:sz w:val="18"/>
+              </w:rPr>
+              <w:t>array&lt;object&gt;</w:t>
+            </w:r>
+          </w:p>
+        </w:tc>
+        <w:tc>
+          <w:tcPr>
+            <w:tcW w:type="dxa" w:w="2520"/>
+            <w:vAlign w:val="center"/>
+          </w:tcPr>
+          <w:p>
+            <w:pPr>
+              <w:keepLines/>
+              <w:spacing w:after="0"/>
+            </w:pPr>
+            <w:r>
+              <w:rPr>
+                <w:rFonts w:ascii="Arial" w:hAnsi="Arial" w:eastAsia="Arial" w:cs="Tahoma"/>
+                <w:sz w:val="18"/>
+              </w:rPr>
+            </w:r>
+            <w:r>
+              <w:rPr>
+                <w:rFonts w:ascii="Arial" w:hAnsi="Arial" w:eastAsia="Arial" w:cs="Tahoma"/>
+                <w:sz w:val="18"/>
+              </w:rPr>
+              <w:t>Yes</w:t>
+            </w:r>
+          </w:p>
+        </w:tc>
+        <w:tc>
+          <w:tcPr>
+            <w:tcW w:type="dxa" w:w="2520"/>
+            <w:vAlign w:val="center"/>
+          </w:tcPr>
+          <w:p>
+            <w:pPr>
+              <w:keepLines/>
+              <w:spacing w:after="0"/>
+            </w:pPr>
+            <w:r>
+              <w:rPr>
+                <w:rFonts w:ascii="Arial" w:hAnsi="Arial" w:eastAsia="Arial" w:cs="Tahoma"/>
+                <w:sz w:val="18"/>
+              </w:rPr>
+            </w:r>
+            <w:r>
+              <w:rPr>
+                <w:rFonts w:ascii="Arial" w:hAnsi="Arial" w:eastAsia="Arial" w:cs="Tahoma"/>
+                <w:sz w:val="18"/>
+              </w:rPr>
+              <w:t>JSON array; element type shown in Type column</w:t>
+            </w:r>
+          </w:p>
+        </w:tc>
+      </w:tr>
+      <w:tr>
+        <w:trPr>
+          <w:cantSplit/>
+        </w:trPr>
+        <w:tc>
+          <w:tcPr>
+            <w:tcW w:type="dxa" w:w="2520"/>
+            <w:vAlign w:val="center"/>
+          </w:tcPr>
+          <w:p>
+            <w:pPr>
+              <w:keepLines/>
+              <w:spacing w:after="0"/>
+            </w:pPr>
+            <w:r>
+              <w:rPr>
+                <w:rFonts w:ascii="Arial" w:hAnsi="Arial" w:eastAsia="Arial" w:cs="Tahoma"/>
+                <w:sz w:val="18"/>
+              </w:rPr>
+            </w:r>
+            <w:r>
+              <w:rPr>
+                <w:rFonts w:ascii="Arial" w:hAnsi="Arial" w:eastAsia="Arial" w:cs="Tahoma"/>
+                <w:sz w:val="18"/>
+              </w:rPr>
+              <w:t>compensationHistories[].submitAccountMonth</w:t>
+            </w:r>
+          </w:p>
+        </w:tc>
+        <w:tc>
+          <w:tcPr>
+            <w:tcW w:type="dxa" w:w="2520"/>
+            <w:vAlign w:val="center"/>
+          </w:tcPr>
+          <w:p>
+            <w:pPr>
+              <w:keepLines/>
+              <w:spacing w:after="0"/>
+            </w:pPr>
+            <w:r>
+              <w:rPr>
+                <w:rFonts w:ascii="Arial" w:hAnsi="Arial" w:eastAsia="Arial" w:cs="Tahoma"/>
+                <w:sz w:val="18"/>
+              </w:rPr>
+            </w:r>
+            <w:r>
+              <w:rPr>
+                <w:rFonts w:ascii="Arial" w:hAnsi="Arial" w:eastAsia="Arial" w:cs="Tahoma"/>
+                <w:sz w:val="18"/>
+              </w:rPr>
+              <w:t>string</w:t>
+            </w:r>
+          </w:p>
+        </w:tc>
+        <w:tc>
+          <w:tcPr>
+            <w:tcW w:type="dxa" w:w="2520"/>
+            <w:vAlign w:val="center"/>
+          </w:tcPr>
+          <w:p>
+            <w:pPr>
+              <w:keepLines/>
+              <w:spacing w:after="0"/>
+            </w:pPr>
+            <w:r>
+              <w:rPr>
+                <w:rFonts w:ascii="Arial" w:hAnsi="Arial" w:eastAsia="Arial" w:cs="Tahoma"/>
+                <w:sz w:val="18"/>
+              </w:rPr>
+            </w:r>
+            <w:r>
+              <w:rPr>
+                <w:rFonts w:ascii="Arial" w:hAnsi="Arial" w:eastAsia="Arial" w:cs="Tahoma"/>
+                <w:sz w:val="18"/>
+              </w:rPr>
+              <w:t>Yes</w:t>
+            </w:r>
+          </w:p>
+        </w:tc>
+        <w:tc>
+          <w:tcPr>
+            <w:tcW w:type="dxa" w:w="2520"/>
+            <w:vAlign w:val="center"/>
+          </w:tcPr>
+          <w:p>
+            <w:pPr>
+              <w:keepLines/>
+              <w:spacing w:after="0"/>
+            </w:pPr>
+            <w:r>
+              <w:rPr>
+                <w:rFonts w:ascii="Arial" w:hAnsi="Arial" w:eastAsia="Arial" w:cs="Tahoma"/>
+                <w:sz w:val="18"/>
+              </w:rPr>
+            </w:r>
+            <w:r>
+              <w:rPr>
+                <w:rFonts w:ascii="Arial" w:hAnsi="Arial" w:eastAsia="Arial" w:cs="Tahoma"/>
+                <w:sz w:val="18"/>
+              </w:rPr>
+              <w:t>ISO-8601 ค.ศ.; nullable only when type includes null</w:t>
+            </w:r>
+          </w:p>
+        </w:tc>
+      </w:tr>
+      <w:tr>
+        <w:trPr>
+          <w:cantSplit/>
+        </w:trPr>
+        <w:tc>
+          <w:tcPr>
+            <w:tcW w:type="dxa" w:w="2520"/>
+            <w:vAlign w:val="center"/>
+          </w:tcPr>
+          <w:p>
+            <w:pPr>
+              <w:keepLines/>
+              <w:spacing w:after="0"/>
+            </w:pPr>
+            <w:r>
+              <w:rPr>
+                <w:rFonts w:ascii="Arial" w:hAnsi="Arial" w:eastAsia="Arial" w:cs="Tahoma"/>
+                <w:sz w:val="18"/>
+              </w:rPr>
+            </w:r>
+            <w:r>
+              <w:rPr>
+                <w:rFonts w:ascii="Arial" w:hAnsi="Arial" w:eastAsia="Arial" w:cs="Tahoma"/>
+                <w:sz w:val="18"/>
+              </w:rPr>
+              <w:t>compensationHistories[].compensationAmount</w:t>
+            </w:r>
+          </w:p>
+        </w:tc>
+        <w:tc>
+          <w:tcPr>
+            <w:tcW w:type="dxa" w:w="2520"/>
+            <w:vAlign w:val="center"/>
+          </w:tcPr>
+          <w:p>
+            <w:pPr>
+              <w:keepLines/>
+              <w:spacing w:after="0"/>
+            </w:pPr>
+            <w:r>
+              <w:rPr>
+                <w:rFonts w:ascii="Arial" w:hAnsi="Arial" w:eastAsia="Arial" w:cs="Tahoma"/>
+                <w:sz w:val="18"/>
+              </w:rPr>
+            </w:r>
+            <w:r>
+              <w:rPr>
+                <w:rFonts w:ascii="Arial" w:hAnsi="Arial" w:eastAsia="Arial" w:cs="Tahoma"/>
+                <w:sz w:val="18"/>
+              </w:rPr>
+              <w:t>number</w:t>
+            </w:r>
+          </w:p>
+        </w:tc>
+        <w:tc>
+          <w:tcPr>
+            <w:tcW w:type="dxa" w:w="2520"/>
+            <w:vAlign w:val="center"/>
+          </w:tcPr>
+          <w:p>
+            <w:pPr>
+              <w:keepLines/>
+              <w:spacing w:after="0"/>
+            </w:pPr>
+            <w:r>
+              <w:rPr>
+                <w:rFonts w:ascii="Arial" w:hAnsi="Arial" w:eastAsia="Arial" w:cs="Tahoma"/>
+                <w:sz w:val="18"/>
+              </w:rPr>
+            </w:r>
+            <w:r>
+              <w:rPr>
+                <w:rFonts w:ascii="Arial" w:hAnsi="Arial" w:eastAsia="Arial" w:cs="Tahoma"/>
+                <w:sz w:val="18"/>
+              </w:rPr>
+              <w:t>Yes</w:t>
+            </w:r>
+          </w:p>
+        </w:tc>
+        <w:tc>
+          <w:tcPr>
+            <w:tcW w:type="dxa" w:w="2520"/>
+            <w:vAlign w:val="center"/>
+          </w:tcPr>
+          <w:p>
+            <w:pPr>
+              <w:keepLines/>
+              <w:spacing w:after="0"/>
+            </w:pPr>
+            <w:r>
+              <w:rPr>
+                <w:rFonts w:ascii="Arial" w:hAnsi="Arial" w:eastAsia="Arial" w:cs="Tahoma"/>
+                <w:sz w:val="18"/>
+              </w:rPr>
+            </w:r>
+            <w:r>
+              <w:rPr>
+                <w:rFonts w:ascii="Arial" w:hAnsi="Arial" w:eastAsia="Arial" w:cs="Tahoma"/>
+                <w:sz w:val="18"/>
+              </w:rPr>
+              <w:t xml:space="preserve">number &gt;= 0 with 2 decimals · ⚠️ มาจากคนละคอลัมน์ตามที่อยู่: ใน </w:t>
+            </w:r>
+            <w:r>
+              <w:rPr>
+                <w:rFonts w:ascii="Courier New" w:hAnsi="Courier New" w:eastAsia="Courier New" w:cs="Tahoma"/>
+                <w:sz w:val="18"/>
+              </w:rPr>
+              <w:t>newStores[]</w:t>
+            </w:r>
+            <w:r>
+              <w:rPr>
+                <w:rFonts w:ascii="Arial" w:hAnsi="Arial" w:eastAsia="Arial" w:cs="Tahoma"/>
+                <w:sz w:val="18"/>
+              </w:rPr>
+              <w:t xml:space="preserve"> = </w:t>
+            </w:r>
+            <w:r>
+              <w:rPr>
+                <w:rFonts w:ascii="Courier New" w:hAnsi="Courier New" w:eastAsia="Courier New" w:cs="Tahoma"/>
+                <w:sz w:val="18"/>
+              </w:rPr>
+              <w:t>sgi_document_new_stores.compensation_amount</w:t>
+            </w:r>
+            <w:r>
+              <w:rPr>
+                <w:rFonts w:ascii="Arial" w:hAnsi="Arial" w:eastAsia="Arial" w:cs="Tahoma"/>
+                <w:sz w:val="18"/>
+              </w:rPr>
+              <w:t xml:space="preserve"> · ใน </w:t>
+            </w:r>
+            <w:r>
+              <w:rPr>
+                <w:rFonts w:ascii="Courier New" w:hAnsi="Courier New" w:eastAsia="Courier New" w:cs="Tahoma"/>
+                <w:sz w:val="18"/>
+              </w:rPr>
+              <w:t>compensationHistories[]</w:t>
+            </w:r>
+            <w:r>
+              <w:rPr>
+                <w:rFonts w:ascii="Arial" w:hAnsi="Arial" w:eastAsia="Arial" w:cs="Tahoma"/>
+                <w:sz w:val="18"/>
+              </w:rPr>
+              <w:t xml:space="preserve"> = </w:t>
+            </w:r>
+            <w:r>
+              <w:rPr>
+                <w:rFonts w:ascii="Courier New" w:hAnsi="Courier New" w:eastAsia="Courier New" w:cs="Tahoma"/>
+                <w:sz w:val="18"/>
+              </w:rPr>
+              <w:t>sgi_compensation_histories.compensate_amount</w:t>
+            </w:r>
+          </w:p>
+        </w:tc>
+      </w:tr>
+      <w:tr>
+        <w:trPr>
+          <w:cantSplit/>
+        </w:trPr>
+        <w:tc>
+          <w:tcPr>
+            <w:tcW w:type="dxa" w:w="2520"/>
+            <w:vAlign w:val="center"/>
+          </w:tcPr>
+          <w:p>
+            <w:pPr>
+              <w:keepLines/>
+              <w:spacing w:after="0"/>
+            </w:pPr>
+            <w:r>
+              <w:rPr>
+                <w:rFonts w:ascii="Arial" w:hAnsi="Arial" w:eastAsia="Arial" w:cs="Tahoma"/>
+                <w:sz w:val="18"/>
+              </w:rPr>
+            </w:r>
+            <w:r>
+              <w:rPr>
+                <w:rFonts w:ascii="Arial" w:hAnsi="Arial" w:eastAsia="Arial" w:cs="Tahoma"/>
+                <w:sz w:val="18"/>
+              </w:rPr>
+              <w:t>compensationHistories[].refDocNo</w:t>
+            </w:r>
+          </w:p>
+        </w:tc>
+        <w:tc>
+          <w:tcPr>
+            <w:tcW w:type="dxa" w:w="2520"/>
+            <w:vAlign w:val="center"/>
+          </w:tcPr>
+          <w:p>
+            <w:pPr>
+              <w:keepLines/>
+              <w:spacing w:after="0"/>
+            </w:pPr>
+            <w:r>
+              <w:rPr>
+                <w:rFonts w:ascii="Arial" w:hAnsi="Arial" w:eastAsia="Arial" w:cs="Tahoma"/>
+                <w:sz w:val="18"/>
+              </w:rPr>
+            </w:r>
+            <w:r>
+              <w:rPr>
+                <w:rFonts w:ascii="Arial" w:hAnsi="Arial" w:eastAsia="Arial" w:cs="Tahoma"/>
+                <w:sz w:val="18"/>
+              </w:rPr>
+              <w:t>string</w:t>
+            </w:r>
+          </w:p>
+        </w:tc>
+        <w:tc>
+          <w:tcPr>
+            <w:tcW w:type="dxa" w:w="2520"/>
+            <w:vAlign w:val="center"/>
+          </w:tcPr>
+          <w:p>
+            <w:pPr>
+              <w:keepLines/>
+              <w:spacing w:after="0"/>
+            </w:pPr>
+            <w:r>
+              <w:rPr>
+                <w:rFonts w:ascii="Arial" w:hAnsi="Arial" w:eastAsia="Arial" w:cs="Tahoma"/>
+                <w:sz w:val="18"/>
+              </w:rPr>
+            </w:r>
+            <w:r>
+              <w:rPr>
+                <w:rFonts w:ascii="Arial" w:hAnsi="Arial" w:eastAsia="Arial" w:cs="Tahoma"/>
+                <w:sz w:val="18"/>
+              </w:rPr>
+              <w:t>Yes</w:t>
+            </w:r>
+          </w:p>
+        </w:tc>
+        <w:tc>
+          <w:tcPr>
+            <w:tcW w:type="dxa" w:w="2520"/>
+            <w:vAlign w:val="center"/>
+          </w:tcPr>
+          <w:p>
+            <w:pPr>
+              <w:keepLines/>
+              <w:spacing w:after="0"/>
+            </w:pPr>
+            <w:r>
+              <w:rPr>
+                <w:rFonts w:ascii="Arial" w:hAnsi="Arial" w:eastAsia="Arial" w:cs="Tahoma"/>
+                <w:sz w:val="18"/>
+              </w:rPr>
+            </w:r>
+            <w:r>
+              <w:rPr>
+                <w:rFonts w:ascii="Arial" w:hAnsi="Arial" w:eastAsia="Arial" w:cs="Tahoma"/>
+                <w:sz w:val="18"/>
+              </w:rPr>
+              <w:t>UTF-8; use value domain described by endpoint purpose</w:t>
+            </w:r>
+          </w:p>
+        </w:tc>
+      </w:tr>
+      <w:tr>
+        <w:trPr>
+          <w:cantSplit/>
+        </w:trPr>
+        <w:tc>
+          <w:tcPr>
+            <w:tcW w:type="dxa" w:w="2520"/>
+            <w:vAlign w:val="center"/>
+          </w:tcPr>
+          <w:p>
+            <w:pPr>
+              <w:keepLines/>
+              <w:spacing w:after="0"/>
+            </w:pPr>
+            <w:r>
+              <w:rPr>
+                <w:rFonts w:ascii="Arial" w:hAnsi="Arial" w:eastAsia="Arial" w:cs="Tahoma"/>
+                <w:sz w:val="18"/>
+              </w:rPr>
+            </w:r>
+            <w:r>
+              <w:rPr>
+                <w:rFonts w:ascii="Arial" w:hAnsi="Arial" w:eastAsia="Arial" w:cs="Tahoma"/>
+                <w:sz w:val="18"/>
+              </w:rPr>
+              <w:t>compensationHistories[].accountingStatus</w:t>
+            </w:r>
+          </w:p>
+        </w:tc>
+        <w:tc>
+          <w:tcPr>
+            <w:tcW w:type="dxa" w:w="2520"/>
+            <w:vAlign w:val="center"/>
+          </w:tcPr>
+          <w:p>
+            <w:pPr>
+              <w:keepLines/>
+              <w:spacing w:after="0"/>
+            </w:pPr>
+            <w:r>
+              <w:rPr>
+                <w:rFonts w:ascii="Arial" w:hAnsi="Arial" w:eastAsia="Arial" w:cs="Tahoma"/>
+                <w:sz w:val="18"/>
+              </w:rPr>
+            </w:r>
+            <w:r>
+              <w:rPr>
+                <w:rFonts w:ascii="Arial" w:hAnsi="Arial" w:eastAsia="Arial" w:cs="Tahoma"/>
+                <w:sz w:val="18"/>
+              </w:rPr>
+              <w:t>string</w:t>
+            </w:r>
+          </w:p>
+        </w:tc>
+        <w:tc>
+          <w:tcPr>
+            <w:tcW w:type="dxa" w:w="2520"/>
+            <w:vAlign w:val="center"/>
+          </w:tcPr>
+          <w:p>
+            <w:pPr>
+              <w:keepLines/>
+              <w:spacing w:after="0"/>
+            </w:pPr>
+            <w:r>
+              <w:rPr>
+                <w:rFonts w:ascii="Arial" w:hAnsi="Arial" w:eastAsia="Arial" w:cs="Tahoma"/>
+                <w:sz w:val="18"/>
+              </w:rPr>
+            </w:r>
+            <w:r>
+              <w:rPr>
+                <w:rFonts w:ascii="Arial" w:hAnsi="Arial" w:eastAsia="Arial" w:cs="Tahoma"/>
+                <w:sz w:val="18"/>
+              </w:rPr>
+              <w:t>Yes</w:t>
+            </w:r>
+          </w:p>
+        </w:tc>
+        <w:tc>
+          <w:tcPr>
+            <w:tcW w:type="dxa" w:w="2520"/>
+            <w:vAlign w:val="center"/>
+          </w:tcPr>
+          <w:p>
+            <w:pPr>
+              <w:keepLines/>
+              <w:spacing w:after="0"/>
+            </w:pPr>
+            <w:r>
+              <w:rPr>
+                <w:rFonts w:ascii="Arial" w:hAnsi="Arial" w:eastAsia="Arial" w:cs="Tahoma"/>
+                <w:sz w:val="18"/>
+              </w:rPr>
+            </w:r>
+            <w:r>
+              <w:rPr>
+                <w:rFonts w:ascii="Arial" w:hAnsi="Arial" w:eastAsia="Arial" w:cs="Tahoma"/>
+                <w:sz w:val="18"/>
+              </w:rPr>
+              <w:t>UTF-8; use value domain described by endpoint purpose</w:t>
+            </w:r>
+          </w:p>
+        </w:tc>
+      </w:tr>
+      <w:tr>
+        <w:trPr>
+          <w:cantSplit/>
+        </w:trPr>
+        <w:tc>
+          <w:tcPr>
+            <w:tcW w:type="dxa" w:w="2520"/>
+            <w:vAlign w:val="center"/>
+          </w:tcPr>
+          <w:p>
+            <w:pPr>
+              <w:keepLines/>
+              <w:spacing w:after="0"/>
+            </w:pPr>
+            <w:r>
+              <w:rPr>
+                <w:rFonts w:ascii="Arial" w:hAnsi="Arial" w:eastAsia="Arial" w:cs="Tahoma"/>
+                <w:sz w:val="18"/>
+              </w:rPr>
+            </w:r>
+            <w:r>
+              <w:rPr>
+                <w:rFonts w:ascii="Arial" w:hAnsi="Arial" w:eastAsia="Arial" w:cs="Tahoma"/>
+                <w:sz w:val="18"/>
+              </w:rPr>
+              <w:t>considerationLogs</w:t>
+            </w:r>
+          </w:p>
+        </w:tc>
+        <w:tc>
+          <w:tcPr>
+            <w:tcW w:type="dxa" w:w="2520"/>
+            <w:vAlign w:val="center"/>
+          </w:tcPr>
+          <w:p>
+            <w:pPr>
+              <w:keepLines/>
+              <w:spacing w:after="0"/>
+            </w:pPr>
+            <w:r>
+              <w:rPr>
+                <w:rFonts w:ascii="Arial" w:hAnsi="Arial" w:eastAsia="Arial" w:cs="Tahoma"/>
+                <w:sz w:val="18"/>
+              </w:rPr>
+            </w:r>
+            <w:r>
+              <w:rPr>
+                <w:rFonts w:ascii="Arial" w:hAnsi="Arial" w:eastAsia="Arial" w:cs="Tahoma"/>
+                <w:sz w:val="18"/>
+              </w:rPr>
+              <w:t>array&lt;object&gt;</w:t>
+            </w:r>
+          </w:p>
+        </w:tc>
+        <w:tc>
+          <w:tcPr>
+            <w:tcW w:type="dxa" w:w="2520"/>
+            <w:vAlign w:val="center"/>
+          </w:tcPr>
+          <w:p>
+            <w:pPr>
+              <w:keepLines/>
+              <w:spacing w:after="0"/>
+            </w:pPr>
+            <w:r>
+              <w:rPr>
+                <w:rFonts w:ascii="Arial" w:hAnsi="Arial" w:eastAsia="Arial" w:cs="Tahoma"/>
+                <w:sz w:val="18"/>
+              </w:rPr>
+            </w:r>
+            <w:r>
+              <w:rPr>
+                <w:rFonts w:ascii="Arial" w:hAnsi="Arial" w:eastAsia="Arial" w:cs="Tahoma"/>
+                <w:sz w:val="18"/>
+              </w:rPr>
+              <w:t>Yes</w:t>
+            </w:r>
+          </w:p>
+        </w:tc>
+        <w:tc>
+          <w:tcPr>
+            <w:tcW w:type="dxa" w:w="2520"/>
+            <w:vAlign w:val="center"/>
+          </w:tcPr>
+          <w:p>
+            <w:pPr>
+              <w:keepLines/>
+              <w:spacing w:after="0"/>
+            </w:pPr>
+            <w:r>
+              <w:rPr>
+                <w:rFonts w:ascii="Arial" w:hAnsi="Arial" w:eastAsia="Arial" w:cs="Tahoma"/>
+                <w:sz w:val="18"/>
+              </w:rPr>
+            </w:r>
+            <w:r>
+              <w:rPr>
+                <w:rFonts w:ascii="Arial" w:hAnsi="Arial" w:eastAsia="Arial" w:cs="Tahoma"/>
+                <w:sz w:val="18"/>
+              </w:rPr>
+              <w:t>JSON array; element type shown in Type column</w:t>
+            </w:r>
+          </w:p>
+        </w:tc>
+      </w:tr>
+      <w:tr>
+        <w:trPr>
+          <w:cantSplit/>
+        </w:trPr>
+        <w:tc>
+          <w:tcPr>
+            <w:tcW w:type="dxa" w:w="2520"/>
+            <w:vAlign w:val="center"/>
+          </w:tcPr>
+          <w:p>
+            <w:pPr>
+              <w:keepLines/>
+              <w:spacing w:after="0"/>
+            </w:pPr>
+            <w:r>
+              <w:rPr>
+                <w:rFonts w:ascii="Arial" w:hAnsi="Arial" w:eastAsia="Arial" w:cs="Tahoma"/>
+                <w:sz w:val="18"/>
+              </w:rPr>
+            </w:r>
+            <w:r>
+              <w:rPr>
+                <w:rFonts w:ascii="Arial" w:hAnsi="Arial" w:eastAsia="Arial" w:cs="Tahoma"/>
+                <w:sz w:val="18"/>
+              </w:rPr>
+              <w:t>considerationLogs[].sectionCode</w:t>
+            </w:r>
+          </w:p>
+        </w:tc>
+        <w:tc>
+          <w:tcPr>
+            <w:tcW w:type="dxa" w:w="2520"/>
+            <w:vAlign w:val="center"/>
+          </w:tcPr>
+          <w:p>
+            <w:pPr>
+              <w:keepLines/>
+              <w:spacing w:after="0"/>
+            </w:pPr>
+            <w:r>
+              <w:rPr>
+                <w:rFonts w:ascii="Arial" w:hAnsi="Arial" w:eastAsia="Arial" w:cs="Tahoma"/>
+                <w:sz w:val="18"/>
+              </w:rPr>
+            </w:r>
+            <w:r>
+              <w:rPr>
+                <w:rFonts w:ascii="Arial" w:hAnsi="Arial" w:eastAsia="Arial" w:cs="Tahoma"/>
+                <w:sz w:val="18"/>
+              </w:rPr>
+              <w:t>string</w:t>
+            </w:r>
+          </w:p>
+        </w:tc>
+        <w:tc>
+          <w:tcPr>
+            <w:tcW w:type="dxa" w:w="2520"/>
+            <w:vAlign w:val="center"/>
+          </w:tcPr>
+          <w:p>
+            <w:pPr>
+              <w:keepLines/>
+              <w:spacing w:after="0"/>
+            </w:pPr>
+            <w:r>
+              <w:rPr>
+                <w:rFonts w:ascii="Arial" w:hAnsi="Arial" w:eastAsia="Arial" w:cs="Tahoma"/>
+                <w:sz w:val="18"/>
+              </w:rPr>
+            </w:r>
+            <w:r>
+              <w:rPr>
+                <w:rFonts w:ascii="Arial" w:hAnsi="Arial" w:eastAsia="Arial" w:cs="Tahoma"/>
+                <w:sz w:val="18"/>
+              </w:rPr>
+              <w:t>Yes</w:t>
+            </w:r>
+          </w:p>
+        </w:tc>
+        <w:tc>
+          <w:tcPr>
+            <w:tcW w:type="dxa" w:w="2520"/>
+            <w:vAlign w:val="center"/>
+          </w:tcPr>
+          <w:p>
+            <w:pPr>
+              <w:keepLines/>
+              <w:spacing w:after="0"/>
+            </w:pPr>
+            <w:r>
+              <w:rPr>
+                <w:rFonts w:ascii="Arial" w:hAnsi="Arial" w:eastAsia="Arial" w:cs="Tahoma"/>
+                <w:sz w:val="18"/>
+              </w:rPr>
+            </w:r>
+            <w:r>
+              <w:rPr>
+                <w:rFonts w:ascii="Arial" w:hAnsi="Arial" w:eastAsia="Arial" w:cs="Tahoma"/>
+                <w:sz w:val="18"/>
+              </w:rPr>
+              <w:t>canonical code; do not replace with display label</w:t>
+            </w:r>
+          </w:p>
+        </w:tc>
+      </w:tr>
+      <w:tr>
+        <w:trPr>
+          <w:cantSplit/>
+        </w:trPr>
+        <w:tc>
+          <w:tcPr>
+            <w:tcW w:type="dxa" w:w="2520"/>
+            <w:vAlign w:val="center"/>
+          </w:tcPr>
+          <w:p>
+            <w:pPr>
+              <w:keepLines/>
+              <w:spacing w:after="0"/>
+            </w:pPr>
+            <w:r>
+              <w:rPr>
+                <w:rFonts w:ascii="Arial" w:hAnsi="Arial" w:eastAsia="Arial" w:cs="Tahoma"/>
+                <w:sz w:val="18"/>
+              </w:rPr>
+            </w:r>
+            <w:r>
+              <w:rPr>
+                <w:rFonts w:ascii="Arial" w:hAnsi="Arial" w:eastAsia="Arial" w:cs="Tahoma"/>
+                <w:sz w:val="18"/>
+              </w:rPr>
+              <w:t>considerationLogs[].result</w:t>
+            </w:r>
+          </w:p>
+        </w:tc>
+        <w:tc>
+          <w:tcPr>
+            <w:tcW w:type="dxa" w:w="2520"/>
+            <w:vAlign w:val="center"/>
+          </w:tcPr>
+          <w:p>
+            <w:pPr>
+              <w:keepLines/>
+              <w:spacing w:after="0"/>
+            </w:pPr>
+            <w:r>
+              <w:rPr>
+                <w:rFonts w:ascii="Arial" w:hAnsi="Arial" w:eastAsia="Arial" w:cs="Tahoma"/>
+                <w:sz w:val="18"/>
+              </w:rPr>
+            </w:r>
+            <w:r>
+              <w:rPr>
+                <w:rFonts w:ascii="Arial" w:hAnsi="Arial" w:eastAsia="Arial" w:cs="Tahoma"/>
+                <w:sz w:val="18"/>
+              </w:rPr>
+              <w:t>string</w:t>
+            </w:r>
+          </w:p>
+        </w:tc>
+        <w:tc>
+          <w:tcPr>
+            <w:tcW w:type="dxa" w:w="2520"/>
+            <w:vAlign w:val="center"/>
+          </w:tcPr>
+          <w:p>
+            <w:pPr>
+              <w:keepLines/>
+              <w:spacing w:after="0"/>
+            </w:pPr>
+            <w:r>
+              <w:rPr>
+                <w:rFonts w:ascii="Arial" w:hAnsi="Arial" w:eastAsia="Arial" w:cs="Tahoma"/>
+                <w:sz w:val="18"/>
+              </w:rPr>
+            </w:r>
+            <w:r>
+              <w:rPr>
+                <w:rFonts w:ascii="Arial" w:hAnsi="Arial" w:eastAsia="Arial" w:cs="Tahoma"/>
+                <w:sz w:val="18"/>
+              </w:rPr>
+              <w:t>Yes</w:t>
+            </w:r>
+          </w:p>
+        </w:tc>
+        <w:tc>
+          <w:tcPr>
+            <w:tcW w:type="dxa" w:w="2520"/>
+            <w:vAlign w:val="center"/>
+          </w:tcPr>
+          <w:p>
+            <w:pPr>
+              <w:keepLines/>
+              <w:spacing w:after="0"/>
+            </w:pPr>
+            <w:r>
+              <w:rPr>
+                <w:rFonts w:ascii="Arial" w:hAnsi="Arial" w:eastAsia="Arial" w:cs="Tahoma"/>
+                <w:sz w:val="18"/>
+              </w:rPr>
+            </w:r>
+            <w:r>
+              <w:rPr>
+                <w:rFonts w:ascii="Arial" w:hAnsi="Arial" w:eastAsia="Arial" w:cs="Tahoma"/>
+                <w:sz w:val="18"/>
+              </w:rPr>
+              <w:t xml:space="preserve">ช่อง </w:t>
+            </w:r>
+            <w:r>
+              <w:rPr>
+                <w:rFonts w:ascii="Arial" w:hAnsi="Arial" w:eastAsia="Arial" w:cs="Tahoma"/>
+                <w:b/>
+                <w:sz w:val="18"/>
+              </w:rPr>
+              <w:t>ผลการพิจารณา</w:t>
+            </w:r>
+            <w:r>
+              <w:rPr>
+                <w:rFonts w:ascii="Arial" w:hAnsi="Arial" w:eastAsia="Arial" w:cs="Tahoma"/>
+                <w:sz w:val="18"/>
+              </w:rPr>
+              <w:t xml:space="preserve"> (มีเฉพาะหน้า *ที่เกี่ยวข้อง*) — </w:t>
+            </w:r>
+            <w:r>
+              <w:rPr>
+                <w:rFonts w:ascii="Courier New" w:hAnsi="Courier New" w:eastAsia="Courier New" w:cs="Tahoma"/>
+                <w:sz w:val="18"/>
+              </w:rPr>
+              <w:t>APPROVE</w:t>
+            </w:r>
+            <w:r>
+              <w:rPr>
+                <w:rFonts w:ascii="Arial" w:hAnsi="Arial" w:eastAsia="Arial" w:cs="Tahoma"/>
+                <w:sz w:val="18"/>
+              </w:rPr>
+              <w:t xml:space="preserve"> / </w:t>
+            </w:r>
+            <w:r>
+              <w:rPr>
+                <w:rFonts w:ascii="Courier New" w:hAnsi="Courier New" w:eastAsia="Courier New" w:cs="Tahoma"/>
+                <w:sz w:val="18"/>
+              </w:rPr>
+              <w:t>REJECT</w:t>
+            </w:r>
+            <w:r>
+              <w:rPr>
+                <w:rFonts w:ascii="Arial" w:hAnsi="Arial" w:eastAsia="Arial" w:cs="Tahoma"/>
+                <w:sz w:val="18"/>
+              </w:rPr>
+              <w:t xml:space="preserve"> / </w:t>
+            </w:r>
+            <w:r>
+              <w:rPr>
+                <w:rFonts w:ascii="Courier New" w:hAnsi="Courier New" w:eastAsia="Courier New" w:cs="Tahoma"/>
+                <w:sz w:val="18"/>
+              </w:rPr>
+              <w:t>CANCELLED</w:t>
+            </w:r>
+            <w:r>
+              <w:rPr>
+                <w:rFonts w:ascii="Arial" w:hAnsi="Arial" w:eastAsia="Arial" w:cs="Tahoma"/>
+                <w:sz w:val="18"/>
+              </w:rPr>
+              <w:t xml:space="preserve"> / </w:t>
+            </w:r>
+            <w:r>
+              <w:rPr>
+                <w:rFonts w:ascii="Courier New" w:hAnsi="Courier New" w:eastAsia="Courier New" w:cs="Tahoma"/>
+                <w:sz w:val="18"/>
+              </w:rPr>
+              <w:t>NONE</w:t>
+            </w:r>
+            <w:r>
+              <w:rPr>
+                <w:rFonts w:ascii="Arial" w:hAnsi="Arial" w:eastAsia="Arial" w:cs="Tahoma"/>
+                <w:sz w:val="18"/>
+              </w:rPr>
+              <w:t xml:space="preserve"> · ดูจากผลพิจารณา </w:t>
+            </w:r>
+            <w:r>
+              <w:rPr>
+                <w:rFonts w:ascii="Arial" w:hAnsi="Arial" w:eastAsia="Arial" w:cs="Tahoma"/>
+                <w:b/>
+                <w:sz w:val="18"/>
+              </w:rPr>
+              <w:t>ล่าสุด</w:t>
+            </w:r>
+            <w:r>
+              <w:rPr>
+                <w:rFonts w:ascii="Arial" w:hAnsi="Arial" w:eastAsia="Arial" w:cs="Tahoma"/>
+                <w:sz w:val="18"/>
+              </w:rPr>
+              <w:t xml:space="preserve"> ของเอกสารใน </w:t>
+            </w:r>
+            <w:r>
+              <w:rPr>
+                <w:rFonts w:ascii="Courier New" w:hAnsi="Courier New" w:eastAsia="Courier New" w:cs="Tahoma"/>
+                <w:sz w:val="18"/>
+              </w:rPr>
+              <w:t>sgi_consideration_logs</w:t>
+            </w:r>
+            <w:r>
+              <w:rPr>
+                <w:rFonts w:ascii="Arial" w:hAnsi="Arial" w:eastAsia="Arial" w:cs="Tahoma"/>
+                <w:sz w:val="18"/>
+              </w:rPr>
+              <w:t xml:space="preserve"> ไม่ได้อยู่ที่หัวเอกสาร</w:t>
+            </w:r>
+          </w:p>
+        </w:tc>
+      </w:tr>
+      <w:tr>
+        <w:trPr>
+          <w:cantSplit/>
+        </w:trPr>
+        <w:tc>
+          <w:tcPr>
+            <w:tcW w:type="dxa" w:w="2520"/>
+            <w:vAlign w:val="center"/>
+          </w:tcPr>
+          <w:p>
+            <w:pPr>
+              <w:keepLines/>
+              <w:spacing w:after="0"/>
+            </w:pPr>
+            <w:r>
+              <w:rPr>
+                <w:rFonts w:ascii="Arial" w:hAnsi="Arial" w:eastAsia="Arial" w:cs="Tahoma"/>
+                <w:sz w:val="18"/>
+              </w:rPr>
+            </w:r>
+            <w:r>
+              <w:rPr>
+                <w:rFonts w:ascii="Arial" w:hAnsi="Arial" w:eastAsia="Arial" w:cs="Tahoma"/>
+                <w:sz w:val="18"/>
+              </w:rPr>
+              <w:t>considerationLogs[].resultCategory</w:t>
+            </w:r>
+          </w:p>
+        </w:tc>
+        <w:tc>
+          <w:tcPr>
+            <w:tcW w:type="dxa" w:w="2520"/>
+            <w:vAlign w:val="center"/>
+          </w:tcPr>
+          <w:p>
+            <w:pPr>
+              <w:keepLines/>
+              <w:spacing w:after="0"/>
+            </w:pPr>
+            <w:r>
+              <w:rPr>
+                <w:rFonts w:ascii="Arial" w:hAnsi="Arial" w:eastAsia="Arial" w:cs="Tahoma"/>
+                <w:sz w:val="18"/>
+              </w:rPr>
+            </w:r>
+            <w:r>
+              <w:rPr>
+                <w:rFonts w:ascii="Arial" w:hAnsi="Arial" w:eastAsia="Arial" w:cs="Tahoma"/>
+                <w:sz w:val="18"/>
+              </w:rPr>
+              <w:t>string</w:t>
+            </w:r>
+          </w:p>
+        </w:tc>
+        <w:tc>
+          <w:tcPr>
+            <w:tcW w:type="dxa" w:w="2520"/>
+            <w:vAlign w:val="center"/>
+          </w:tcPr>
+          <w:p>
+            <w:pPr>
+              <w:keepLines/>
+              <w:spacing w:after="0"/>
+            </w:pPr>
+            <w:r>
+              <w:rPr>
+                <w:rFonts w:ascii="Arial" w:hAnsi="Arial" w:eastAsia="Arial" w:cs="Tahoma"/>
+                <w:sz w:val="18"/>
+              </w:rPr>
+            </w:r>
+            <w:r>
+              <w:rPr>
+                <w:rFonts w:ascii="Arial" w:hAnsi="Arial" w:eastAsia="Arial" w:cs="Tahoma"/>
+                <w:sz w:val="18"/>
+              </w:rPr>
+              <w:t>Yes</w:t>
+            </w:r>
+          </w:p>
+        </w:tc>
+        <w:tc>
+          <w:tcPr>
+            <w:tcW w:type="dxa" w:w="2520"/>
+            <w:vAlign w:val="center"/>
+          </w:tcPr>
+          <w:p>
+            <w:pPr>
+              <w:keepLines/>
+              <w:spacing w:after="0"/>
+            </w:pPr>
+            <w:r>
+              <w:rPr>
+                <w:rFonts w:ascii="Arial" w:hAnsi="Arial" w:eastAsia="Arial" w:cs="Tahoma"/>
+                <w:sz w:val="18"/>
+              </w:rPr>
+            </w:r>
+            <w:r>
+              <w:rPr>
+                <w:rFonts w:ascii="Arial" w:hAnsi="Arial" w:eastAsia="Arial" w:cs="Tahoma"/>
+                <w:sz w:val="18"/>
+              </w:rPr>
+              <w:t>UTF-8; use value domain described by endpoint purpose</w:t>
+            </w:r>
+          </w:p>
+        </w:tc>
+      </w:tr>
+      <w:tr>
+        <w:trPr>
+          <w:cantSplit/>
+        </w:trPr>
+        <w:tc>
+          <w:tcPr>
+            <w:tcW w:type="dxa" w:w="2520"/>
+            <w:vAlign w:val="center"/>
+          </w:tcPr>
+          <w:p>
+            <w:pPr>
+              <w:keepLines/>
+              <w:spacing w:after="0"/>
+            </w:pPr>
+            <w:r>
+              <w:rPr>
+                <w:rFonts w:ascii="Arial" w:hAnsi="Arial" w:eastAsia="Arial" w:cs="Tahoma"/>
+                <w:sz w:val="18"/>
+              </w:rPr>
+            </w:r>
+            <w:r>
+              <w:rPr>
+                <w:rFonts w:ascii="Arial" w:hAnsi="Arial" w:eastAsia="Arial" w:cs="Tahoma"/>
+                <w:sz w:val="18"/>
+              </w:rPr>
+              <w:t>considerationLogs[].detail</w:t>
+            </w:r>
+          </w:p>
+        </w:tc>
+        <w:tc>
+          <w:tcPr>
+            <w:tcW w:type="dxa" w:w="2520"/>
+            <w:vAlign w:val="center"/>
+          </w:tcPr>
+          <w:p>
+            <w:pPr>
+              <w:keepLines/>
+              <w:spacing w:after="0"/>
+            </w:pPr>
+            <w:r>
+              <w:rPr>
+                <w:rFonts w:ascii="Arial" w:hAnsi="Arial" w:eastAsia="Arial" w:cs="Tahoma"/>
+                <w:sz w:val="18"/>
+              </w:rPr>
+            </w:r>
+            <w:r>
+              <w:rPr>
+                <w:rFonts w:ascii="Arial" w:hAnsi="Arial" w:eastAsia="Arial" w:cs="Tahoma"/>
+                <w:sz w:val="18"/>
+              </w:rPr>
+              <w:t>string</w:t>
+            </w:r>
+          </w:p>
+        </w:tc>
+        <w:tc>
+          <w:tcPr>
+            <w:tcW w:type="dxa" w:w="2520"/>
+            <w:vAlign w:val="center"/>
+          </w:tcPr>
+          <w:p>
+            <w:pPr>
+              <w:keepLines/>
+              <w:spacing w:after="0"/>
+            </w:pPr>
+            <w:r>
+              <w:rPr>
+                <w:rFonts w:ascii="Arial" w:hAnsi="Arial" w:eastAsia="Arial" w:cs="Tahoma"/>
+                <w:sz w:val="18"/>
+              </w:rPr>
+            </w:r>
+            <w:r>
+              <w:rPr>
+                <w:rFonts w:ascii="Arial" w:hAnsi="Arial" w:eastAsia="Arial" w:cs="Tahoma"/>
+                <w:sz w:val="18"/>
+              </w:rPr>
+              <w:t>Yes</w:t>
+            </w:r>
+          </w:p>
+        </w:tc>
+        <w:tc>
+          <w:tcPr>
+            <w:tcW w:type="dxa" w:w="2520"/>
+            <w:vAlign w:val="center"/>
+          </w:tcPr>
+          <w:p>
+            <w:pPr>
+              <w:keepLines/>
+              <w:spacing w:after="0"/>
+            </w:pPr>
+            <w:r>
+              <w:rPr>
+                <w:rFonts w:ascii="Arial" w:hAnsi="Arial" w:eastAsia="Arial" w:cs="Tahoma"/>
+                <w:sz w:val="18"/>
+              </w:rPr>
+            </w:r>
+            <w:r>
+              <w:rPr>
+                <w:rFonts w:ascii="Arial" w:hAnsi="Arial" w:eastAsia="Arial" w:cs="Tahoma"/>
+                <w:sz w:val="18"/>
+              </w:rPr>
+              <w:t>UTF-8; use value domain described by endpoint purpose</w:t>
+            </w:r>
+          </w:p>
+        </w:tc>
+      </w:tr>
+      <w:tr>
+        <w:trPr>
+          <w:cantSplit/>
+        </w:trPr>
+        <w:tc>
+          <w:tcPr>
+            <w:tcW w:type="dxa" w:w="2520"/>
+            <w:vAlign w:val="center"/>
+          </w:tcPr>
+          <w:p>
+            <w:pPr>
+              <w:keepLines/>
+              <w:spacing w:after="0"/>
+            </w:pPr>
+            <w:r>
+              <w:rPr>
+                <w:rFonts w:ascii="Arial" w:hAnsi="Arial" w:eastAsia="Arial" w:cs="Tahoma"/>
+                <w:sz w:val="18"/>
+              </w:rPr>
+            </w:r>
+            <w:r>
+              <w:rPr>
+                <w:rFonts w:ascii="Arial" w:hAnsi="Arial" w:eastAsia="Arial" w:cs="Tahoma"/>
+                <w:sz w:val="18"/>
+              </w:rPr>
+              <w:t>considerationLogs[].considerBy</w:t>
+            </w:r>
+          </w:p>
+        </w:tc>
+        <w:tc>
+          <w:tcPr>
+            <w:tcW w:type="dxa" w:w="2520"/>
+            <w:vAlign w:val="center"/>
+          </w:tcPr>
+          <w:p>
+            <w:pPr>
+              <w:keepLines/>
+              <w:spacing w:after="0"/>
+            </w:pPr>
+            <w:r>
+              <w:rPr>
+                <w:rFonts w:ascii="Arial" w:hAnsi="Arial" w:eastAsia="Arial" w:cs="Tahoma"/>
+                <w:sz w:val="18"/>
+              </w:rPr>
+            </w:r>
+            <w:r>
+              <w:rPr>
+                <w:rFonts w:ascii="Arial" w:hAnsi="Arial" w:eastAsia="Arial" w:cs="Tahoma"/>
+                <w:sz w:val="18"/>
+              </w:rPr>
+              <w:t>string</w:t>
+            </w:r>
+          </w:p>
+        </w:tc>
+        <w:tc>
+          <w:tcPr>
+            <w:tcW w:type="dxa" w:w="2520"/>
+            <w:vAlign w:val="center"/>
+          </w:tcPr>
+          <w:p>
+            <w:pPr>
+              <w:keepLines/>
+              <w:spacing w:after="0"/>
+            </w:pPr>
+            <w:r>
+              <w:rPr>
+                <w:rFonts w:ascii="Arial" w:hAnsi="Arial" w:eastAsia="Arial" w:cs="Tahoma"/>
+                <w:sz w:val="18"/>
+              </w:rPr>
+            </w:r>
+            <w:r>
+              <w:rPr>
+                <w:rFonts w:ascii="Arial" w:hAnsi="Arial" w:eastAsia="Arial" w:cs="Tahoma"/>
+                <w:sz w:val="18"/>
+              </w:rPr>
+              <w:t>Yes</w:t>
+            </w:r>
+          </w:p>
+        </w:tc>
+        <w:tc>
+          <w:tcPr>
+            <w:tcW w:type="dxa" w:w="2520"/>
+            <w:vAlign w:val="center"/>
+          </w:tcPr>
+          <w:p>
+            <w:pPr>
+              <w:keepLines/>
+              <w:spacing w:after="0"/>
+            </w:pPr>
+            <w:r>
+              <w:rPr>
+                <w:rFonts w:ascii="Arial" w:hAnsi="Arial" w:eastAsia="Arial" w:cs="Tahoma"/>
+                <w:sz w:val="18"/>
+              </w:rPr>
+            </w:r>
+            <w:r>
+              <w:rPr>
+                <w:rFonts w:ascii="Arial" w:hAnsi="Arial" w:eastAsia="Arial" w:cs="Tahoma"/>
+                <w:sz w:val="18"/>
+              </w:rPr>
+              <w:t>UTF-8; use value domain described by endpoint purpose</w:t>
+            </w:r>
+          </w:p>
+        </w:tc>
+      </w:tr>
+      <w:tr>
+        <w:trPr>
+          <w:cantSplit/>
+        </w:trPr>
+        <w:tc>
+          <w:tcPr>
+            <w:tcW w:type="dxa" w:w="2520"/>
+            <w:vAlign w:val="center"/>
+          </w:tcPr>
+          <w:p>
+            <w:pPr>
+              <w:keepLines/>
+              <w:spacing w:after="0"/>
+            </w:pPr>
+            <w:r>
+              <w:rPr>
+                <w:rFonts w:ascii="Arial" w:hAnsi="Arial" w:eastAsia="Arial" w:cs="Tahoma"/>
+                <w:sz w:val="18"/>
+              </w:rPr>
+            </w:r>
+            <w:r>
+              <w:rPr>
+                <w:rFonts w:ascii="Arial" w:hAnsi="Arial" w:eastAsia="Arial" w:cs="Tahoma"/>
+                <w:sz w:val="18"/>
+              </w:rPr>
+              <w:t>considerationLogs[].actionDatetime</w:t>
+            </w:r>
+          </w:p>
+        </w:tc>
+        <w:tc>
+          <w:tcPr>
+            <w:tcW w:type="dxa" w:w="2520"/>
+            <w:vAlign w:val="center"/>
+          </w:tcPr>
+          <w:p>
+            <w:pPr>
+              <w:keepLines/>
+              <w:spacing w:after="0"/>
+            </w:pPr>
+            <w:r>
+              <w:rPr>
+                <w:rFonts w:ascii="Arial" w:hAnsi="Arial" w:eastAsia="Arial" w:cs="Tahoma"/>
+                <w:sz w:val="18"/>
+              </w:rPr>
+            </w:r>
+            <w:r>
+              <w:rPr>
+                <w:rFonts w:ascii="Arial" w:hAnsi="Arial" w:eastAsia="Arial" w:cs="Tahoma"/>
+                <w:sz w:val="18"/>
+              </w:rPr>
+              <w:t>string</w:t>
+            </w:r>
+          </w:p>
+        </w:tc>
+        <w:tc>
+          <w:tcPr>
+            <w:tcW w:type="dxa" w:w="2520"/>
+            <w:vAlign w:val="center"/>
+          </w:tcPr>
+          <w:p>
+            <w:pPr>
+              <w:keepLines/>
+              <w:spacing w:after="0"/>
+            </w:pPr>
+            <w:r>
+              <w:rPr>
+                <w:rFonts w:ascii="Arial" w:hAnsi="Arial" w:eastAsia="Arial" w:cs="Tahoma"/>
+                <w:sz w:val="18"/>
+              </w:rPr>
+            </w:r>
+            <w:r>
+              <w:rPr>
+                <w:rFonts w:ascii="Arial" w:hAnsi="Arial" w:eastAsia="Arial" w:cs="Tahoma"/>
+                <w:sz w:val="18"/>
+              </w:rPr>
+              <w:t>Yes</w:t>
+            </w:r>
+          </w:p>
+        </w:tc>
+        <w:tc>
+          <w:tcPr>
+            <w:tcW w:type="dxa" w:w="2520"/>
+            <w:vAlign w:val="center"/>
+          </w:tcPr>
+          <w:p>
+            <w:pPr>
+              <w:keepLines/>
+              <w:spacing w:after="0"/>
+            </w:pPr>
+            <w:r>
+              <w:rPr>
+                <w:rFonts w:ascii="Arial" w:hAnsi="Arial" w:eastAsia="Arial" w:cs="Tahoma"/>
+                <w:sz w:val="18"/>
+              </w:rPr>
+            </w:r>
+            <w:r>
+              <w:rPr>
+                <w:rFonts w:ascii="Arial" w:hAnsi="Arial" w:eastAsia="Arial" w:cs="Tahoma"/>
+                <w:sz w:val="18"/>
+              </w:rPr>
+              <w:t>ISO-8601 ค.ศ.; nullable only when type includes null</w:t>
+            </w:r>
+          </w:p>
+        </w:tc>
+      </w:tr>
+      <w:tr>
+        <w:trPr>
+          <w:cantSplit/>
+        </w:trPr>
+        <w:tc>
+          <w:tcPr>
+            <w:tcW w:type="dxa" w:w="2520"/>
+            <w:vAlign w:val="center"/>
+          </w:tcPr>
+          <w:p>
+            <w:pPr>
+              <w:keepLines/>
+              <w:spacing w:after="0"/>
+            </w:pPr>
+            <w:r>
+              <w:rPr>
+                <w:rFonts w:ascii="Arial" w:hAnsi="Arial" w:eastAsia="Arial" w:cs="Tahoma"/>
+                <w:sz w:val="18"/>
+              </w:rPr>
+            </w:r>
+            <w:r>
+              <w:rPr>
+                <w:rFonts w:ascii="Arial" w:hAnsi="Arial" w:eastAsia="Arial" w:cs="Tahoma"/>
+                <w:sz w:val="18"/>
+              </w:rPr>
+              <w:t>allmapUrl</w:t>
+            </w:r>
+          </w:p>
+        </w:tc>
+        <w:tc>
+          <w:tcPr>
+            <w:tcW w:type="dxa" w:w="2520"/>
+            <w:vAlign w:val="center"/>
+          </w:tcPr>
+          <w:p>
+            <w:pPr>
+              <w:keepLines/>
+              <w:spacing w:after="0"/>
+            </w:pPr>
+            <w:r>
+              <w:rPr>
+                <w:rFonts w:ascii="Arial" w:hAnsi="Arial" w:eastAsia="Arial" w:cs="Tahoma"/>
+                <w:sz w:val="18"/>
+              </w:rPr>
+            </w:r>
+            <w:r>
+              <w:rPr>
+                <w:rFonts w:ascii="Arial" w:hAnsi="Arial" w:eastAsia="Arial" w:cs="Tahoma"/>
+                <w:sz w:val="18"/>
+              </w:rPr>
+              <w:t>string</w:t>
+            </w:r>
+          </w:p>
+        </w:tc>
+        <w:tc>
+          <w:tcPr>
+            <w:tcW w:type="dxa" w:w="2520"/>
+            <w:vAlign w:val="center"/>
+          </w:tcPr>
+          <w:p>
+            <w:pPr>
+              <w:keepLines/>
+              <w:spacing w:after="0"/>
+            </w:pPr>
+            <w:r>
+              <w:rPr>
+                <w:rFonts w:ascii="Arial" w:hAnsi="Arial" w:eastAsia="Arial" w:cs="Tahoma"/>
+                <w:sz w:val="18"/>
+              </w:rPr>
+            </w:r>
+            <w:r>
+              <w:rPr>
+                <w:rFonts w:ascii="Arial" w:hAnsi="Arial" w:eastAsia="Arial" w:cs="Tahoma"/>
+                <w:sz w:val="18"/>
+              </w:rPr>
+              <w:t>Yes</w:t>
+            </w:r>
+          </w:p>
+        </w:tc>
+        <w:tc>
+          <w:tcPr>
+            <w:tcW w:type="dxa" w:w="2520"/>
+            <w:vAlign w:val="center"/>
+          </w:tcPr>
+          <w:p>
+            <w:pPr>
+              <w:keepLines/>
+              <w:spacing w:after="0"/>
+            </w:pPr>
+            <w:r>
+              <w:rPr>
+                <w:rFonts w:ascii="Arial" w:hAnsi="Arial" w:eastAsia="Arial" w:cs="Tahoma"/>
+                <w:sz w:val="18"/>
+              </w:rPr>
+            </w:r>
+            <w:r>
+              <w:rPr>
+                <w:rFonts w:ascii="Arial" w:hAnsi="Arial" w:eastAsia="Arial" w:cs="Tahoma"/>
+                <w:sz w:val="18"/>
+              </w:rPr>
+              <w:t>UTF-8; use value domain described by endpoint purpose</w:t>
             </w:r>
           </w:p>
         </w:tc>
@@ -14013,7 +18906,56 @@
                 <w:rFonts w:ascii="Arial" w:hAnsi="Arial" w:eastAsia="Arial" w:cs="Tahoma"/>
                 <w:sz w:val="18"/>
               </w:rPr>
-              <w:t>number &gt;= 0 with 2 decimals</w:t>
+              <w:t xml:space="preserve">number &gt;= 0 with 2 decimals · ⚠️ มาจากคนละคอลัมน์ตามที่อยู่: ใน </w:t>
+            </w:r>
+            <w:r>
+              <w:rPr>
+                <w:rFonts w:ascii="Courier New" w:hAnsi="Courier New" w:eastAsia="Courier New" w:cs="Tahoma"/>
+                <w:sz w:val="18"/>
+              </w:rPr>
+              <w:t>newStores[]</w:t>
+            </w:r>
+            <w:r>
+              <w:rPr>
+                <w:rFonts w:ascii="Arial" w:hAnsi="Arial" w:eastAsia="Arial" w:cs="Tahoma"/>
+                <w:sz w:val="18"/>
+              </w:rPr>
+              <w:t xml:space="preserve"> = </w:t>
+            </w:r>
+            <w:r>
+              <w:rPr>
+                <w:rFonts w:ascii="Courier New" w:hAnsi="Courier New" w:eastAsia="Courier New" w:cs="Tahoma"/>
+                <w:sz w:val="18"/>
+              </w:rPr>
+              <w:t>sgi_document_new_stores.compensation_amount</w:t>
+            </w:r>
+            <w:r>
+              <w:rPr>
+                <w:rFonts w:ascii="Arial" w:hAnsi="Arial" w:eastAsia="Arial" w:cs="Tahoma"/>
+                <w:sz w:val="18"/>
+              </w:rPr>
+              <w:t xml:space="preserve"> · ใน </w:t>
+            </w:r>
+            <w:r>
+              <w:rPr>
+                <w:rFonts w:ascii="Courier New" w:hAnsi="Courier New" w:eastAsia="Courier New" w:cs="Tahoma"/>
+                <w:sz w:val="18"/>
+              </w:rPr>
+              <w:t>compensationHistories[]</w:t>
+            </w:r>
+            <w:r>
+              <w:rPr>
+                <w:rFonts w:ascii="Arial" w:hAnsi="Arial" w:eastAsia="Arial" w:cs="Tahoma"/>
+                <w:sz w:val="18"/>
+              </w:rPr>
+              <w:t xml:space="preserve"> = </w:t>
+            </w:r>
+            <w:r>
+              <w:rPr>
+                <w:rFonts w:ascii="Courier New" w:hAnsi="Courier New" w:eastAsia="Courier New" w:cs="Tahoma"/>
+                <w:sz w:val="18"/>
+              </w:rPr>
+              <w:t>sgi_compensation_histories.compensate_amount</w:t>
             </w:r>
           </w:p>
         </w:tc>
@@ -15805,7 +20747,107 @@
                 <w:rFonts w:ascii="Arial" w:hAnsi="Arial" w:eastAsia="Arial" w:cs="Tahoma"/>
                 <w:sz w:val="18"/>
               </w:rPr>
-              <w:t>UTF-8; use value domain described by endpoint purpose</w:t>
+              <w:t xml:space="preserve">ช่อง </w:t>
+            </w:r>
+            <w:r>
+              <w:rPr>
+                <w:rFonts w:ascii="Arial" w:hAnsi="Arial" w:eastAsia="Arial" w:cs="Tahoma"/>
+                <w:b/>
+                <w:sz w:val="18"/>
+              </w:rPr>
+              <w:t>ผลการพิจารณา</w:t>
+            </w:r>
+            <w:r>
+              <w:rPr>
+                <w:rFonts w:ascii="Arial" w:hAnsi="Arial" w:eastAsia="Arial" w:cs="Tahoma"/>
+                <w:sz w:val="18"/>
+              </w:rPr>
+              <w:t xml:space="preserve"> (มีเฉพาะหน้า *ที่เกี่ยวข้อง*) — </w:t>
+            </w:r>
+            <w:r>
+              <w:rPr>
+                <w:rFonts w:ascii="Courier New" w:hAnsi="Courier New" w:eastAsia="Courier New" w:cs="Tahoma"/>
+                <w:sz w:val="18"/>
+              </w:rPr>
+              <w:t>APPROVE</w:t>
+            </w:r>
+            <w:r>
+              <w:rPr>
+                <w:rFonts w:ascii="Arial" w:hAnsi="Arial" w:eastAsia="Arial" w:cs="Tahoma"/>
+                <w:sz w:val="18"/>
+              </w:rPr>
+              <w:t xml:space="preserve"> / </w:t>
+            </w:r>
+            <w:r>
+              <w:rPr>
+                <w:rFonts w:ascii="Courier New" w:hAnsi="Courier New" w:eastAsia="Courier New" w:cs="Tahoma"/>
+                <w:sz w:val="18"/>
+              </w:rPr>
+              <w:t>REJECT</w:t>
+            </w:r>
+            <w:r>
+              <w:rPr>
+                <w:rFonts w:ascii="Arial" w:hAnsi="Arial" w:eastAsia="Arial" w:cs="Tahoma"/>
+                <w:sz w:val="18"/>
+              </w:rPr>
+              <w:t xml:space="preserve"> / </w:t>
+            </w:r>
+            <w:r>
+              <w:rPr>
+                <w:rFonts w:ascii="Courier New" w:hAnsi="Courier New" w:eastAsia="Courier New" w:cs="Tahoma"/>
+                <w:sz w:val="18"/>
+              </w:rPr>
+              <w:t>CANCELLED</w:t>
+            </w:r>
+            <w:r>
+              <w:rPr>
+                <w:rFonts w:ascii="Arial" w:hAnsi="Arial" w:eastAsia="Arial" w:cs="Tahoma"/>
+                <w:sz w:val="18"/>
+              </w:rPr>
+              <w:t xml:space="preserve"> / </w:t>
+            </w:r>
+            <w:r>
+              <w:rPr>
+                <w:rFonts w:ascii="Courier New" w:hAnsi="Courier New" w:eastAsia="Courier New" w:cs="Tahoma"/>
+                <w:sz w:val="18"/>
+              </w:rPr>
+              <w:t>NONE</w:t>
+            </w:r>
+            <w:r>
+              <w:rPr>
+                <w:rFonts w:ascii="Arial" w:hAnsi="Arial" w:eastAsia="Arial" w:cs="Tahoma"/>
+                <w:sz w:val="18"/>
+              </w:rPr>
+              <w:t xml:space="preserve"> · ดูจากผลพิจารณา </w:t>
+            </w:r>
+            <w:r>
+              <w:rPr>
+                <w:rFonts w:ascii="Arial" w:hAnsi="Arial" w:eastAsia="Arial" w:cs="Tahoma"/>
+                <w:b/>
+                <w:sz w:val="18"/>
+              </w:rPr>
+              <w:t>ล่าสุด</w:t>
+            </w:r>
+            <w:r>
+              <w:rPr>
+                <w:rFonts w:ascii="Arial" w:hAnsi="Arial" w:eastAsia="Arial" w:cs="Tahoma"/>
+                <w:sz w:val="18"/>
+              </w:rPr>
+              <w:t xml:space="preserve"> ของเอกสารใน </w:t>
+            </w:r>
+            <w:r>
+              <w:rPr>
+                <w:rFonts w:ascii="Courier New" w:hAnsi="Courier New" w:eastAsia="Courier New" w:cs="Tahoma"/>
+                <w:sz w:val="18"/>
+              </w:rPr>
+              <w:t>sgi_consideration_logs</w:t>
+            </w:r>
+            <w:r>
+              <w:rPr>
+                <w:rFonts w:ascii="Arial" w:hAnsi="Arial" w:eastAsia="Arial" w:cs="Tahoma"/>
+                <w:sz w:val="18"/>
+              </w:rPr>
+              <w:t xml:space="preserve"> ไม่ได้อยู่ที่หัวเอกสาร</w:t>
             </w:r>
           </w:p>
         </w:tc>
@@ -18151,6 +23193,60 @@
         <w:t xml:space="preserve">  };</w:t>
         <w:br/>
         <w:t xml:space="preserve">  newStores: unknown[];</w:t>
+        <w:br/>
+        <w:t xml:space="preserve">  competitors: {</w:t>
+        <w:br/>
+        <w:t xml:space="preserve">    competitorCode: string;</w:t>
+        <w:br/>
+        <w:t xml:space="preserve">    nameTh: string;</w:t>
+        <w:br/>
+        <w:t xml:space="preserve">    branchTh: string;</w:t>
+        <w:br/>
+        <w:t xml:space="preserve">    openedDate: string;</w:t>
+        <w:br/>
+        <w:t xml:space="preserve">    impactDate: string;</w:t>
+        <w:br/>
+        <w:t xml:space="preserve">    detail: string;</w:t>
+        <w:br/>
+        <w:t xml:space="preserve">    sourceSystem: string;</w:t>
+        <w:br/>
+        <w:t xml:space="preserve">  }[];</w:t>
+        <w:br/>
+        <w:t xml:space="preserve">  externalFactors: {</w:t>
+        <w:br/>
+        <w:t xml:space="preserve">    factorCode: string;</w:t>
+        <w:br/>
+        <w:t xml:space="preserve">    factorName: string;</w:t>
+        <w:br/>
+        <w:t xml:space="preserve">    dateFrom: string;</w:t>
+        <w:br/>
+        <w:t xml:space="preserve">    dateTo: string | null;</w:t>
+        <w:br/>
+        <w:t xml:space="preserve">    detail: string;</w:t>
+        <w:br/>
+        <w:t xml:space="preserve">  }[];</w:t>
+        <w:br/>
+        <w:t xml:space="preserve">  attachments: {</w:t>
+        <w:br/>
+        <w:t xml:space="preserve">    attachId: number;</w:t>
+        <w:br/>
+        <w:t xml:space="preserve">    fileName: string;</w:t>
+        <w:br/>
+        <w:t xml:space="preserve">    fileSize: number;</w:t>
+        <w:br/>
+        <w:t xml:space="preserve">    mimeType: string;</w:t>
+        <w:br/>
+        <w:t xml:space="preserve">    sectionCode: string;</w:t>
+        <w:br/>
+        <w:t xml:space="preserve">    scanStatus: string;</w:t>
+        <w:br/>
+        <w:t xml:space="preserve">    uploadedBy: string;</w:t>
+        <w:br/>
+        <w:t xml:space="preserve">    uploadedAt: string;</w:t>
+        <w:br/>
+        <w:t xml:space="preserve">  }[];</w:t>
+        <w:br/>
+        <w:t xml:space="preserve">  // TODO: field ที่เหลือดูจากตาราง API ในเอกสารนี้</w:t>
         <w:br/>
         <w:t>}</w:t>
         <w:br/>

--- a/LLDD/word/FE/LLDD-FE-Document-Detail.docx
+++ b/LLDD/word/FE/LLDD-FE-Document-Detail.docx
@@ -1534,7 +1534,7 @@
       <w:r>
         <w:drawing>
           <wp:inline xmlns:a="http://schemas.openxmlformats.org/drawingml/2006/main" xmlns:pic="http://schemas.openxmlformats.org/drawingml/2006/picture">
-            <wp:extent cx="5669280" cy="5657469"/>
+            <wp:extent cx="5669280" cy="5342509"/>
             <wp:docPr id="1" name="Picture 1"/>
             <wp:cNvGraphicFramePr>
               <a:graphicFrameLocks noChangeAspect="1"/>
@@ -1555,7 +1555,7 @@
                   <pic:spPr>
                     <a:xfrm>
                       <a:off x="0" y="0"/>
-                      <a:ext cx="5669280" cy="5657469"/>
+                      <a:ext cx="5669280" cy="5342509"/>
                     </a:xfrm>
                     <a:prstGeom prst="rect"/>
                   </pic:spPr>
